--- a/Week_01/Day_04/Lab/Day_04_Lab_Guide.docx
+++ b/Week_01/Day_04/Lab/Day_04_Lab_Guide.docx
@@ -3,310 +3,597 @@
 <w:document xmlns:o="urn:schemas-microsoft-com:office:office" xmlns:r="http://schemas.openxmlformats.org/officeDocument/2006/relationships" xmlns:v="urn:schemas-microsoft-com:vml" xmlns:w="http://schemas.openxmlformats.org/wordprocessingml/2006/main" xmlns:w10="urn:schemas-microsoft-com:office:word" xmlns:wp="http://schemas.openxmlformats.org/drawingml/2006/wordprocessingDrawing" xmlns:pic="http://schemas.openxmlformats.org/drawingml/2006/picture" xmlns:wps="http://schemas.microsoft.com/office/word/2010/wordprocessingShape" xmlns:wpg="http://schemas.microsoft.com/office/word/2010/wordprocessingGroup" xmlns:mc="http://schemas.openxmlformats.org/markup-compatibility/2006" xmlns:wp14="http://schemas.microsoft.com/office/word/2010/wordprocessingDrawing" xmlns:w14="http://schemas.microsoft.com/office/word/2010/wordml" xmlns:w15="http://schemas.microsoft.com/office/word/2012/wordml" mc:Ignorable="w14 wp14 w15">
   <w:body>
     <w:p>
-      <w:pPr>
-        <w:pStyle w:val="Normal"/>
-        <w:rPr/>
-      </w:pPr>
       <w:r>
         <w:rPr>
           <w:b/>
           <w:color w:val="002B6C"/>
           <w:sz w:val="44"/>
         </w:rPr>
-        <w:t>Day 4 Lab Guide: Change Data Capture &amp; Debezium</w:t>
-      </w:r>
-    </w:p>
-    <w:p>
-      <w:pPr>
-        <w:pStyle w:val="Normal"/>
-        <w:rPr/>
-      </w:pPr>
-      <w:r>
-        <w:rPr/>
+        <w:t>Day 4 Lab Guide: Change Data Capture with Debezium</w:t>
+      </w:r>
+    </w:p>
+    <w:p>
+      <w:r>
+        <w:rPr>
+          <w:b w:val="0"/>
+          <w:i w:val="0"/>
+        </w:rPr>
         <w:t>Modern Data Engineering Series</w:t>
       </w:r>
     </w:p>
     <w:p>
-      <w:pPr>
-        <w:pStyle w:val="Normal"/>
-        <w:rPr/>
-      </w:pPr>
-      <w:r>
-        <w:rPr/>
-        <w:t>Client-ready practical lab guide for an 8-hour cross-platform session.</w:t>
+      <w:r>
+        <w:rPr>
+          <w:b w:val="0"/>
+          <w:i w:val="0"/>
+        </w:rPr>
+        <w:t>Extended lab guide covering 4 hands-on labs (~3.5 hours total).</w:t>
       </w:r>
     </w:p>
     <w:p>
       <w:pPr>
         <w:pStyle w:val="Heading1"/>
-        <w:rPr/>
-      </w:pPr>
-      <w:r>
-        <w:rPr/>
+      </w:pPr>
+      <w:r>
         <w:t>What Students Will Build</w:t>
       </w:r>
     </w:p>
     <w:p>
-      <w:pPr>
-        <w:pStyle w:val="Normal"/>
-        <w:rPr/>
-      </w:pPr>
-      <w:r>
-        <w:rPr/>
-        <w:t>Students build a practical CDC pipeline with PostgreSQL, Debezium, Kafka, Kafka Connect, Kafka UI, and a Python event inspector. Every exercise maps a command to a visible change in the source database, Kafka topic, connector status, or UI.</w:t>
+      <w:r>
+        <w:rPr>
+          <w:b w:val="0"/>
+          <w:i w:val="0"/>
+        </w:rPr>
+        <w:t>Students build a practical CDC pipeline with PostgreSQL, Debezium, Kafka, Kafka Connect, Kafka UI, and Python event inspector tools.</w:t>
       </w:r>
     </w:p>
     <w:p>
       <w:pPr>
         <w:pStyle w:val="ListBullet"/>
-        <w:numPr>
-          <w:ilvl w:val="0"/>
-          <w:numId w:val="1"/>
-        </w:numPr>
-        <w:rPr/>
-      </w:pPr>
-      <w:r>
-        <w:rPr/>
-        <w:t>PostgreSQL source: localhost:15432</w:t>
+      </w:pPr>
+      <w:r>
+        <w:t>PostgreSQL source: localhost:5432</w:t>
       </w:r>
     </w:p>
     <w:p>
       <w:pPr>
         <w:pStyle w:val="ListBullet"/>
-        <w:numPr>
-          <w:ilvl w:val="0"/>
-          <w:numId w:val="1"/>
-        </w:numPr>
-        <w:rPr/>
-      </w:pPr>
-      <w:r>
-        <w:rPr/>
-        <w:t>Kafka bootstrap from the local machine: localhost:19092</w:t>
+      </w:pPr>
+      <w:r>
+        <w:t>Kafka bootstrap: localhost:9092</w:t>
       </w:r>
     </w:p>
     <w:p>
       <w:pPr>
         <w:pStyle w:val="ListBullet"/>
-        <w:numPr>
-          <w:ilvl w:val="0"/>
-          <w:numId w:val="1"/>
-        </w:numPr>
-        <w:rPr/>
-      </w:pPr>
-      <w:r>
-        <w:rPr/>
-        <w:t>Kafka Connect REST: http://localhost:18083</w:t>
+      </w:pPr>
+      <w:r>
+        <w:t>Kafka Connect REST: http://localhost:8083</w:t>
       </w:r>
     </w:p>
     <w:p>
       <w:pPr>
         <w:pStyle w:val="ListBullet"/>
-        <w:numPr>
-          <w:ilvl w:val="0"/>
-          <w:numId w:val="1"/>
-        </w:numPr>
-        <w:rPr/>
-      </w:pPr>
-      <w:r>
-        <w:rPr/>
-        <w:t>Kafka UI: http://localhost:18080</w:t>
+      </w:pPr>
+      <w:r>
+        <w:t>Kafka UI: http://localhost:8080</w:t>
       </w:r>
     </w:p>
     <w:p>
       <w:pPr>
         <w:pStyle w:val="ListBullet"/>
-        <w:numPr>
-          <w:ilvl w:val="0"/>
-          <w:numId w:val="1"/>
-        </w:numPr>
-        <w:rPr/>
-      </w:pPr>
-      <w:r>
-        <w:rPr/>
-        <w:t>Lab files: Week_01/Day_04/Lab_Files_Client_Ready</w:t>
+      </w:pPr>
+      <w:r>
+        <w:t>Lab files: Week_01/Day_04/Lab_Files/</w:t>
       </w:r>
     </w:p>
     <w:p>
       <w:pPr>
         <w:pStyle w:val="Heading1"/>
-        <w:rPr/>
-      </w:pPr>
-      <w:r>
-        <w:rPr/>
+      </w:pPr>
+      <w:r>
         <w:t>Session Flow</w:t>
-      </w:r>
-    </w:p>
-    <w:p>
-      <w:pPr>
-        <w:pStyle w:val="ListBullet"/>
-        <w:numPr>
-          <w:ilvl w:val="0"/>
-          <w:numId w:val="1"/>
-        </w:numPr>
-        <w:rPr/>
-      </w:pPr>
-      <w:r>
-        <w:rPr/>
-        <w:t>Hour 1: CDC problem, lab topology, start services.</w:t>
-      </w:r>
-    </w:p>
-    <w:p>
-      <w:pPr>
-        <w:pStyle w:val="ListBullet"/>
-        <w:numPr>
-          <w:ilvl w:val="0"/>
-          <w:numId w:val="1"/>
-        </w:numPr>
-        <w:rPr/>
-      </w:pPr>
-      <w:r>
-        <w:rPr/>
-        <w:t>Hour 2: Register Debezium connector and inspect the initial snapshot.</w:t>
-      </w:r>
-    </w:p>
-    <w:p>
-      <w:pPr>
-        <w:pStyle w:val="ListBullet"/>
-        <w:numPr>
-          <w:ilvl w:val="0"/>
-          <w:numId w:val="1"/>
-        </w:numPr>
-        <w:rPr/>
-      </w:pPr>
-      <w:r>
-        <w:rPr/>
-        <w:t>Hours 3-4: Insert, update, delete, tombstones, offsets, and Kafka UI.</w:t>
-      </w:r>
-    </w:p>
-    <w:p>
-      <w:pPr>
-        <w:pStyle w:val="ListBullet"/>
-        <w:numPr>
-          <w:ilvl w:val="0"/>
-          <w:numId w:val="1"/>
-        </w:numPr>
-        <w:rPr/>
-      </w:pPr>
-      <w:r>
-        <w:rPr/>
-        <w:t>Hours 5-6: Incremental snapshot and flattened records.</w:t>
-      </w:r>
-    </w:p>
-    <w:p>
-      <w:pPr>
-        <w:pStyle w:val="ListBullet"/>
-        <w:numPr>
-          <w:ilvl w:val="0"/>
-          <w:numId w:val="1"/>
-        </w:numPr>
-        <w:rPr/>
-      </w:pPr>
-      <w:r>
-        <w:rPr/>
-        <w:t>Hour 7: Python inspector and restart recovery.</w:t>
-      </w:r>
-    </w:p>
-    <w:p>
-      <w:pPr>
-        <w:pStyle w:val="ListBullet"/>
-        <w:numPr>
-          <w:ilvl w:val="0"/>
-          <w:numId w:val="1"/>
-        </w:numPr>
-        <w:rPr/>
-      </w:pPr>
-      <w:r>
-        <w:rPr/>
-        <w:t>Hour 8: final challenge, cleanup, and review.</w:t>
-      </w:r>
-    </w:p>
-    <w:p>
-      <w:pPr>
-        <w:pStyle w:val="Heading1"/>
-        <w:rPr/>
-      </w:pPr>
-      <w:r>
-        <w:rPr/>
-        <w:t>Guided Exercises</w:t>
-      </w:r>
-    </w:p>
-    <w:p>
-      <w:pPr>
-        <w:pStyle w:val="Heading2"/>
-        <w:rPr/>
-      </w:pPr>
-      <w:r>
-        <w:rPr/>
-        <w:t>Exercise 1 - Start The Day 4 CDC Stack</w:t>
-      </w:r>
-    </w:p>
-    <w:p>
-      <w:pPr>
-        <w:pStyle w:val="Normal"/>
-        <w:rPr/>
-      </w:pPr>
-      <w:r>
-        <w:rPr/>
-        <w:t>The stack creates the same moving parts discussed in the slides: source database, Kafka broker, Connect worker, Debezium connector runtime, and Kafka UI.</w:t>
-      </w:r>
-    </w:p>
-    <w:p>
-      <w:pPr>
-        <w:pStyle w:val="Heading3"/>
-        <w:rPr/>
-      </w:pPr>
-      <w:r>
-        <w:rPr/>
-        <w:t>Commands</w:t>
       </w:r>
     </w:p>
     <w:tbl>
       <w:tblPr>
-        <w:tblW w:w="9072" w:type="dxa"/>
-        <w:jc w:val="start"/>
-        <w:tblInd w:w="108" w:type="dxa"/>
-        <w:tblLayout w:type="fixed"/>
-        <w:tblCellMar>
-          <w:top w:w="0" w:type="dxa"/>
-          <w:start w:w="108" w:type="dxa"/>
-          <w:bottom w:w="0" w:type="dxa"/>
-          <w:end w:w="108" w:type="dxa"/>
-        </w:tblCellMar>
-        <w:tblLook w:firstRow="1" w:noVBand="1" w:lastRow="0" w:firstColumn="1" w:lastColumn="0" w:noHBand="0" w:val="04a0"/>
+        <w:tblStyle w:val="TableGrid"/>
+        <w:tblW w:type="auto" w:w="0"/>
+        <w:tblLook w:firstColumn="1" w:firstRow="1" w:lastColumn="0" w:lastRow="0" w:noHBand="0" w:noVBand="1" w:val="04A0"/>
       </w:tblPr>
       <w:tblGrid>
-        <w:gridCol w:w="9072"/>
+        <w:gridCol w:w="3312"/>
+        <w:gridCol w:w="3312"/>
+        <w:gridCol w:w="3312"/>
       </w:tblGrid>
       <w:tr>
-        <w:trPr/>
         <w:tc>
           <w:tcPr>
-            <w:tcW w:w="9072" w:type="dxa"/>
-            <w:tcBorders/>
-            <w:shd w:fill="F2F2F2" w:val="clear"/>
-            <w:vAlign w:val="center"/>
+            <w:tcW w:type="dxa" w:w="3312"/>
           </w:tcPr>
           <w:p>
-            <w:pPr>
-              <w:pStyle w:val="Normal"/>
-              <w:widowControl/>
-              <w:bidi w:val="0"/>
-              <w:spacing w:lineRule="auto" w:line="276" w:before="0" w:after="200"/>
-              <w:jc w:val="start"/>
-              <w:rPr/>
-            </w:pPr>
             <w:r>
               <w:rPr>
-                <w:rFonts w:ascii="Consolas" w:hAnsi="Consolas"/>
-                <w:b w:val="false"/>
-                <w:color w:val="333333"/>
-                <w:sz w:val="18"/>
+                <w:b/>
+                <w:sz w:val="20"/>
               </w:rPr>
-              <w:t>cd Week_01/Day_04/Lab_Files</w:t>
-              <w:br/>
-              <w:t>docker compose up -d</w:t>
-              <w:br/>
-              <w:t>docker compose ps</w:t>
+              <w:t>Block</w:t>
+            </w:r>
+          </w:p>
+        </w:tc>
+        <w:tc>
+          <w:tcPr>
+            <w:tcW w:type="dxa" w:w="3312"/>
+          </w:tcPr>
+          <w:p>
+            <w:r>
+              <w:rPr>
+                <w:b/>
+                <w:sz w:val="20"/>
+              </w:rPr>
+              <w:t>Topic</w:t>
+            </w:r>
+          </w:p>
+        </w:tc>
+        <w:tc>
+          <w:tcPr>
+            <w:tcW w:type="dxa" w:w="3312"/>
+          </w:tcPr>
+          <w:p>
+            <w:r>
+              <w:rPr>
+                <w:b/>
+                <w:sz w:val="20"/>
+              </w:rPr>
+              <w:t>Duration</w:t>
+            </w:r>
+          </w:p>
+        </w:tc>
+      </w:tr>
+      <w:tr>
+        <w:tc>
+          <w:tcPr>
+            <w:tcW w:type="dxa" w:w="3312"/>
+          </w:tcPr>
+          <w:p>
+            <w:r>
+              <w:rPr>
+                <w:sz w:val="20"/>
+              </w:rPr>
+              <w:t>Lecture 1</w:t>
+            </w:r>
+          </w:p>
+        </w:tc>
+        <w:tc>
+          <w:tcPr>
+            <w:tcW w:type="dxa" w:w="3312"/>
+          </w:tcPr>
+          <w:p>
+            <w:r>
+              <w:rPr>
+                <w:sz w:val="20"/>
+              </w:rPr>
+              <w:t>CDC Architecture</w:t>
+            </w:r>
+          </w:p>
+        </w:tc>
+        <w:tc>
+          <w:tcPr>
+            <w:tcW w:type="dxa" w:w="3312"/>
+          </w:tcPr>
+          <w:p>
+            <w:r>
+              <w:rPr>
+                <w:sz w:val="20"/>
+              </w:rPr>
+              <w:t>60 min</w:t>
+            </w:r>
+          </w:p>
+        </w:tc>
+      </w:tr>
+      <w:tr>
+        <w:tc>
+          <w:tcPr>
+            <w:tcW w:type="dxa" w:w="3312"/>
+          </w:tcPr>
+          <w:p>
+            <w:r>
+              <w:rPr>
+                <w:sz w:val="20"/>
+              </w:rPr>
+              <w:t>Lecture 2</w:t>
+            </w:r>
+          </w:p>
+        </w:tc>
+        <w:tc>
+          <w:tcPr>
+            <w:tcW w:type="dxa" w:w="3312"/>
+          </w:tcPr>
+          <w:p>
+            <w:r>
+              <w:rPr>
+                <w:sz w:val="20"/>
+              </w:rPr>
+              <w:t>How Debezium Works</w:t>
+            </w:r>
+          </w:p>
+        </w:tc>
+        <w:tc>
+          <w:tcPr>
+            <w:tcW w:type="dxa" w:w="3312"/>
+          </w:tcPr>
+          <w:p>
+            <w:r>
+              <w:rPr>
+                <w:sz w:val="20"/>
+              </w:rPr>
+              <w:t>75 min</w:t>
+            </w:r>
+          </w:p>
+        </w:tc>
+      </w:tr>
+      <w:tr>
+        <w:tc>
+          <w:tcPr>
+            <w:tcW w:type="dxa" w:w="3312"/>
+          </w:tcPr>
+          <w:p>
+            <w:r>
+              <w:rPr>
+                <w:sz w:val="20"/>
+              </w:rPr>
+              <w:t>Break</w:t>
+            </w:r>
+          </w:p>
+        </w:tc>
+        <w:tc>
+          <w:tcPr>
+            <w:tcW w:type="dxa" w:w="3312"/>
+          </w:tcPr>
+          <w:p>
+            <w:r>
+              <w:rPr>
+                <w:sz w:val="20"/>
+              </w:rPr>
+            </w:r>
+          </w:p>
+        </w:tc>
+        <w:tc>
+          <w:tcPr>
+            <w:tcW w:type="dxa" w:w="3312"/>
+          </w:tcPr>
+          <w:p>
+            <w:r>
+              <w:rPr>
+                <w:sz w:val="20"/>
+              </w:rPr>
+              <w:t>15 min</w:t>
+            </w:r>
+          </w:p>
+        </w:tc>
+      </w:tr>
+      <w:tr>
+        <w:tc>
+          <w:tcPr>
+            <w:tcW w:type="dxa" w:w="3312"/>
+          </w:tcPr>
+          <w:p>
+            <w:r>
+              <w:rPr>
+                <w:sz w:val="20"/>
+              </w:rPr>
+              <w:t>Lecture 3</w:t>
+            </w:r>
+          </w:p>
+        </w:tc>
+        <w:tc>
+          <w:tcPr>
+            <w:tcW w:type="dxa" w:w="3312"/>
+          </w:tcPr>
+          <w:p>
+            <w:r>
+              <w:rPr>
+                <w:sz w:val="20"/>
+              </w:rPr>
+              <w:t>Debezium Connectors</w:t>
+            </w:r>
+          </w:p>
+        </w:tc>
+        <w:tc>
+          <w:tcPr>
+            <w:tcW w:type="dxa" w:w="3312"/>
+          </w:tcPr>
+          <w:p>
+            <w:r>
+              <w:rPr>
+                <w:sz w:val="20"/>
+              </w:rPr>
+              <w:t>60 min</w:t>
+            </w:r>
+          </w:p>
+        </w:tc>
+      </w:tr>
+      <w:tr>
+        <w:tc>
+          <w:tcPr>
+            <w:tcW w:type="dxa" w:w="3312"/>
+          </w:tcPr>
+          <w:p>
+            <w:r>
+              <w:rPr>
+                <w:sz w:val="20"/>
+              </w:rPr>
+              <w:t>Lunch</w:t>
+            </w:r>
+          </w:p>
+        </w:tc>
+        <w:tc>
+          <w:tcPr>
+            <w:tcW w:type="dxa" w:w="3312"/>
+          </w:tcPr>
+          <w:p>
+            <w:r>
+              <w:rPr>
+                <w:sz w:val="20"/>
+              </w:rPr>
+            </w:r>
+          </w:p>
+        </w:tc>
+        <w:tc>
+          <w:tcPr>
+            <w:tcW w:type="dxa" w:w="3312"/>
+          </w:tcPr>
+          <w:p>
+            <w:r>
+              <w:rPr>
+                <w:sz w:val="20"/>
+              </w:rPr>
+              <w:t>45 min</w:t>
+            </w:r>
+          </w:p>
+        </w:tc>
+      </w:tr>
+      <w:tr>
+        <w:tc>
+          <w:tcPr>
+            <w:tcW w:type="dxa" w:w="3312"/>
+          </w:tcPr>
+          <w:p>
+            <w:r>
+              <w:rPr>
+                <w:sz w:val="20"/>
+              </w:rPr>
+              <w:t>Lecture 4</w:t>
+            </w:r>
+          </w:p>
+        </w:tc>
+        <w:tc>
+          <w:tcPr>
+            <w:tcW w:type="dxa" w:w="3312"/>
+          </w:tcPr>
+          <w:p>
+            <w:r>
+              <w:rPr>
+                <w:sz w:val="20"/>
+              </w:rPr>
+              <w:t>Configuration Deep Dive</w:t>
+            </w:r>
+          </w:p>
+        </w:tc>
+        <w:tc>
+          <w:tcPr>
+            <w:tcW w:type="dxa" w:w="3312"/>
+          </w:tcPr>
+          <w:p>
+            <w:r>
+              <w:rPr>
+                <w:sz w:val="20"/>
+              </w:rPr>
+              <w:t>45 min</w:t>
+            </w:r>
+          </w:p>
+        </w:tc>
+      </w:tr>
+      <w:tr>
+        <w:tc>
+          <w:tcPr>
+            <w:tcW w:type="dxa" w:w="3312"/>
+          </w:tcPr>
+          <w:p>
+            <w:r>
+              <w:rPr>
+                <w:sz w:val="20"/>
+              </w:rPr>
+              <w:t>Lab 1</w:t>
+            </w:r>
+          </w:p>
+        </w:tc>
+        <w:tc>
+          <w:tcPr>
+            <w:tcW w:type="dxa" w:w="3312"/>
+          </w:tcPr>
+          <w:p>
+            <w:r>
+              <w:rPr>
+                <w:sz w:val="20"/>
+              </w:rPr>
+              <w:t>Basic CDC Setup &amp; Exploration</w:t>
+            </w:r>
+          </w:p>
+        </w:tc>
+        <w:tc>
+          <w:tcPr>
+            <w:tcW w:type="dxa" w:w="3312"/>
+          </w:tcPr>
+          <w:p>
+            <w:r>
+              <w:rPr>
+                <w:sz w:val="20"/>
+              </w:rPr>
+              <w:t>60 min</w:t>
+            </w:r>
+          </w:p>
+        </w:tc>
+      </w:tr>
+      <w:tr>
+        <w:tc>
+          <w:tcPr>
+            <w:tcW w:type="dxa" w:w="3312"/>
+          </w:tcPr>
+          <w:p>
+            <w:r>
+              <w:rPr>
+                <w:sz w:val="20"/>
+              </w:rPr>
+              <w:t>Break</w:t>
+            </w:r>
+          </w:p>
+        </w:tc>
+        <w:tc>
+          <w:tcPr>
+            <w:tcW w:type="dxa" w:w="3312"/>
+          </w:tcPr>
+          <w:p>
+            <w:r>
+              <w:rPr>
+                <w:sz w:val="20"/>
+              </w:rPr>
+            </w:r>
+          </w:p>
+        </w:tc>
+        <w:tc>
+          <w:tcPr>
+            <w:tcW w:type="dxa" w:w="3312"/>
+          </w:tcPr>
+          <w:p>
+            <w:r>
+              <w:rPr>
+                <w:sz w:val="20"/>
+              </w:rPr>
+              <w:t>15 min</w:t>
+            </w:r>
+          </w:p>
+        </w:tc>
+      </w:tr>
+      <w:tr>
+        <w:tc>
+          <w:tcPr>
+            <w:tcW w:type="dxa" w:w="3312"/>
+          </w:tcPr>
+          <w:p>
+            <w:r>
+              <w:rPr>
+                <w:sz w:val="20"/>
+              </w:rPr>
+              <w:t>Lab 2</w:t>
+            </w:r>
+          </w:p>
+        </w:tc>
+        <w:tc>
+          <w:tcPr>
+            <w:tcW w:type="dxa" w:w="3312"/>
+          </w:tcPr>
+          <w:p>
+            <w:r>
+              <w:rPr>
+                <w:sz w:val="20"/>
+              </w:rPr>
+              <w:t>Envelope vs Flat Formats</w:t>
+            </w:r>
+          </w:p>
+        </w:tc>
+        <w:tc>
+          <w:tcPr>
+            <w:tcW w:type="dxa" w:w="3312"/>
+          </w:tcPr>
+          <w:p>
+            <w:r>
+              <w:rPr>
+                <w:sz w:val="20"/>
+              </w:rPr>
+              <w:t>45 min</w:t>
+            </w:r>
+          </w:p>
+        </w:tc>
+      </w:tr>
+      <w:tr>
+        <w:tc>
+          <w:tcPr>
+            <w:tcW w:type="dxa" w:w="3312"/>
+          </w:tcPr>
+          <w:p>
+            <w:r>
+              <w:rPr>
+                <w:sz w:val="20"/>
+              </w:rPr>
+              <w:t>Lab 3</w:t>
+            </w:r>
+          </w:p>
+        </w:tc>
+        <w:tc>
+          <w:tcPr>
+            <w:tcW w:type="dxa" w:w="3312"/>
+          </w:tcPr>
+          <w:p>
+            <w:r>
+              <w:rPr>
+                <w:sz w:val="20"/>
+              </w:rPr>
+              <w:t>Schema Evolution &amp; Snapshots</w:t>
+            </w:r>
+          </w:p>
+        </w:tc>
+        <w:tc>
+          <w:tcPr>
+            <w:tcW w:type="dxa" w:w="3312"/>
+          </w:tcPr>
+          <w:p>
+            <w:r>
+              <w:rPr>
+                <w:sz w:val="20"/>
+              </w:rPr>
+              <w:t>45 min</w:t>
+            </w:r>
+          </w:p>
+        </w:tc>
+      </w:tr>
+      <w:tr>
+        <w:tc>
+          <w:tcPr>
+            <w:tcW w:type="dxa" w:w="3312"/>
+          </w:tcPr>
+          <w:p>
+            <w:r>
+              <w:rPr>
+                <w:sz w:val="20"/>
+              </w:rPr>
+              <w:t>Lab 4</w:t>
+            </w:r>
+          </w:p>
+        </w:tc>
+        <w:tc>
+          <w:tcPr>
+            <w:tcW w:type="dxa" w:w="3312"/>
+          </w:tcPr>
+          <w:p>
+            <w:r>
+              <w:rPr>
+                <w:sz w:val="20"/>
+              </w:rPr>
+              <w:t>Monitoring &amp; Troubleshooting</w:t>
+            </w:r>
+          </w:p>
+        </w:tc>
+        <w:tc>
+          <w:tcPr>
+            <w:tcW w:type="dxa" w:w="3312"/>
+          </w:tcPr>
+          <w:p>
+            <w:r>
+              <w:rPr>
+                <w:sz w:val="20"/>
+              </w:rPr>
+              <w:t>60 min</w:t>
             </w:r>
           </w:p>
         </w:tc>
@@ -314,216 +601,328 @@
     </w:tbl>
     <w:p>
       <w:pPr>
-        <w:pStyle w:val="Normal"/>
-        <w:rPr/>
-      </w:pPr>
-      <w:r>
-        <w:rPr/>
-      </w:r>
-    </w:p>
-    <w:p>
-      <w:pPr>
-        <w:pStyle w:val="Heading3"/>
-        <w:rPr/>
-      </w:pPr>
-      <w:r>
-        <w:rPr>
-          <w:color w:val="002B6C"/>
-        </w:rPr>
-        <w:t>Expected output / observation</w:t>
-      </w:r>
-    </w:p>
-    <w:p>
-      <w:pPr>
-        <w:pStyle w:val="ListBullet"/>
-        <w:numPr>
-          <w:ilvl w:val="0"/>
-          <w:numId w:val="1"/>
-        </w:numPr>
-        <w:rPr/>
-      </w:pPr>
-      <w:r>
-        <w:rPr/>
-        <w:t>Containers for postgres, kafka, zookeeper, connect, and kafka-ui are running.</w:t>
-      </w:r>
-    </w:p>
-    <w:p>
-      <w:pPr>
-        <w:pStyle w:val="ListBullet"/>
-        <w:numPr>
-          <w:ilvl w:val="0"/>
-          <w:numId w:val="1"/>
-        </w:numPr>
-        <w:rPr/>
-      </w:pPr>
-      <w:r>
-        <w:rPr/>
-        <w:t>Kafka UI is available at http://localhost:18080.</w:t>
-      </w:r>
-    </w:p>
-    <w:p>
-      <w:pPr>
-        <w:pStyle w:val="Heading3"/>
-        <w:rPr/>
-      </w:pPr>
-      <w:r>
-        <w:rPr>
-          <w:color w:val="002B6C"/>
-        </w:rPr>
-        <w:t>Mini Exercise</w:t>
-      </w:r>
-    </w:p>
-    <w:p>
-      <w:pPr>
-        <w:pStyle w:val="Normal"/>
-        <w:rPr/>
-      </w:pPr>
-      <w:r>
-        <w:rPr/>
-        <w:t>Which ports do local machine tools use for Kafka, Connect REST, Kafka UI, and PostgreSQL?</w:t>
-      </w:r>
-    </w:p>
-    <w:p>
-      <w:pPr>
-        <w:pStyle w:val="Heading3"/>
-        <w:rPr/>
-      </w:pPr>
-      <w:r>
-        <w:rPr>
-          <w:color w:val="002B6C"/>
-        </w:rPr>
-        <w:t>Solution</w:t>
-      </w:r>
-    </w:p>
-    <w:p>
-      <w:pPr>
-        <w:pStyle w:val="ListBullet"/>
-        <w:numPr>
-          <w:ilvl w:val="0"/>
-          <w:numId w:val="1"/>
-        </w:numPr>
-        <w:rPr/>
-      </w:pPr>
-      <w:r>
-        <w:rPr/>
-        <w:t>Kafka: localhost:19092</w:t>
-      </w:r>
-    </w:p>
-    <w:p>
-      <w:pPr>
-        <w:pStyle w:val="ListBullet"/>
-        <w:numPr>
-          <w:ilvl w:val="0"/>
-          <w:numId w:val="1"/>
-        </w:numPr>
-        <w:rPr/>
-      </w:pPr>
-      <w:r>
-        <w:rPr/>
-        <w:t>Connect REST: http://localhost:18083</w:t>
-      </w:r>
-    </w:p>
-    <w:p>
-      <w:pPr>
-        <w:pStyle w:val="ListBullet"/>
-        <w:numPr>
-          <w:ilvl w:val="0"/>
-          <w:numId w:val="1"/>
-        </w:numPr>
-        <w:rPr/>
-      </w:pPr>
-      <w:r>
-        <w:rPr/>
-        <w:t>Kafka UI: http://localhost:18080</w:t>
-      </w:r>
-    </w:p>
-    <w:p>
-      <w:pPr>
-        <w:pStyle w:val="ListBullet"/>
-        <w:numPr>
-          <w:ilvl w:val="0"/>
-          <w:numId w:val="1"/>
-        </w:numPr>
-        <w:rPr/>
-      </w:pPr>
-      <w:r>
-        <w:rPr/>
-        <w:t>PostgreSQL: localhost:15432</w:t>
-      </w:r>
-    </w:p>
-    <w:p>
-      <w:pPr>
-        <w:pStyle w:val="Heading2"/>
-        <w:rPr/>
-      </w:pPr>
-      <w:r>
-        <w:rPr/>
-        <w:t>Exercise 2 - Verify PostgreSQL Logical Replication</w:t>
-      </w:r>
-    </w:p>
-    <w:p>
-      <w:pPr>
-        <w:pStyle w:val="Normal"/>
-        <w:rPr/>
-      </w:pPr>
-      <w:r>
-        <w:rPr/>
-        <w:t>Debezium cannot stream PostgreSQL changes unless logical replication is available and the seed tables exist.</w:t>
-      </w:r>
-    </w:p>
-    <w:p>
-      <w:pPr>
-        <w:pStyle w:val="Heading3"/>
-        <w:rPr/>
-      </w:pPr>
-      <w:r>
-        <w:rPr/>
-        <w:t>Commands</w:t>
+        <w:pStyle w:val="Heading1"/>
+      </w:pPr>
+      <w:r>
+        <w:t>Lab Files Reference</w:t>
       </w:r>
     </w:p>
     <w:tbl>
       <w:tblPr>
-        <w:tblW w:w="9072" w:type="dxa"/>
-        <w:jc w:val="start"/>
-        <w:tblInd w:w="108" w:type="dxa"/>
-        <w:tblLayout w:type="fixed"/>
-        <w:tblCellMar>
-          <w:top w:w="0" w:type="dxa"/>
-          <w:start w:w="108" w:type="dxa"/>
-          <w:bottom w:w="0" w:type="dxa"/>
-          <w:end w:w="108" w:type="dxa"/>
-        </w:tblCellMar>
-        <w:tblLook w:firstRow="1" w:noVBand="1" w:lastRow="0" w:firstColumn="1" w:lastColumn="0" w:noHBand="0" w:val="04a0"/>
+        <w:tblStyle w:val="TableGrid"/>
+        <w:tblW w:type="auto" w:w="0"/>
+        <w:tblLook w:firstColumn="1" w:firstRow="1" w:lastColumn="0" w:lastRow="0" w:noHBand="0" w:noVBand="1" w:val="04A0"/>
       </w:tblPr>
       <w:tblGrid>
-        <w:gridCol w:w="9072"/>
+        <w:gridCol w:w="4968"/>
+        <w:gridCol w:w="4968"/>
       </w:tblGrid>
       <w:tr>
-        <w:trPr/>
         <w:tc>
           <w:tcPr>
-            <w:tcW w:w="9072" w:type="dxa"/>
-            <w:tcBorders/>
-            <w:shd w:fill="F2F2F2" w:val="clear"/>
-            <w:vAlign w:val="center"/>
+            <w:tcW w:type="dxa" w:w="4968"/>
           </w:tcPr>
           <w:p>
-            <w:pPr>
-              <w:pStyle w:val="Normal"/>
-              <w:widowControl/>
-              <w:bidi w:val="0"/>
-              <w:spacing w:lineRule="auto" w:line="276" w:before="0" w:after="200"/>
-              <w:jc w:val="start"/>
-              <w:rPr/>
-            </w:pPr>
             <w:r>
               <w:rPr>
-                <w:rFonts w:ascii="Consolas" w:hAnsi="Consolas"/>
-                <w:b w:val="false"/>
-                <w:color w:val="333333"/>
-                <w:sz w:val="18"/>
+                <w:b/>
+                <w:sz w:val="20"/>
               </w:rPr>
-              <w:t>docker compose exec -T postgres psql -U postgres -d inventory -c "SHOW wal_level; SHOW max_replication_slots; SELECT id,name,balance,status FROM customers ORDER BY id;"</w:t>
+              <w:t>File</w:t>
+            </w:r>
+          </w:p>
+        </w:tc>
+        <w:tc>
+          <w:tcPr>
+            <w:tcW w:type="dxa" w:w="4968"/>
+          </w:tcPr>
+          <w:p>
+            <w:r>
+              <w:rPr>
+                <w:b/>
+                <w:sz w:val="20"/>
+              </w:rPr>
+              <w:t>Purpose</w:t>
+            </w:r>
+          </w:p>
+        </w:tc>
+      </w:tr>
+      <w:tr>
+        <w:tc>
+          <w:tcPr>
+            <w:tcW w:type="dxa" w:w="4968"/>
+          </w:tcPr>
+          <w:p>
+            <w:r>
+              <w:rPr>
+                <w:sz w:val="20"/>
+              </w:rPr>
+              <w:t>docker-compose.yml</w:t>
+            </w:r>
+          </w:p>
+        </w:tc>
+        <w:tc>
+          <w:tcPr>
+            <w:tcW w:type="dxa" w:w="4968"/>
+          </w:tcPr>
+          <w:p>
+            <w:r>
+              <w:rPr>
+                <w:sz w:val="20"/>
+              </w:rPr>
+              <w:t>Infrastructure setup with healthchecks</w:t>
+            </w:r>
+          </w:p>
+        </w:tc>
+      </w:tr>
+      <w:tr>
+        <w:tc>
+          <w:tcPr>
+            <w:tcW w:type="dxa" w:w="4968"/>
+          </w:tcPr>
+          <w:p>
+            <w:r>
+              <w:rPr>
+                <w:sz w:val="20"/>
+              </w:rPr>
+              <w:t>init.sql</w:t>
+            </w:r>
+          </w:p>
+        </w:tc>
+        <w:tc>
+          <w:tcPr>
+            <w:tcW w:type="dxa" w:w="4968"/>
+          </w:tcPr>
+          <w:p>
+            <w:r>
+              <w:rPr>
+                <w:sz w:val="20"/>
+              </w:rPr>
+              <w:t>PostgreSQL schema and sample data</w:t>
+            </w:r>
+          </w:p>
+        </w:tc>
+      </w:tr>
+      <w:tr>
+        <w:tc>
+          <w:tcPr>
+            <w:tcW w:type="dxa" w:w="4968"/>
+          </w:tcPr>
+          <w:p>
+            <w:r>
+              <w:rPr>
+                <w:sz w:val="20"/>
+              </w:rPr>
+              <w:t>postgres-envelope-connector.json</w:t>
+            </w:r>
+          </w:p>
+        </w:tc>
+        <w:tc>
+          <w:tcPr>
+            <w:tcW w:type="dxa" w:w="4968"/>
+          </w:tcPr>
+          <w:p>
+            <w:r>
+              <w:rPr>
+                <w:sz w:val="20"/>
+              </w:rPr>
+              <w:t>Debezium connector — envelope format</w:t>
+            </w:r>
+          </w:p>
+        </w:tc>
+      </w:tr>
+      <w:tr>
+        <w:tc>
+          <w:tcPr>
+            <w:tcW w:type="dxa" w:w="4968"/>
+          </w:tcPr>
+          <w:p>
+            <w:r>
+              <w:rPr>
+                <w:sz w:val="20"/>
+              </w:rPr>
+              <w:t>postgres-flat-connector.json</w:t>
+            </w:r>
+          </w:p>
+        </w:tc>
+        <w:tc>
+          <w:tcPr>
+            <w:tcW w:type="dxa" w:w="4968"/>
+          </w:tcPr>
+          <w:p>
+            <w:r>
+              <w:rPr>
+                <w:sz w:val="20"/>
+              </w:rPr>
+              <w:t>Debezium connector — flat format with SMTs</w:t>
+            </w:r>
+          </w:p>
+        </w:tc>
+      </w:tr>
+      <w:tr>
+        <w:tc>
+          <w:tcPr>
+            <w:tcW w:type="dxa" w:w="4968"/>
+          </w:tcPr>
+          <w:p>
+            <w:r>
+              <w:rPr>
+                <w:sz w:val="20"/>
+              </w:rPr>
+              <w:t>postgres-snapshot-connector.json</w:t>
+            </w:r>
+          </w:p>
+        </w:tc>
+        <w:tc>
+          <w:tcPr>
+            <w:tcW w:type="dxa" w:w="4968"/>
+          </w:tcPr>
+          <w:p>
+            <w:r>
+              <w:rPr>
+                <w:sz w:val="20"/>
+              </w:rPr>
+              <w:t>Debezium connector — no_data snapshot mode</w:t>
+            </w:r>
+          </w:p>
+        </w:tc>
+      </w:tr>
+      <w:tr>
+        <w:tc>
+          <w:tcPr>
+            <w:tcW w:type="dxa" w:w="4968"/>
+          </w:tcPr>
+          <w:p>
+            <w:r>
+              <w:rPr>
+                <w:sz w:val="20"/>
+              </w:rPr>
+              <w:t>cdc_inspector.py</w:t>
+            </w:r>
+          </w:p>
+        </w:tc>
+        <w:tc>
+          <w:tcPr>
+            <w:tcW w:type="dxa" w:w="4968"/>
+          </w:tcPr>
+          <w:p>
+            <w:r>
+              <w:rPr>
+                <w:sz w:val="20"/>
+              </w:rPr>
+              <w:t>Consume and display CDC events from any topic</w:t>
+            </w:r>
+          </w:p>
+        </w:tc>
+      </w:tr>
+      <w:tr>
+        <w:tc>
+          <w:tcPr>
+            <w:tcW w:type="dxa" w:w="4968"/>
+          </w:tcPr>
+          <w:p>
+            <w:r>
+              <w:rPr>
+                <w:sz w:val="20"/>
+              </w:rPr>
+              <w:t>cdc_compare_formats.py</w:t>
+            </w:r>
+          </w:p>
+        </w:tc>
+        <w:tc>
+          <w:tcPr>
+            <w:tcW w:type="dxa" w:w="4968"/>
+          </w:tcPr>
+          <w:p>
+            <w:r>
+              <w:rPr>
+                <w:sz w:val="20"/>
+              </w:rPr>
+              <w:t>Side-by-side envelope vs flat comparison</w:t>
+            </w:r>
+          </w:p>
+        </w:tc>
+      </w:tr>
+      <w:tr>
+        <w:tc>
+          <w:tcPr>
+            <w:tcW w:type="dxa" w:w="4968"/>
+          </w:tcPr>
+          <w:p>
+            <w:r>
+              <w:rPr>
+                <w:sz w:val="20"/>
+              </w:rPr>
+              <w:t>schema_evolution_demo.py</w:t>
+            </w:r>
+          </w:p>
+        </w:tc>
+        <w:tc>
+          <w:tcPr>
+            <w:tcW w:type="dxa" w:w="4968"/>
+          </w:tcPr>
+          <w:p>
+            <w:r>
+              <w:rPr>
+                <w:sz w:val="20"/>
+              </w:rPr>
+              <w:t>Interactive schema change demo</w:t>
+            </w:r>
+          </w:p>
+        </w:tc>
+      </w:tr>
+      <w:tr>
+        <w:tc>
+          <w:tcPr>
+            <w:tcW w:type="dxa" w:w="4968"/>
+          </w:tcPr>
+          <w:p>
+            <w:r>
+              <w:rPr>
+                <w:sz w:val="20"/>
+              </w:rPr>
+              <w:t>cdc_monitor.py</w:t>
+            </w:r>
+          </w:p>
+        </w:tc>
+        <w:tc>
+          <w:tcPr>
+            <w:tcW w:type="dxa" w:w="4968"/>
+          </w:tcPr>
+          <w:p>
+            <w:r>
+              <w:rPr>
+                <w:sz w:val="20"/>
+              </w:rPr>
+              <w:t>Full pipeline monitoring and diagnostics tool</w:t>
+            </w:r>
+          </w:p>
+        </w:tc>
+      </w:tr>
+      <w:tr>
+        <w:tc>
+          <w:tcPr>
+            <w:tcW w:type="dxa" w:w="4968"/>
+          </w:tcPr>
+          <w:p>
+            <w:r>
+              <w:rPr>
+                <w:sz w:val="20"/>
+              </w:rPr>
+              <w:t>requirements.txt</w:t>
+            </w:r>
+          </w:p>
+        </w:tc>
+        <w:tc>
+          <w:tcPr>
+            <w:tcW w:type="dxa" w:w="4968"/>
+          </w:tcPr>
+          <w:p>
+            <w:r>
+              <w:rPr>
+                <w:sz w:val="20"/>
+              </w:rPr>
+              <w:t>Python dependencies</w:t>
             </w:r>
           </w:p>
         </w:tc>
@@ -531,17 +930,155 @@
     </w:tbl>
     <w:p>
       <w:pPr>
-        <w:pStyle w:val="Normal"/>
-        <w:rPr/>
-      </w:pPr>
-      <w:r>
-        <w:rPr/>
+        <w:pStyle w:val="Heading1"/>
+      </w:pPr>
+      <w:r>
+        <w:t>Lab 1: Basic CDC Setup &amp; Exploration (60 min)</w:t>
+      </w:r>
+    </w:p>
+    <w:p>
+      <w:pPr>
+        <w:pStyle w:val="Heading2"/>
+      </w:pPr>
+      <w:r>
+        <w:t>Objective</w:t>
+      </w:r>
+    </w:p>
+    <w:p>
+      <w:r>
+        <w:rPr>
+          <w:b w:val="0"/>
+          <w:i w:val="0"/>
+        </w:rPr>
+        <w:t>Set up a complete CDC pipeline using Debezium, PostgreSQL, and Kafka. Register a connector, make database changes, and observe the resulting change events in real time.</w:t>
+      </w:r>
+    </w:p>
+    <w:p>
+      <w:pPr>
+        <w:pStyle w:val="Heading2"/>
+      </w:pPr>
+      <w:r>
+        <w:t>Exercise 1.1 — Start the Infrastructure</w:t>
+      </w:r>
+    </w:p>
+    <w:p>
+      <w:r>
+        <w:rPr>
+          <w:b w:val="0"/>
+          <w:i w:val="0"/>
+        </w:rPr>
+        <w:t>Open a terminal and navigate to the lab files directory:</w:t>
+      </w:r>
+    </w:p>
+    <w:p>
+      <w:pPr>
+        <w:spacing w:before="0" w:after="0"/>
+      </w:pPr>
+      <w:r>
+        <w:rPr>
+          <w:rFonts w:ascii="Consolas" w:hAnsi="Consolas"/>
+          <w:color w:val="333333"/>
+          <w:sz w:val="18"/>
+        </w:rPr>
+        <w:t>cd Week_01/Day_04/Lab_Files</w:t>
+      </w:r>
+    </w:p>
+    <w:p>
+      <w:r>
+        <w:rPr>
+          <w:b w:val="0"/>
+          <w:i w:val="0"/>
+        </w:rPr>
+        <w:t>Start all services:</w:t>
+      </w:r>
+    </w:p>
+    <w:p>
+      <w:pPr>
+        <w:spacing w:before="0" w:after="0"/>
+      </w:pPr>
+      <w:r>
+        <w:rPr>
+          <w:rFonts w:ascii="Consolas" w:hAnsi="Consolas"/>
+          <w:color w:val="333333"/>
+          <w:sz w:val="18"/>
+        </w:rPr>
+        <w:t>docker compose up -d</w:t>
+      </w:r>
+    </w:p>
+    <w:p>
+      <w:r>
+        <w:rPr>
+          <w:b w:val="0"/>
+          <w:i w:val="0"/>
+        </w:rPr>
+        <w:t>This starts five services:</w:t>
+      </w:r>
+    </w:p>
+    <w:p>
+      <w:pPr>
+        <w:pStyle w:val="ListBullet"/>
+      </w:pPr>
+      <w:r>
+        <w:t>ZooKeeper — Kafka cluster coordination (port 2181)</w:t>
+      </w:r>
+    </w:p>
+    <w:p>
+      <w:pPr>
+        <w:pStyle w:val="ListBullet"/>
+      </w:pPr>
+      <w:r>
+        <w:t>Kafka — Message broker (port 9092)</w:t>
+      </w:r>
+    </w:p>
+    <w:p>
+      <w:pPr>
+        <w:pStyle w:val="ListBullet"/>
+      </w:pPr>
+      <w:r>
+        <w:t>PostgreSQL — Source database with sample data (port 5432)</w:t>
+      </w:r>
+    </w:p>
+    <w:p>
+      <w:pPr>
+        <w:pStyle w:val="ListBullet"/>
+      </w:pPr>
+      <w:r>
+        <w:t>Kafka Connect — Runs Debezium connectors (port 8083)</w:t>
+      </w:r>
+    </w:p>
+    <w:p>
+      <w:pPr>
+        <w:pStyle w:val="ListBullet"/>
+      </w:pPr>
+      <w:r>
+        <w:t>Kafka UI — Web interface for Kafka (port 8080)</w:t>
+      </w:r>
+    </w:p>
+    <w:p>
+      <w:r>
+        <w:rPr>
+          <w:b w:val="0"/>
+          <w:i w:val="0"/>
+        </w:rPr>
+        <w:t>Wait for all services to be healthy (60–90 seconds):</w:t>
+      </w:r>
+    </w:p>
+    <w:p>
+      <w:pPr>
+        <w:spacing w:before="0" w:after="0"/>
+      </w:pPr>
+      <w:r>
+        <w:rPr>
+          <w:rFonts w:ascii="Consolas" w:hAnsi="Consolas"/>
+          <w:color w:val="333333"/>
+          <w:sz w:val="18"/>
+        </w:rPr>
+        <w:t>docker compose ps</w:t>
       </w:r>
     </w:p>
     <w:p>
       <w:pPr>
         <w:pStyle w:val="Heading3"/>
-        <w:rPr/>
       </w:pPr>
       <w:r>
         <w:rPr>
@@ -553,71 +1090,337 @@
     <w:p>
       <w:pPr>
         <w:pStyle w:val="ListBullet"/>
-        <w:numPr>
-          <w:ilvl w:val="0"/>
-          <w:numId w:val="1"/>
-        </w:numPr>
-        <w:rPr/>
-      </w:pPr>
-      <w:r>
-        <w:rPr/>
-        <w:t>`wal_level` is logical.</w:t>
+      </w:pPr>
+      <w:r>
+        <w:t>All 5 containers show 'healthy' status.</w:t>
       </w:r>
     </w:p>
     <w:p>
       <w:pPr>
         <w:pStyle w:val="ListBullet"/>
-        <w:numPr>
-          <w:ilvl w:val="0"/>
-          <w:numId w:val="1"/>
-        </w:numPr>
-        <w:rPr/>
-      </w:pPr>
-      <w:r>
-        <w:rPr/>
-        <w:t>The customers table contains Alice, Bob, and Carol.</w:t>
+      </w:pPr>
+      <w:r>
+        <w:t>Kafka UI is available at http://localhost:8080.</w:t>
+      </w:r>
+    </w:p>
+    <w:p>
+      <w:pPr>
+        <w:pStyle w:val="Heading3"/>
+      </w:pPr>
+      <w:r>
+        <w:rPr>
+          <w:color w:val="002B6C"/>
+        </w:rPr>
+        <w:t>Mini Exercise</w:t>
+      </w:r>
+    </w:p>
+    <w:p>
+      <w:r>
+        <w:rPr>
+          <w:b w:val="0"/>
+          <w:i w:val="0"/>
+        </w:rPr>
+        <w:t>Which ports do local machine tools use for Kafka, Connect REST, Kafka UI, and PostgreSQL?</w:t>
+      </w:r>
+    </w:p>
+    <w:p>
+      <w:pPr>
+        <w:pStyle w:val="Heading3"/>
+      </w:pPr>
+      <w:r>
+        <w:rPr>
+          <w:color w:val="002B6C"/>
+        </w:rPr>
+        <w:t>Solution</w:t>
       </w:r>
     </w:p>
     <w:p>
       <w:pPr>
         <w:pStyle w:val="ListBullet"/>
-        <w:numPr>
-          <w:ilvl w:val="0"/>
-          <w:numId w:val="1"/>
-        </w:numPr>
-        <w:rPr/>
-      </w:pPr>
-      <w:r>
-        <w:rPr/>
-        <w:t>The table uses a primary key and lab seed data is ready.</w:t>
+      </w:pPr>
+      <w:r>
+        <w:t>Kafka: localhost:9092</w:t>
+      </w:r>
+    </w:p>
+    <w:p>
+      <w:pPr>
+        <w:pStyle w:val="ListBullet"/>
+      </w:pPr>
+      <w:r>
+        <w:t>Connect REST: http://localhost:8083</w:t>
+      </w:r>
+    </w:p>
+    <w:p>
+      <w:pPr>
+        <w:pStyle w:val="ListBullet"/>
+      </w:pPr>
+      <w:r>
+        <w:t>Kafka UI: http://localhost:8080</w:t>
+      </w:r>
+    </w:p>
+    <w:p>
+      <w:pPr>
+        <w:pStyle w:val="ListBullet"/>
+      </w:pPr>
+      <w:r>
+        <w:t>PostgreSQL: localhost:5432</w:t>
+      </w:r>
+    </w:p>
+    <w:p>
+      <w:pPr>
+        <w:pStyle w:val="Heading2"/>
+      </w:pPr>
+      <w:r>
+        <w:t>Exercise 1.2 — Verify the Database</w:t>
+      </w:r>
+    </w:p>
+    <w:p>
+      <w:r>
+        <w:rPr>
+          <w:b w:val="0"/>
+          <w:i w:val="0"/>
+        </w:rPr>
+        <w:t>Connect to PostgreSQL and inspect the sample data:</w:t>
+      </w:r>
+    </w:p>
+    <w:p>
+      <w:pPr>
+        <w:spacing w:before="0" w:after="0"/>
+      </w:pPr>
+      <w:r>
+        <w:rPr>
+          <w:rFonts w:ascii="Consolas" w:hAnsi="Consolas"/>
+          <w:color w:val="333333"/>
+          <w:sz w:val="18"/>
+        </w:rPr>
+        <w:t>docker exec -it day4_postgres psql -U postgres -d inventory</w:t>
+      </w:r>
+    </w:p>
+    <w:p>
+      <w:r>
+        <w:rPr>
+          <w:b w:val="0"/>
+          <w:i w:val="0"/>
+        </w:rPr>
+        <w:t>Run these queries:</w:t>
+      </w:r>
+    </w:p>
+    <w:p>
+      <w:pPr>
+        <w:spacing w:before="0" w:after="0"/>
+      </w:pPr>
+      <w:r>
+        <w:rPr>
+          <w:rFonts w:ascii="Consolas" w:hAnsi="Consolas"/>
+          <w:color w:val="333333"/>
+          <w:sz w:val="18"/>
+        </w:rPr>
+        <w:t>-- Check tables</w:t>
+      </w:r>
+    </w:p>
+    <w:p>
+      <w:pPr>
+        <w:spacing w:before="0" w:after="0"/>
+      </w:pPr>
+      <w:r>
+        <w:rPr>
+          <w:rFonts w:ascii="Consolas" w:hAnsi="Consolas"/>
+          <w:color w:val="333333"/>
+          <w:sz w:val="18"/>
+        </w:rPr>
+        <w:t>\dt</w:t>
+      </w:r>
+    </w:p>
+    <w:p>
+      <w:pPr>
+        <w:spacing w:before="0" w:after="0"/>
+      </w:pPr>
+      <w:r>
+        <w:rPr>
+          <w:rFonts w:ascii="Consolas" w:hAnsi="Consolas"/>
+          <w:color w:val="333333"/>
+          <w:sz w:val="18"/>
+        </w:rPr>
+      </w:r>
+    </w:p>
+    <w:p>
+      <w:pPr>
+        <w:spacing w:before="0" w:after="0"/>
+      </w:pPr>
+      <w:r>
+        <w:rPr>
+          <w:rFonts w:ascii="Consolas" w:hAnsi="Consolas"/>
+          <w:color w:val="333333"/>
+          <w:sz w:val="18"/>
+        </w:rPr>
+        <w:t>-- View customers</w:t>
+      </w:r>
+    </w:p>
+    <w:p>
+      <w:pPr>
+        <w:spacing w:before="0" w:after="0"/>
+      </w:pPr>
+      <w:r>
+        <w:rPr>
+          <w:rFonts w:ascii="Consolas" w:hAnsi="Consolas"/>
+          <w:color w:val="333333"/>
+          <w:sz w:val="18"/>
+        </w:rPr>
+        <w:t>SELECT * FROM customers;</w:t>
+      </w:r>
+    </w:p>
+    <w:p>
+      <w:pPr>
+        <w:spacing w:before="0" w:after="0"/>
+      </w:pPr>
+      <w:r>
+        <w:rPr>
+          <w:rFonts w:ascii="Consolas" w:hAnsi="Consolas"/>
+          <w:color w:val="333333"/>
+          <w:sz w:val="18"/>
+        </w:rPr>
+      </w:r>
+    </w:p>
+    <w:p>
+      <w:pPr>
+        <w:spacing w:before="0" w:after="0"/>
+      </w:pPr>
+      <w:r>
+        <w:rPr>
+          <w:rFonts w:ascii="Consolas" w:hAnsi="Consolas"/>
+          <w:color w:val="333333"/>
+          <w:sz w:val="18"/>
+        </w:rPr>
+        <w:t>-- View orders</w:t>
+      </w:r>
+    </w:p>
+    <w:p>
+      <w:pPr>
+        <w:spacing w:before="0" w:after="0"/>
+      </w:pPr>
+      <w:r>
+        <w:rPr>
+          <w:rFonts w:ascii="Consolas" w:hAnsi="Consolas"/>
+          <w:color w:val="333333"/>
+          <w:sz w:val="18"/>
+        </w:rPr>
+        <w:t>SELECT * FROM orders;</w:t>
+      </w:r>
+    </w:p>
+    <w:p>
+      <w:pPr>
+        <w:spacing w:before="0" w:after="0"/>
+      </w:pPr>
+      <w:r>
+        <w:rPr>
+          <w:rFonts w:ascii="Consolas" w:hAnsi="Consolas"/>
+          <w:color w:val="333333"/>
+          <w:sz w:val="18"/>
+        </w:rPr>
+      </w:r>
+    </w:p>
+    <w:p>
+      <w:pPr>
+        <w:spacing w:before="0" w:after="0"/>
+      </w:pPr>
+      <w:r>
+        <w:rPr>
+          <w:rFonts w:ascii="Consolas" w:hAnsi="Consolas"/>
+          <w:color w:val="333333"/>
+          <w:sz w:val="18"/>
+        </w:rPr>
+        <w:t>-- Check REPLICA IDENTITY (should be FULL for CDC)</w:t>
+      </w:r>
+    </w:p>
+    <w:p>
+      <w:pPr>
+        <w:spacing w:before="0" w:after="0"/>
+      </w:pPr>
+      <w:r>
+        <w:rPr>
+          <w:rFonts w:ascii="Consolas" w:hAnsi="Consolas"/>
+          <w:color w:val="333333"/>
+          <w:sz w:val="18"/>
+        </w:rPr>
+        <w:t>SELECT relname, relreplident</w:t>
+      </w:r>
+    </w:p>
+    <w:p>
+      <w:pPr>
+        <w:spacing w:before="0" w:after="0"/>
+      </w:pPr>
+      <w:r>
+        <w:rPr>
+          <w:rFonts w:ascii="Consolas" w:hAnsi="Consolas"/>
+          <w:color w:val="333333"/>
+          <w:sz w:val="18"/>
+        </w:rPr>
+        <w:t>FROM pg_class</w:t>
+      </w:r>
+    </w:p>
+    <w:p>
+      <w:pPr>
+        <w:spacing w:before="0" w:after="0"/>
+      </w:pPr>
+      <w:r>
+        <w:rPr>
+          <w:rFonts w:ascii="Consolas" w:hAnsi="Consolas"/>
+          <w:color w:val="333333"/>
+          <w:sz w:val="18"/>
+        </w:rPr>
+        <w:t>WHERE relname IN ('customers', 'orders');</w:t>
       </w:r>
     </w:p>
     <w:p>
       <w:pPr>
         <w:pStyle w:val="Heading3"/>
-        <w:rPr/>
       </w:pPr>
       <w:r>
         <w:rPr>
           <w:color w:val="002B6C"/>
         </w:rPr>
+        <w:t>Expected output / observation</w:t>
+      </w:r>
+    </w:p>
+    <w:p>
+      <w:pPr>
+        <w:pStyle w:val="ListBullet"/>
+      </w:pPr>
+      <w:r>
+        <w:t>relreplident = 'f' (FULL) for both customers and orders.</w:t>
+      </w:r>
+    </w:p>
+    <w:p>
+      <w:pPr>
+        <w:pStyle w:val="ListBullet"/>
+      </w:pPr>
+      <w:r>
+        <w:t>3 customers (Alice, Bob, Carol) and 3 orders are present.</w:t>
+      </w:r>
+    </w:p>
+    <w:p>
+      <w:pPr>
+        <w:pStyle w:val="Heading3"/>
+      </w:pPr>
+      <w:r>
+        <w:rPr>
+          <w:color w:val="002B6C"/>
+        </w:rPr>
         <w:t>Mini Exercise</w:t>
       </w:r>
     </w:p>
     <w:p>
-      <w:pPr>
-        <w:pStyle w:val="Normal"/>
-        <w:rPr/>
-      </w:pPr>
-      <w:r>
-        <w:rPr/>
-        <w:t>Why is logical replication more useful than repeatedly querying `updated_at` in this lab?</w:t>
+      <w:r>
+        <w:rPr>
+          <w:b w:val="0"/>
+          <w:i w:val="0"/>
+        </w:rPr>
+        <w:t>Why is REPLICA IDENTITY FULL required for this lab? What happens without it?</w:t>
       </w:r>
     </w:p>
     <w:p>
       <w:pPr>
         <w:pStyle w:val="Heading3"/>
-        <w:rPr/>
       </w:pPr>
       <w:r>
         <w:rPr>
@@ -629,124 +1432,1891 @@
     <w:p>
       <w:pPr>
         <w:pStyle w:val="ListBullet"/>
-        <w:numPr>
-          <w:ilvl w:val="0"/>
-          <w:numId w:val="1"/>
-        </w:numPr>
-        <w:rPr/>
-      </w:pPr>
-      <w:r>
-        <w:rPr/>
-        <w:t>It captures committed inserts, updates, and deletes from WAL.</w:t>
+      </w:pPr>
+      <w:r>
+        <w:t>Without FULL, PostgreSQL only includes the primary key in the 'before' image of UPDATE/DELETE events.</w:t>
       </w:r>
     </w:p>
     <w:p>
       <w:pPr>
         <w:pStyle w:val="ListBullet"/>
-        <w:numPr>
-          <w:ilvl w:val="0"/>
-          <w:numId w:val="1"/>
-        </w:numPr>
-        <w:rPr/>
-      </w:pPr>
-      <w:r>
-        <w:rPr/>
-        <w:t>It gives Debezium a resume position.</w:t>
+      </w:pPr>
+      <w:r>
+        <w:t>With FULL, all column values are included, giving a complete audit trail of what changed.</w:t>
       </w:r>
     </w:p>
     <w:p>
       <w:pPr>
         <w:pStyle w:val="ListBullet"/>
-        <w:numPr>
-          <w:ilvl w:val="0"/>
-          <w:numId w:val="1"/>
-        </w:numPr>
-        <w:rPr/>
-      </w:pPr>
-      <w:r>
-        <w:rPr/>
-        <w:t>It avoids repeatedly scanning the source table.</w:t>
+      </w:pPr>
+      <w:r>
+        <w:t>Set with: ALTER TABLE tablename REPLICA IDENTITY FULL;</w:t>
       </w:r>
     </w:p>
     <w:p>
       <w:pPr>
         <w:pStyle w:val="Heading2"/>
-        <w:rPr/>
-      </w:pPr>
-      <w:r>
-        <w:rPr/>
-        <w:t>Exercise 3 - Register The Debezium Envelope Connector</w:t>
-      </w:r>
-    </w:p>
-    <w:p>
-      <w:pPr>
-        <w:pStyle w:val="Normal"/>
-        <w:rPr/>
-      </w:pPr>
-      <w:r>
-        <w:rPr/>
-        <w:t>This is where Kafka Connect and Debezium meet: Connect runs the worker and REST API; Debezium supplies the PostgreSQL CDC connector.</w:t>
+      </w:pPr>
+      <w:r>
+        <w:t>Exercise 1.3 — Verify Kafka Connect</w:t>
+      </w:r>
+    </w:p>
+    <w:p>
+      <w:r>
+        <w:rPr>
+          <w:b w:val="0"/>
+          <w:i w:val="0"/>
+        </w:rPr>
+        <w:t>Check that Kafka Connect is running and has the Debezium plugin:</w:t>
+      </w:r>
+    </w:p>
+    <w:p>
+      <w:pPr>
+        <w:spacing w:before="0" w:after="0"/>
+      </w:pPr>
+      <w:r>
+        <w:rPr>
+          <w:rFonts w:ascii="Consolas" w:hAnsi="Consolas"/>
+          <w:color w:val="333333"/>
+          <w:sz w:val="18"/>
+        </w:rPr>
+        <w:t># Check Connect is alive</w:t>
+      </w:r>
+    </w:p>
+    <w:p>
+      <w:pPr>
+        <w:spacing w:before="0" w:after="0"/>
+      </w:pPr>
+      <w:r>
+        <w:rPr>
+          <w:rFonts w:ascii="Consolas" w:hAnsi="Consolas"/>
+          <w:color w:val="333333"/>
+          <w:sz w:val="18"/>
+        </w:rPr>
+        <w:t>curl -s http://localhost:8083/ | python3 -m json.tool</w:t>
+      </w:r>
+    </w:p>
+    <w:p>
+      <w:pPr>
+        <w:spacing w:before="0" w:after="0"/>
+      </w:pPr>
+      <w:r>
+        <w:rPr>
+          <w:rFonts w:ascii="Consolas" w:hAnsi="Consolas"/>
+          <w:color w:val="333333"/>
+          <w:sz w:val="18"/>
+        </w:rPr>
+      </w:r>
+    </w:p>
+    <w:p>
+      <w:pPr>
+        <w:spacing w:before="0" w:after="0"/>
+      </w:pPr>
+      <w:r>
+        <w:rPr>
+          <w:rFonts w:ascii="Consolas" w:hAnsi="Consolas"/>
+          <w:color w:val="333333"/>
+          <w:sz w:val="18"/>
+        </w:rPr>
+        <w:t># List installed connector plugins</w:t>
+      </w:r>
+    </w:p>
+    <w:p>
+      <w:pPr>
+        <w:spacing w:before="0" w:after="0"/>
+      </w:pPr>
+      <w:r>
+        <w:rPr>
+          <w:rFonts w:ascii="Consolas" w:hAnsi="Consolas"/>
+          <w:color w:val="333333"/>
+          <w:sz w:val="18"/>
+        </w:rPr>
+        <w:t>curl -s http://localhost:8083/connector-plugins | python3 -m json.tool</w:t>
+      </w:r>
+    </w:p>
+    <w:p>
+      <w:pPr>
+        <w:spacing w:before="0" w:after="0"/>
+      </w:pPr>
+      <w:r>
+        <w:rPr>
+          <w:rFonts w:ascii="Consolas" w:hAnsi="Consolas"/>
+          <w:color w:val="333333"/>
+          <w:sz w:val="18"/>
+        </w:rPr>
+      </w:r>
+    </w:p>
+    <w:p>
+      <w:pPr>
+        <w:spacing w:before="0" w:after="0"/>
+      </w:pPr>
+      <w:r>
+        <w:rPr>
+          <w:rFonts w:ascii="Consolas" w:hAnsi="Consolas"/>
+          <w:color w:val="333333"/>
+          <w:sz w:val="18"/>
+        </w:rPr>
+        <w:t># Verify no connectors registered yet</w:t>
+      </w:r>
+    </w:p>
+    <w:p>
+      <w:pPr>
+        <w:spacing w:before="0" w:after="0"/>
+      </w:pPr>
+      <w:r>
+        <w:rPr>
+          <w:rFonts w:ascii="Consolas" w:hAnsi="Consolas"/>
+          <w:color w:val="333333"/>
+          <w:sz w:val="18"/>
+        </w:rPr>
+        <w:t>curl -s http://localhost:8083/connectors</w:t>
       </w:r>
     </w:p>
     <w:p>
       <w:pPr>
         <w:pStyle w:val="Heading3"/>
-        <w:rPr/>
-      </w:pPr>
-      <w:r>
-        <w:rPr/>
-        <w:t>Commands</w:t>
+      </w:pPr>
+      <w:r>
+        <w:rPr>
+          <w:color w:val="002B6C"/>
+        </w:rPr>
+        <w:t>Expected output / observation</w:t>
+      </w:r>
+    </w:p>
+    <w:p>
+      <w:pPr>
+        <w:pStyle w:val="ListBullet"/>
+      </w:pPr>
+      <w:r>
+        <w:t>Connect returns version info and kafka_cluster_id.</w:t>
+      </w:r>
+    </w:p>
+    <w:p>
+      <w:pPr>
+        <w:pStyle w:val="ListBullet"/>
+      </w:pPr>
+      <w:r>
+        <w:t>io.debezium.connector.postgresql.PostgresConnector appears in the plugin list.</w:t>
+      </w:r>
+    </w:p>
+    <w:p>
+      <w:pPr>
+        <w:pStyle w:val="ListBullet"/>
+      </w:pPr>
+      <w:r>
+        <w:t>Connectors list is empty: []</w:t>
+      </w:r>
+    </w:p>
+    <w:p>
+      <w:pPr>
+        <w:pStyle w:val="Heading2"/>
+      </w:pPr>
+      <w:r>
+        <w:t>Exercise 1.4 — Register the Envelope Connector</w:t>
+      </w:r>
+    </w:p>
+    <w:p>
+      <w:r>
+        <w:rPr>
+          <w:b w:val="0"/>
+          <w:i w:val="0"/>
+        </w:rPr>
+        <w:t>Examine the connector configuration:</w:t>
+      </w:r>
+    </w:p>
+    <w:p>
+      <w:pPr>
+        <w:spacing w:before="0" w:after="0"/>
+      </w:pPr>
+      <w:r>
+        <w:rPr>
+          <w:rFonts w:ascii="Consolas" w:hAnsi="Consolas"/>
+          <w:color w:val="333333"/>
+          <w:sz w:val="18"/>
+        </w:rPr>
+        <w:t>cat postgres-envelope-connector.json</w:t>
+      </w:r>
+    </w:p>
+    <w:p>
+      <w:r>
+        <w:rPr>
+          <w:b w:val="0"/>
+          <w:i w:val="0"/>
+        </w:rPr>
+        <w:t>Key properties to understand:</w:t>
+      </w:r>
+    </w:p>
+    <w:p>
+      <w:pPr>
+        <w:pStyle w:val="ListBullet"/>
+      </w:pPr>
+      <w:r>
+        <w:t>connector.class — Which Debezium connector to use</w:t>
+      </w:r>
+    </w:p>
+    <w:p>
+      <w:pPr>
+        <w:pStyle w:val="ListBullet"/>
+      </w:pPr>
+      <w:r>
+        <w:t>plugin.name — PostgreSQL logical decoding plugin (pgoutput)</w:t>
+      </w:r>
+    </w:p>
+    <w:p>
+      <w:pPr>
+        <w:pStyle w:val="ListBullet"/>
+      </w:pPr>
+      <w:r>
+        <w:t>topic.prefix — Prefix for all Kafka topic names</w:t>
+      </w:r>
+    </w:p>
+    <w:p>
+      <w:pPr>
+        <w:pStyle w:val="ListBullet"/>
+      </w:pPr>
+      <w:r>
+        <w:t>table.include.list — Which tables to monitor</w:t>
+      </w:r>
+    </w:p>
+    <w:p>
+      <w:pPr>
+        <w:pStyle w:val="ListBullet"/>
+      </w:pPr>
+      <w:r>
+        <w:t>snapshot.mode — 'initial' takes snapshot of existing data first</w:t>
+      </w:r>
+    </w:p>
+    <w:p>
+      <w:r>
+        <w:rPr>
+          <w:b w:val="0"/>
+          <w:i w:val="0"/>
+        </w:rPr>
+        <w:t>Register the connector:</w:t>
+      </w:r>
+    </w:p>
+    <w:p>
+      <w:pPr>
+        <w:spacing w:before="0" w:after="0"/>
+      </w:pPr>
+      <w:r>
+        <w:rPr>
+          <w:rFonts w:ascii="Consolas" w:hAnsi="Consolas"/>
+          <w:color w:val="333333"/>
+          <w:sz w:val="18"/>
+        </w:rPr>
+        <w:t>curl -X POST http://localhost:8083/connectors \</w:t>
+      </w:r>
+    </w:p>
+    <w:p>
+      <w:pPr>
+        <w:spacing w:before="0" w:after="0"/>
+      </w:pPr>
+      <w:r>
+        <w:rPr>
+          <w:rFonts w:ascii="Consolas" w:hAnsi="Consolas"/>
+          <w:color w:val="333333"/>
+          <w:sz w:val="18"/>
+        </w:rPr>
+        <w:t xml:space="preserve">  -H "Content-Type: application/json" \</w:t>
+      </w:r>
+    </w:p>
+    <w:p>
+      <w:pPr>
+        <w:spacing w:before="0" w:after="0"/>
+      </w:pPr>
+      <w:r>
+        <w:rPr>
+          <w:rFonts w:ascii="Consolas" w:hAnsi="Consolas"/>
+          <w:color w:val="333333"/>
+          <w:sz w:val="18"/>
+        </w:rPr>
+        <w:t xml:space="preserve">  -d @postgres-envelope-connector.json</w:t>
+      </w:r>
+    </w:p>
+    <w:p>
+      <w:r>
+        <w:rPr>
+          <w:b w:val="0"/>
+          <w:i w:val="0"/>
+        </w:rPr>
+        <w:t>Verify the connector is running:</w:t>
+      </w:r>
+    </w:p>
+    <w:p>
+      <w:pPr>
+        <w:spacing w:before="0" w:after="0"/>
+      </w:pPr>
+      <w:r>
+        <w:rPr>
+          <w:rFonts w:ascii="Consolas" w:hAnsi="Consolas"/>
+          <w:color w:val="333333"/>
+          <w:sz w:val="18"/>
+        </w:rPr>
+        <w:t>curl -s http://localhost:8083/connectors/inventory-envelope-connector/status \</w:t>
+      </w:r>
+    </w:p>
+    <w:p>
+      <w:pPr>
+        <w:spacing w:before="0" w:after="0"/>
+      </w:pPr>
+      <w:r>
+        <w:rPr>
+          <w:rFonts w:ascii="Consolas" w:hAnsi="Consolas"/>
+          <w:color w:val="333333"/>
+          <w:sz w:val="18"/>
+        </w:rPr>
+        <w:t xml:space="preserve">  | python3 -m json.tool</w:t>
+      </w:r>
+    </w:p>
+    <w:p>
+      <w:pPr>
+        <w:pStyle w:val="Heading3"/>
+      </w:pPr>
+      <w:r>
+        <w:rPr>
+          <w:color w:val="002B6C"/>
+        </w:rPr>
+        <w:t>Expected output / observation</w:t>
+      </w:r>
+    </w:p>
+    <w:p>
+      <w:pPr>
+        <w:pStyle w:val="ListBullet"/>
+      </w:pPr>
+      <w:r>
+        <w:t>Connector state: RUNNING</w:t>
+      </w:r>
+    </w:p>
+    <w:p>
+      <w:pPr>
+        <w:pStyle w:val="ListBullet"/>
+      </w:pPr>
+      <w:r>
+        <w:t>Task 0 state: RUNNING</w:t>
+      </w:r>
+    </w:p>
+    <w:p>
+      <w:pPr>
+        <w:pStyle w:val="Heading3"/>
+      </w:pPr>
+      <w:r>
+        <w:rPr>
+          <w:color w:val="002B6C"/>
+        </w:rPr>
+        <w:t>Mini Exercise</w:t>
+      </w:r>
+    </w:p>
+    <w:p>
+      <w:r>
+        <w:rPr>
+          <w:b w:val="0"/>
+          <w:i w:val="0"/>
+        </w:rPr>
+        <w:t>What happens if the connector shows FAILED state? How would you troubleshoot?</w:t>
+      </w:r>
+    </w:p>
+    <w:p>
+      <w:pPr>
+        <w:pStyle w:val="Heading3"/>
+      </w:pPr>
+      <w:r>
+        <w:rPr>
+          <w:color w:val="002B6C"/>
+        </w:rPr>
+        <w:t>Solution</w:t>
+      </w:r>
+    </w:p>
+    <w:p>
+      <w:pPr>
+        <w:pStyle w:val="ListBullet"/>
+      </w:pPr>
+      <w:r>
+        <w:t>Check the error message in the status response — it usually contains the root cause.</w:t>
+      </w:r>
+    </w:p>
+    <w:p>
+      <w:pPr>
+        <w:pStyle w:val="ListBullet"/>
+      </w:pPr>
+      <w:r>
+        <w:t>Check Connect logs: docker logs day4_connect --tail 50</w:t>
+      </w:r>
+    </w:p>
+    <w:p>
+      <w:pPr>
+        <w:pStyle w:val="ListBullet"/>
+      </w:pPr>
+      <w:r>
+        <w:t>Common causes: DB not ready, wrong credentials, port conflict, replication slot already exists.</w:t>
+      </w:r>
+    </w:p>
+    <w:p>
+      <w:pPr>
+        <w:pStyle w:val="ListBullet"/>
+      </w:pPr>
+      <w:r>
+        <w:t>Restart: curl -X POST http://localhost:8083/connectors/inventory-envelope-connector/restart</w:t>
+      </w:r>
+    </w:p>
+    <w:p>
+      <w:pPr>
+        <w:pStyle w:val="Heading2"/>
+      </w:pPr>
+      <w:r>
+        <w:t>Exercise 1.5 — Observe the Initial Snapshot</w:t>
+      </w:r>
+    </w:p>
+    <w:p>
+      <w:r>
+        <w:rPr>
+          <w:b w:val="0"/>
+          <w:i w:val="0"/>
+        </w:rPr>
+        <w:t>Install Python dependencies:</w:t>
+      </w:r>
+    </w:p>
+    <w:p>
+      <w:pPr>
+        <w:spacing w:before="0" w:after="0"/>
+      </w:pPr>
+      <w:r>
+        <w:rPr>
+          <w:rFonts w:ascii="Consolas" w:hAnsi="Consolas"/>
+          <w:color w:val="333333"/>
+          <w:sz w:val="18"/>
+        </w:rPr>
+        <w:t>pip install -r requirements.txt</w:t>
+      </w:r>
+    </w:p>
+    <w:p>
+      <w:r>
+        <w:rPr>
+          <w:b w:val="0"/>
+          <w:i w:val="0"/>
+        </w:rPr>
+        <w:t>Use the CDC inspector to see snapshot events:</w:t>
+      </w:r>
+    </w:p>
+    <w:p>
+      <w:pPr>
+        <w:spacing w:before="0" w:after="0"/>
+      </w:pPr>
+      <w:r>
+        <w:rPr>
+          <w:rFonts w:ascii="Consolas" w:hAnsi="Consolas"/>
+          <w:color w:val="333333"/>
+          <w:sz w:val="18"/>
+        </w:rPr>
+        <w:t>python3 cdc_inspector.py --topic inventory.public.customers --max-messages 5</w:t>
+      </w:r>
+    </w:p>
+    <w:p>
+      <w:pPr>
+        <w:pStyle w:val="Heading3"/>
+      </w:pPr>
+      <w:r>
+        <w:rPr>
+          <w:color w:val="002B6C"/>
+        </w:rPr>
+        <w:t>Expected output / observation</w:t>
+      </w:r>
+    </w:p>
+    <w:p>
+      <w:pPr>
+        <w:pStyle w:val="ListBullet"/>
+      </w:pPr>
+      <w:r>
+        <w:t>3 events (one per existing customer) with op=r (read/snapshot).</w:t>
+      </w:r>
+    </w:p>
+    <w:p>
+      <w:pPr>
+        <w:pStyle w:val="ListBullet"/>
+      </w:pPr>
+      <w:r>
+        <w:t>before=None for all snapshot events.</w:t>
+      </w:r>
+    </w:p>
+    <w:p>
+      <w:pPr>
+        <w:pStyle w:val="ListBullet"/>
+      </w:pPr>
+      <w:r>
+        <w:t>after contains the full row data.</w:t>
+      </w:r>
+    </w:p>
+    <w:p>
+      <w:r>
+        <w:rPr>
+          <w:b w:val="0"/>
+          <w:i w:val="0"/>
+        </w:rPr>
+        <w:t>Also check the orders topic:</w:t>
+      </w:r>
+    </w:p>
+    <w:p>
+      <w:pPr>
+        <w:spacing w:before="0" w:after="0"/>
+      </w:pPr>
+      <w:r>
+        <w:rPr>
+          <w:rFonts w:ascii="Consolas" w:hAnsi="Consolas"/>
+          <w:color w:val="333333"/>
+          <w:sz w:val="18"/>
+        </w:rPr>
+        <w:t>python3 cdc_inspector.py --topic inventory.public.orders --max-messages 5</w:t>
+      </w:r>
+    </w:p>
+    <w:p>
+      <w:pPr>
+        <w:pStyle w:val="Heading3"/>
+      </w:pPr>
+      <w:r>
+        <w:rPr>
+          <w:color w:val="002B6C"/>
+        </w:rPr>
+        <w:t>Mini Exercise</w:t>
+      </w:r>
+    </w:p>
+    <w:p>
+      <w:r>
+        <w:rPr>
+          <w:b w:val="0"/>
+          <w:i w:val="0"/>
+        </w:rPr>
+        <w:t>How can you tell the difference between a snapshot event and a real-time INSERT?</w:t>
+      </w:r>
+    </w:p>
+    <w:p>
+      <w:pPr>
+        <w:pStyle w:val="Heading3"/>
+      </w:pPr>
+      <w:r>
+        <w:rPr>
+          <w:color w:val="002B6C"/>
+        </w:rPr>
+        <w:t>Solution</w:t>
+      </w:r>
+    </w:p>
+    <w:p>
+      <w:pPr>
+        <w:pStyle w:val="ListBullet"/>
+      </w:pPr>
+      <w:r>
+        <w:t>Snapshot events have op='r' (read).</w:t>
+      </w:r>
+    </w:p>
+    <w:p>
+      <w:pPr>
+        <w:pStyle w:val="ListBullet"/>
+      </w:pPr>
+      <w:r>
+        <w:t>Real-time INSERTs have op='c' (create).</w:t>
+      </w:r>
+    </w:p>
+    <w:p>
+      <w:pPr>
+        <w:pStyle w:val="ListBullet"/>
+      </w:pPr>
+      <w:r>
+        <w:t>Both have before=null and after={data}, but the op code distinguishes them.</w:t>
+      </w:r>
+    </w:p>
+    <w:p>
+      <w:pPr>
+        <w:pStyle w:val="Heading2"/>
+      </w:pPr>
+      <w:r>
+        <w:t>Exercise 1.6 — Capture Real-Time Changes</w:t>
+      </w:r>
+    </w:p>
+    <w:p>
+      <w:r>
+        <w:rPr>
+          <w:b w:val="0"/>
+          <w:i w:val="0"/>
+        </w:rPr>
+        <w:t>Open a PostgreSQL session (keep this terminal open):</w:t>
+      </w:r>
+    </w:p>
+    <w:p>
+      <w:pPr>
+        <w:spacing w:before="0" w:after="0"/>
+      </w:pPr>
+      <w:r>
+        <w:rPr>
+          <w:rFonts w:ascii="Consolas" w:hAnsi="Consolas"/>
+          <w:color w:val="333333"/>
+          <w:sz w:val="18"/>
+        </w:rPr>
+        <w:t>docker exec -it day4_postgres psql -U postgres -d inventory</w:t>
+      </w:r>
+    </w:p>
+    <w:p>
+      <w:r>
+        <w:rPr>
+          <w:b w:val="0"/>
+          <w:i w:val="0"/>
+        </w:rPr>
+        <w:t>In a second terminal, start watching for new events:</w:t>
+      </w:r>
+    </w:p>
+    <w:p>
+      <w:pPr>
+        <w:spacing w:before="0" w:after="0"/>
+      </w:pPr>
+      <w:r>
+        <w:rPr>
+          <w:rFonts w:ascii="Consolas" w:hAnsi="Consolas"/>
+          <w:color w:val="333333"/>
+          <w:sz w:val="18"/>
+        </w:rPr>
+        <w:t>python3 cdc_inspector.py \</w:t>
+      </w:r>
+    </w:p>
+    <w:p>
+      <w:pPr>
+        <w:spacing w:before="0" w:after="0"/>
+      </w:pPr>
+      <w:r>
+        <w:rPr>
+          <w:rFonts w:ascii="Consolas" w:hAnsi="Consolas"/>
+          <w:color w:val="333333"/>
+          <w:sz w:val="18"/>
+        </w:rPr>
+        <w:t xml:space="preserve">  --topic inventory.public.customers \</w:t>
+      </w:r>
+    </w:p>
+    <w:p>
+      <w:pPr>
+        <w:spacing w:before="0" w:after="0"/>
+      </w:pPr>
+      <w:r>
+        <w:rPr>
+          <w:rFonts w:ascii="Consolas" w:hAnsi="Consolas"/>
+          <w:color w:val="333333"/>
+          <w:sz w:val="18"/>
+        </w:rPr>
+        <w:t xml:space="preserve">  --group "live-watcher" \</w:t>
+      </w:r>
+    </w:p>
+    <w:p>
+      <w:pPr>
+        <w:spacing w:before="0" w:after="0"/>
+      </w:pPr>
+      <w:r>
+        <w:rPr>
+          <w:rFonts w:ascii="Consolas" w:hAnsi="Consolas"/>
+          <w:color w:val="333333"/>
+          <w:sz w:val="18"/>
+        </w:rPr>
+        <w:t xml:space="preserve">  --max-messages 10 \</w:t>
+      </w:r>
+    </w:p>
+    <w:p>
+      <w:pPr>
+        <w:spacing w:before="0" w:after="0"/>
+      </w:pPr>
+      <w:r>
+        <w:rPr>
+          <w:rFonts w:ascii="Consolas" w:hAnsi="Consolas"/>
+          <w:color w:val="333333"/>
+          <w:sz w:val="18"/>
+        </w:rPr>
+        <w:t xml:space="preserve">  --timeout 120</w:t>
+      </w:r>
+    </w:p>
+    <w:p>
+      <w:r>
+        <w:rPr>
+          <w:b w:val="0"/>
+          <w:i w:val="0"/>
+        </w:rPr>
+        <w:t>In the PostgreSQL terminal, execute these changes one at a time:</w:t>
+      </w:r>
+    </w:p>
+    <w:p>
+      <w:pPr>
+        <w:pStyle w:val="Heading3"/>
+      </w:pPr>
+      <w:r>
+        <w:rPr>
+          <w:color w:val="002B6C"/>
+        </w:rPr>
+        <w:t>INSERT — Create a new customer</w:t>
+      </w:r>
+    </w:p>
+    <w:p>
+      <w:pPr>
+        <w:spacing w:before="0" w:after="0"/>
+      </w:pPr>
+      <w:r>
+        <w:rPr>
+          <w:rFonts w:ascii="Consolas" w:hAnsi="Consolas"/>
+          <w:color w:val="333333"/>
+          <w:sz w:val="18"/>
+        </w:rPr>
+        <w:t>INSERT INTO customers (name, email, balance, status)</w:t>
+      </w:r>
+    </w:p>
+    <w:p>
+      <w:pPr>
+        <w:spacing w:before="0" w:after="0"/>
+      </w:pPr>
+      <w:r>
+        <w:rPr>
+          <w:rFonts w:ascii="Consolas" w:hAnsi="Consolas"/>
+          <w:color w:val="333333"/>
+          <w:sz w:val="18"/>
+        </w:rPr>
+        <w:t>VALUES ('Eve', 'eve@example.com', 500.00, 'active');</w:t>
+      </w:r>
+    </w:p>
+    <w:p>
+      <w:pPr>
+        <w:pStyle w:val="ListBullet"/>
+      </w:pPr>
+      <w:r>
+        <w:t>Expected: op=c, before=None, after contains Eve's data.</w:t>
+      </w:r>
+    </w:p>
+    <w:p>
+      <w:pPr>
+        <w:pStyle w:val="Heading3"/>
+      </w:pPr>
+      <w:r>
+        <w:rPr>
+          <w:color w:val="002B6C"/>
+        </w:rPr>
+        <w:t>UPDATE — Modify a customer's balance</w:t>
+      </w:r>
+    </w:p>
+    <w:p>
+      <w:pPr>
+        <w:spacing w:before="0" w:after="0"/>
+      </w:pPr>
+      <w:r>
+        <w:rPr>
+          <w:rFonts w:ascii="Consolas" w:hAnsi="Consolas"/>
+          <w:color w:val="333333"/>
+          <w:sz w:val="18"/>
+        </w:rPr>
+        <w:t>UPDATE customers SET balance = 999.99 WHERE name = 'Alice';</w:t>
+      </w:r>
+    </w:p>
+    <w:p>
+      <w:pPr>
+        <w:pStyle w:val="ListBullet"/>
+      </w:pPr>
+      <w:r>
+        <w:t>Expected: op=u, before shows old balance (100.00), after shows new (999.99).</w:t>
+      </w:r>
+    </w:p>
+    <w:p>
+      <w:pPr>
+        <w:pStyle w:val="Heading3"/>
+      </w:pPr>
+      <w:r>
+        <w:rPr>
+          <w:color w:val="002B6C"/>
+        </w:rPr>
+        <w:t>DELETE — Remove a customer</w:t>
+      </w:r>
+    </w:p>
+    <w:p>
+      <w:pPr>
+        <w:spacing w:before="0" w:after="0"/>
+      </w:pPr>
+      <w:r>
+        <w:rPr>
+          <w:rFonts w:ascii="Consolas" w:hAnsi="Consolas"/>
+          <w:color w:val="333333"/>
+          <w:sz w:val="18"/>
+        </w:rPr>
+        <w:t>DELETE FROM customers WHERE name = 'Eve';</w:t>
+      </w:r>
+    </w:p>
+    <w:p>
+      <w:pPr>
+        <w:pStyle w:val="ListBullet"/>
+      </w:pPr>
+      <w:r>
+        <w:t>Expected: op=d, before shows Eve's data, after=None.</w:t>
+      </w:r>
+    </w:p>
+    <w:p>
+      <w:pPr>
+        <w:pStyle w:val="Heading3"/>
+      </w:pPr>
+      <w:r>
+        <w:rPr>
+          <w:color w:val="002B6C"/>
+        </w:rPr>
+        <w:t>Multi-row transaction</w:t>
+      </w:r>
+    </w:p>
+    <w:p>
+      <w:pPr>
+        <w:spacing w:before="0" w:after="0"/>
+      </w:pPr>
+      <w:r>
+        <w:rPr>
+          <w:rFonts w:ascii="Consolas" w:hAnsi="Consolas"/>
+          <w:color w:val="333333"/>
+          <w:sz w:val="18"/>
+        </w:rPr>
+        <w:t>BEGIN;</w:t>
+      </w:r>
+    </w:p>
+    <w:p>
+      <w:pPr>
+        <w:spacing w:before="0" w:after="0"/>
+      </w:pPr>
+      <w:r>
+        <w:rPr>
+          <w:rFonts w:ascii="Consolas" w:hAnsi="Consolas"/>
+          <w:color w:val="333333"/>
+          <w:sz w:val="18"/>
+        </w:rPr>
+        <w:t>UPDATE customers SET status = 'premium' WHERE name = 'Bob';</w:t>
+      </w:r>
+    </w:p>
+    <w:p>
+      <w:pPr>
+        <w:spacing w:before="0" w:after="0"/>
+      </w:pPr>
+      <w:r>
+        <w:rPr>
+          <w:rFonts w:ascii="Consolas" w:hAnsi="Consolas"/>
+          <w:color w:val="333333"/>
+          <w:sz w:val="18"/>
+        </w:rPr>
+        <w:t>UPDATE customers SET status = 'premium' WHERE name = 'Carol';</w:t>
+      </w:r>
+    </w:p>
+    <w:p>
+      <w:pPr>
+        <w:spacing w:before="0" w:after="0"/>
+      </w:pPr>
+      <w:r>
+        <w:rPr>
+          <w:rFonts w:ascii="Consolas" w:hAnsi="Consolas"/>
+          <w:color w:val="333333"/>
+          <w:sz w:val="18"/>
+        </w:rPr>
+        <w:t>INSERT INTO orders (customer_id, order_total, order_status) VALUES (2, 250.00, 'created');</w:t>
+      </w:r>
+    </w:p>
+    <w:p>
+      <w:pPr>
+        <w:spacing w:before="0" w:after="0"/>
+      </w:pPr>
+      <w:r>
+        <w:rPr>
+          <w:rFonts w:ascii="Consolas" w:hAnsi="Consolas"/>
+          <w:color w:val="333333"/>
+          <w:sz w:val="18"/>
+        </w:rPr>
+        <w:t>COMMIT;</w:t>
+      </w:r>
+    </w:p>
+    <w:p>
+      <w:pPr>
+        <w:pStyle w:val="ListBullet"/>
+      </w:pPr>
+      <w:r>
+        <w:t>Expected: Three separate events, one per row change.</w:t>
+      </w:r>
+    </w:p>
+    <w:p>
+      <w:pPr>
+        <w:pStyle w:val="Heading2"/>
+      </w:pPr>
+      <w:r>
+        <w:t>Exercise 1.7 — Explore with Kafka UI</w:t>
+      </w:r>
+    </w:p>
+    <w:p>
+      <w:r>
+        <w:rPr>
+          <w:b w:val="0"/>
+          <w:i w:val="0"/>
+        </w:rPr>
+        <w:t>Open http://localhost:8080 in your browser.</w:t>
+      </w:r>
+    </w:p>
+    <w:p>
+      <w:pPr>
+        <w:pStyle w:val="ListBullet"/>
+      </w:pPr>
+      <w:r>
+        <w:t>Navigate to Topics → inventory.public.customers → Messages</w:t>
+      </w:r>
+    </w:p>
+    <w:p>
+      <w:pPr>
+        <w:pStyle w:val="ListBullet"/>
+      </w:pPr>
+      <w:r>
+        <w:t>Find and compare snapshot events (op:r) vs live events (op:c, op:u, op:d)</w:t>
+      </w:r>
+    </w:p>
+    <w:p>
+      <w:pPr>
+        <w:pStyle w:val="ListBullet"/>
+      </w:pPr>
+      <w:r>
+        <w:t>Check the Kafka Connect section to see connector status</w:t>
+      </w:r>
+    </w:p>
+    <w:p>
+      <w:pPr>
+        <w:pStyle w:val="ListBullet"/>
+      </w:pPr>
+      <w:r>
+        <w:t>Look for tombstone records after delete events (key present, value null)</w:t>
+      </w:r>
+    </w:p>
+    <w:p>
+      <w:pPr>
+        <w:pStyle w:val="Heading3"/>
+      </w:pPr>
+      <w:r>
+        <w:rPr>
+          <w:color w:val="002B6C"/>
+        </w:rPr>
+        <w:t>Mini Exercise</w:t>
+      </w:r>
+    </w:p>
+    <w:p>
+      <w:r>
+        <w:rPr>
+          <w:b w:val="0"/>
+          <w:i w:val="0"/>
+        </w:rPr>
+        <w:t>Using Kafka UI, answer: How many total messages are in the customers topic? Can you identify the tombstone record?</w:t>
+      </w:r>
+    </w:p>
+    <w:p>
+      <w:pPr>
+        <w:pStyle w:val="Heading3"/>
+      </w:pPr>
+      <w:r>
+        <w:rPr>
+          <w:color w:val="002B6C"/>
+        </w:rPr>
+        <w:t>Solution</w:t>
+      </w:r>
+    </w:p>
+    <w:p>
+      <w:pPr>
+        <w:pStyle w:val="ListBullet"/>
+      </w:pPr>
+      <w:r>
+        <w:t>Total messages = snapshot events (3) + live events (INSERT + UPDATE + DELETE + 3 from transaction) + tombstones.</w:t>
+      </w:r>
+    </w:p>
+    <w:p>
+      <w:pPr>
+        <w:pStyle w:val="ListBullet"/>
+      </w:pPr>
+      <w:r>
+        <w:t>Tombstone: a message with a key (the deleted customer's PK) but null value.</w:t>
+      </w:r>
+    </w:p>
+    <w:p>
+      <w:pPr>
+        <w:pStyle w:val="ListBullet"/>
+      </w:pPr>
+      <w:r>
+        <w:t>Tombstones enable Kafka log compaction to remove old records with the same key.</w:t>
+      </w:r>
+    </w:p>
+    <w:p>
+      <w:pPr>
+        <w:pStyle w:val="Heading1"/>
+      </w:pPr>
+      <w:r>
+        <w:t>Lab 2: Envelope vs Flat Formats (45 min)</w:t>
+      </w:r>
+    </w:p>
+    <w:p>
+      <w:pPr>
+        <w:pStyle w:val="Heading2"/>
+      </w:pPr>
+      <w:r>
+        <w:t>Objective</w:t>
+      </w:r>
+    </w:p>
+    <w:p>
+      <w:r>
+        <w:rPr>
+          <w:b w:val="0"/>
+          <w:i w:val="0"/>
+        </w:rPr>
+        <w:t>Compare Debezium's default envelope format with the flattened format produced by the ExtractNewRecordState SMT. Understand when to use each format.</w:t>
+      </w:r>
+    </w:p>
+    <w:p>
+      <w:pPr>
+        <w:pStyle w:val="Heading2"/>
+      </w:pPr>
+      <w:r>
+        <w:t>Exercise 2.1 — Register the Flat Connector</w:t>
+      </w:r>
+    </w:p>
+    <w:p>
+      <w:r>
+        <w:rPr>
+          <w:b w:val="0"/>
+          <w:i w:val="0"/>
+        </w:rPr>
+        <w:t>Examine the flat connector configuration:</w:t>
+      </w:r>
+    </w:p>
+    <w:p>
+      <w:pPr>
+        <w:spacing w:before="0" w:after="0"/>
+      </w:pPr>
+      <w:r>
+        <w:rPr>
+          <w:rFonts w:ascii="Consolas" w:hAnsi="Consolas"/>
+          <w:color w:val="333333"/>
+          <w:sz w:val="18"/>
+        </w:rPr>
+        <w:t>cat postgres-flat-connector.json</w:t>
+      </w:r>
+    </w:p>
+    <w:p>
+      <w:r>
+        <w:rPr>
+          <w:b w:val="0"/>
+          <w:i w:val="0"/>
+        </w:rPr>
+        <w:t>Key transform settings:</w:t>
+      </w:r>
+    </w:p>
+    <w:p>
+      <w:pPr>
+        <w:pStyle w:val="ListBullet"/>
+      </w:pPr>
+      <w:r>
+        <w:t>ExtractNewRecordState — Flattens envelope to just the 'after' values</w:t>
+      </w:r>
+    </w:p>
+    <w:p>
+      <w:pPr>
+        <w:pStyle w:val="ListBullet"/>
+      </w:pPr>
+      <w:r>
+        <w:t>delete.tombstone.handling.mode: rewrite — Adds __deleted field instead of tombstone</w:t>
+      </w:r>
+    </w:p>
+    <w:p>
+      <w:pPr>
+        <w:pStyle w:val="ListBullet"/>
+      </w:pPr>
+      <w:r>
+        <w:t>add.fields: op,table,lsn,source.ts_ms — Includes metadata as __op, __table, etc.</w:t>
+      </w:r>
+    </w:p>
+    <w:p>
+      <w:pPr>
+        <w:pStyle w:val="ListBullet"/>
+      </w:pPr>
+      <w:r>
+        <w:t>RegexRouter — Appends '-flat' to topic names to avoid conflicts</w:t>
+      </w:r>
+    </w:p>
+    <w:p>
+      <w:r>
+        <w:rPr>
+          <w:b w:val="0"/>
+          <w:i w:val="0"/>
+        </w:rPr>
+        <w:t>Register the connector:</w:t>
+      </w:r>
+    </w:p>
+    <w:p>
+      <w:pPr>
+        <w:spacing w:before="0" w:after="0"/>
+      </w:pPr>
+      <w:r>
+        <w:rPr>
+          <w:rFonts w:ascii="Consolas" w:hAnsi="Consolas"/>
+          <w:color w:val="333333"/>
+          <w:sz w:val="18"/>
+        </w:rPr>
+        <w:t>curl -X POST http://localhost:8083/connectors \</w:t>
+      </w:r>
+    </w:p>
+    <w:p>
+      <w:pPr>
+        <w:spacing w:before="0" w:after="0"/>
+      </w:pPr>
+      <w:r>
+        <w:rPr>
+          <w:rFonts w:ascii="Consolas" w:hAnsi="Consolas"/>
+          <w:color w:val="333333"/>
+          <w:sz w:val="18"/>
+        </w:rPr>
+        <w:t xml:space="preserve">  -H "Content-Type: application/json" \</w:t>
+      </w:r>
+    </w:p>
+    <w:p>
+      <w:pPr>
+        <w:spacing w:before="0" w:after="0"/>
+      </w:pPr>
+      <w:r>
+        <w:rPr>
+          <w:rFonts w:ascii="Consolas" w:hAnsi="Consolas"/>
+          <w:color w:val="333333"/>
+          <w:sz w:val="18"/>
+        </w:rPr>
+        <w:t xml:space="preserve">  -d @postgres-flat-connector.json</w:t>
+      </w:r>
+    </w:p>
+    <w:p>
+      <w:r>
+        <w:rPr>
+          <w:b w:val="0"/>
+          <w:i w:val="0"/>
+        </w:rPr>
+        <w:t>Verify:</w:t>
+      </w:r>
+    </w:p>
+    <w:p>
+      <w:pPr>
+        <w:spacing w:before="0" w:after="0"/>
+      </w:pPr>
+      <w:r>
+        <w:rPr>
+          <w:rFonts w:ascii="Consolas" w:hAnsi="Consolas"/>
+          <w:color w:val="333333"/>
+          <w:sz w:val="18"/>
+        </w:rPr>
+        <w:t>curl -s http://localhost:8083/connectors/inventory-flat-connector/status \</w:t>
+      </w:r>
+    </w:p>
+    <w:p>
+      <w:pPr>
+        <w:spacing w:before="0" w:after="0"/>
+      </w:pPr>
+      <w:r>
+        <w:rPr>
+          <w:rFonts w:ascii="Consolas" w:hAnsi="Consolas"/>
+          <w:color w:val="333333"/>
+          <w:sz w:val="18"/>
+        </w:rPr>
+        <w:t xml:space="preserve">  | python3 -m json.tool</w:t>
+      </w:r>
+    </w:p>
+    <w:p>
+      <w:pPr>
+        <w:pStyle w:val="Heading2"/>
+      </w:pPr>
+      <w:r>
+        <w:t>Exercise 2.2 — Compare Snapshot Events</w:t>
+      </w:r>
+    </w:p>
+    <w:p>
+      <w:r>
+        <w:rPr>
+          <w:b w:val="0"/>
+          <w:i w:val="0"/>
+        </w:rPr>
+        <w:t>Envelope format:</w:t>
+      </w:r>
+    </w:p>
+    <w:p>
+      <w:pPr>
+        <w:spacing w:before="0" w:after="0"/>
+      </w:pPr>
+      <w:r>
+        <w:rPr>
+          <w:rFonts w:ascii="Consolas" w:hAnsi="Consolas"/>
+          <w:color w:val="333333"/>
+          <w:sz w:val="18"/>
+        </w:rPr>
+        <w:t>python3 cdc_inspector.py \</w:t>
+      </w:r>
+    </w:p>
+    <w:p>
+      <w:pPr>
+        <w:spacing w:before="0" w:after="0"/>
+      </w:pPr>
+      <w:r>
+        <w:rPr>
+          <w:rFonts w:ascii="Consolas" w:hAnsi="Consolas"/>
+          <w:color w:val="333333"/>
+          <w:sz w:val="18"/>
+        </w:rPr>
+        <w:t xml:space="preserve">  --topic inventory.public.customers \</w:t>
+      </w:r>
+    </w:p>
+    <w:p>
+      <w:pPr>
+        <w:spacing w:before="0" w:after="0"/>
+      </w:pPr>
+      <w:r>
+        <w:rPr>
+          <w:rFonts w:ascii="Consolas" w:hAnsi="Consolas"/>
+          <w:color w:val="333333"/>
+          <w:sz w:val="18"/>
+        </w:rPr>
+        <w:t xml:space="preserve">  --group "compare-envelope" \</w:t>
+      </w:r>
+    </w:p>
+    <w:p>
+      <w:pPr>
+        <w:spacing w:before="0" w:after="0"/>
+      </w:pPr>
+      <w:r>
+        <w:rPr>
+          <w:rFonts w:ascii="Consolas" w:hAnsi="Consolas"/>
+          <w:color w:val="333333"/>
+          <w:sz w:val="18"/>
+        </w:rPr>
+        <w:t xml:space="preserve">  --max-messages 3</w:t>
+      </w:r>
+    </w:p>
+    <w:p>
+      <w:r>
+        <w:rPr>
+          <w:b w:val="0"/>
+          <w:i w:val="0"/>
+        </w:rPr>
+        <w:t>Flat format:</w:t>
+      </w:r>
+    </w:p>
+    <w:p>
+      <w:pPr>
+        <w:spacing w:before="0" w:after="0"/>
+      </w:pPr>
+      <w:r>
+        <w:rPr>
+          <w:rFonts w:ascii="Consolas" w:hAnsi="Consolas"/>
+          <w:color w:val="333333"/>
+          <w:sz w:val="18"/>
+        </w:rPr>
+        <w:t>python3 cdc_inspector.py \</w:t>
+      </w:r>
+    </w:p>
+    <w:p>
+      <w:pPr>
+        <w:spacing w:before="0" w:after="0"/>
+      </w:pPr>
+      <w:r>
+        <w:rPr>
+          <w:rFonts w:ascii="Consolas" w:hAnsi="Consolas"/>
+          <w:color w:val="333333"/>
+          <w:sz w:val="18"/>
+        </w:rPr>
+        <w:t xml:space="preserve">  --topic inventory_flat.public.customers-flat \</w:t>
+      </w:r>
+    </w:p>
+    <w:p>
+      <w:pPr>
+        <w:spacing w:before="0" w:after="0"/>
+      </w:pPr>
+      <w:r>
+        <w:rPr>
+          <w:rFonts w:ascii="Consolas" w:hAnsi="Consolas"/>
+          <w:color w:val="333333"/>
+          <w:sz w:val="18"/>
+        </w:rPr>
+        <w:t xml:space="preserve">  --group "compare-flat" \</w:t>
+      </w:r>
+    </w:p>
+    <w:p>
+      <w:pPr>
+        <w:spacing w:before="0" w:after="0"/>
+      </w:pPr>
+      <w:r>
+        <w:rPr>
+          <w:rFonts w:ascii="Consolas" w:hAnsi="Consolas"/>
+          <w:color w:val="333333"/>
+          <w:sz w:val="18"/>
+        </w:rPr>
+        <w:t xml:space="preserve">  --max-messages 3</w:t>
+      </w:r>
+    </w:p>
+    <w:p>
+      <w:pPr>
+        <w:pStyle w:val="Heading3"/>
+      </w:pPr>
+      <w:r>
+        <w:rPr>
+          <w:color w:val="002B6C"/>
+        </w:rPr>
+        <w:t>Expected output / observation</w:t>
+      </w:r>
+    </w:p>
+    <w:p>
+      <w:pPr>
+        <w:pStyle w:val="ListBullet"/>
+      </w:pPr>
+      <w:r>
+        <w:t>Envelope: nested structure with before/after/source/op fields.</w:t>
+      </w:r>
+    </w:p>
+    <w:p>
+      <w:pPr>
+        <w:pStyle w:val="ListBullet"/>
+      </w:pPr>
+      <w:r>
+        <w:t>Flat: all fields at top level with __op, __table metadata.</w:t>
+      </w:r>
+    </w:p>
+    <w:p>
+      <w:pPr>
+        <w:pStyle w:val="Heading2"/>
+      </w:pPr>
+      <w:r>
+        <w:t>Exercise 2.3 — Side-by-Side Comparison Tool</w:t>
+      </w:r>
+    </w:p>
+    <w:p>
+      <w:r>
+        <w:rPr>
+          <w:b w:val="0"/>
+          <w:i w:val="0"/>
+        </w:rPr>
+        <w:t>Use the comparison tool:</w:t>
+      </w:r>
+    </w:p>
+    <w:p>
+      <w:pPr>
+        <w:spacing w:before="0" w:after="0"/>
+      </w:pPr>
+      <w:r>
+        <w:rPr>
+          <w:rFonts w:ascii="Consolas" w:hAnsi="Consolas"/>
+          <w:color w:val="333333"/>
+          <w:sz w:val="18"/>
+        </w:rPr>
+        <w:t>python3 cdc_compare_formats.py</w:t>
+      </w:r>
+    </w:p>
+    <w:p>
+      <w:r>
+        <w:rPr>
+          <w:b w:val="0"/>
+          <w:i w:val="0"/>
+        </w:rPr>
+        <w:t>Make a change and compare again:</w:t>
+      </w:r>
+    </w:p>
+    <w:p>
+      <w:pPr>
+        <w:spacing w:before="0" w:after="0"/>
+      </w:pPr>
+      <w:r>
+        <w:rPr>
+          <w:rFonts w:ascii="Consolas" w:hAnsi="Consolas"/>
+          <w:color w:val="333333"/>
+          <w:sz w:val="18"/>
+        </w:rPr>
+        <w:t>docker exec -it day4_postgres psql -U postgres -d inventory \</w:t>
+      </w:r>
+    </w:p>
+    <w:p>
+      <w:pPr>
+        <w:spacing w:before="0" w:after="0"/>
+      </w:pPr>
+      <w:r>
+        <w:rPr>
+          <w:rFonts w:ascii="Consolas" w:hAnsi="Consolas"/>
+          <w:color w:val="333333"/>
+          <w:sz w:val="18"/>
+        </w:rPr>
+        <w:t xml:space="preserve">  -c "UPDATE customers SET balance = 777.77 WHERE name = 'Bob';"</w:t>
+      </w:r>
+    </w:p>
+    <w:p>
+      <w:pPr>
+        <w:spacing w:before="0" w:after="0"/>
+      </w:pPr>
+      <w:r>
+        <w:rPr>
+          <w:rFonts w:ascii="Consolas" w:hAnsi="Consolas"/>
+          <w:color w:val="333333"/>
+          <w:sz w:val="18"/>
+        </w:rPr>
+        <w:t>python3 cdc_compare_formats.py</w:t>
+      </w:r>
+    </w:p>
+    <w:p>
+      <w:pPr>
+        <w:pStyle w:val="Heading3"/>
+      </w:pPr>
+      <w:r>
+        <w:rPr>
+          <w:color w:val="002B6C"/>
+        </w:rPr>
+        <w:t>Mini Exercise</w:t>
+      </w:r>
+    </w:p>
+    <w:p>
+      <w:r>
+        <w:rPr>
+          <w:b w:val="0"/>
+          <w:i w:val="0"/>
+        </w:rPr>
+        <w:t>What structural differences do you notice between the two formats? Which has more data?</w:t>
+      </w:r>
+    </w:p>
+    <w:p>
+      <w:pPr>
+        <w:pStyle w:val="Heading3"/>
+      </w:pPr>
+      <w:r>
+        <w:rPr>
+          <w:color w:val="002B6C"/>
+        </w:rPr>
+        <w:t>Solution</w:t>
+      </w:r>
+    </w:p>
+    <w:p>
+      <w:pPr>
+        <w:pStyle w:val="ListBullet"/>
+      </w:pPr>
+      <w:r>
+        <w:t>Envelope is larger: includes before, after, source metadata, op, ts_ms.</w:t>
+      </w:r>
+    </w:p>
+    <w:p>
+      <w:pPr>
+        <w:pStyle w:val="ListBullet"/>
+      </w:pPr>
+      <w:r>
+        <w:t>Flat is smaller: only the current (after) values plus __op, __table, __deleted.</w:t>
+      </w:r>
+    </w:p>
+    <w:p>
+      <w:pPr>
+        <w:pStyle w:val="ListBullet"/>
+      </w:pPr>
+      <w:r>
+        <w:t>Envelope preserves the before image — flat loses it.</w:t>
+      </w:r>
+    </w:p>
+    <w:p>
+      <w:pPr>
+        <w:pStyle w:val="Heading2"/>
+      </w:pPr>
+      <w:r>
+        <w:t>Exercise 2.4 — Delete Comparison</w:t>
+      </w:r>
+    </w:p>
+    <w:p>
+      <w:r>
+        <w:rPr>
+          <w:b w:val="0"/>
+          <w:i w:val="0"/>
+        </w:rPr>
+        <w:t>Insert a customer, then delete:</w:t>
+      </w:r>
+    </w:p>
+    <w:p>
+      <w:pPr>
+        <w:spacing w:before="0" w:after="0"/>
+      </w:pPr>
+      <w:r>
+        <w:rPr>
+          <w:rFonts w:ascii="Consolas" w:hAnsi="Consolas"/>
+          <w:color w:val="333333"/>
+          <w:sz w:val="18"/>
+        </w:rPr>
+        <w:t>docker exec -it day4_postgres psql -U postgres -d inventory \</w:t>
+      </w:r>
+    </w:p>
+    <w:p>
+      <w:pPr>
+        <w:spacing w:before="0" w:after="0"/>
+      </w:pPr>
+      <w:r>
+        <w:rPr>
+          <w:rFonts w:ascii="Consolas" w:hAnsi="Consolas"/>
+          <w:color w:val="333333"/>
+          <w:sz w:val="18"/>
+        </w:rPr>
+        <w:t xml:space="preserve">  -c "INSERT INTO customers (name, email, balance, status) VALUES ('Temp', 'temp@example.com', 0, 'active');"</w:t>
+      </w:r>
+    </w:p>
+    <w:p>
+      <w:r>
+        <w:rPr>
+          <w:b w:val="0"/>
+          <w:i w:val="0"/>
+        </w:rPr>
+        <w:t>Wait 3 seconds, then:</w:t>
+      </w:r>
+    </w:p>
+    <w:p>
+      <w:pPr>
+        <w:spacing w:before="0" w:after="0"/>
+      </w:pPr>
+      <w:r>
+        <w:rPr>
+          <w:rFonts w:ascii="Consolas" w:hAnsi="Consolas"/>
+          <w:color w:val="333333"/>
+          <w:sz w:val="18"/>
+        </w:rPr>
+        <w:t>docker exec -it day4_postgres psql -U postgres -d inventory \</w:t>
+      </w:r>
+    </w:p>
+    <w:p>
+      <w:pPr>
+        <w:spacing w:before="0" w:after="0"/>
+      </w:pPr>
+      <w:r>
+        <w:rPr>
+          <w:rFonts w:ascii="Consolas" w:hAnsi="Consolas"/>
+          <w:color w:val="333333"/>
+          <w:sz w:val="18"/>
+        </w:rPr>
+        <w:t xml:space="preserve">  -c "DELETE FROM customers WHERE name = 'Temp';"</w:t>
+      </w:r>
+    </w:p>
+    <w:p>
+      <w:r>
+        <w:rPr>
+          <w:b w:val="0"/>
+          <w:i w:val="0"/>
+        </w:rPr>
+        <w:t>Check envelope format:</w:t>
+      </w:r>
+    </w:p>
+    <w:p>
+      <w:pPr>
+        <w:spacing w:before="0" w:after="0"/>
+      </w:pPr>
+      <w:r>
+        <w:rPr>
+          <w:rFonts w:ascii="Consolas" w:hAnsi="Consolas"/>
+          <w:color w:val="333333"/>
+          <w:sz w:val="18"/>
+        </w:rPr>
+        <w:t>python3 cdc_inspector.py --topic inventory.public.customers --group "delete-envelope" --max-messages 10</w:t>
+      </w:r>
+    </w:p>
+    <w:p>
+      <w:r>
+        <w:rPr>
+          <w:b w:val="0"/>
+          <w:i w:val="0"/>
+        </w:rPr>
+        <w:t>Check flat format:</w:t>
+      </w:r>
+    </w:p>
+    <w:p>
+      <w:pPr>
+        <w:spacing w:before="0" w:after="0"/>
+      </w:pPr>
+      <w:r>
+        <w:rPr>
+          <w:rFonts w:ascii="Consolas" w:hAnsi="Consolas"/>
+          <w:color w:val="333333"/>
+          <w:sz w:val="18"/>
+        </w:rPr>
+        <w:t>python3 cdc_inspector.py --topic inventory_flat.public.customers-flat --group "delete-flat" --max-messages 10</w:t>
+      </w:r>
+    </w:p>
+    <w:p>
+      <w:pPr>
+        <w:pStyle w:val="Heading3"/>
+      </w:pPr>
+      <w:r>
+        <w:rPr>
+          <w:color w:val="002B6C"/>
+        </w:rPr>
+        <w:t>Expected output / observation</w:t>
+      </w:r>
+    </w:p>
+    <w:p>
+      <w:pPr>
+        <w:pStyle w:val="ListBullet"/>
+      </w:pPr>
+      <w:r>
+        <w:t>Envelope: DELETE event (op:d, after:null, before:{data}) + tombstone (value=null).</w:t>
+      </w:r>
+    </w:p>
+    <w:p>
+      <w:pPr>
+        <w:pStyle w:val="ListBullet"/>
+      </w:pPr>
+      <w:r>
+        <w:t>Flat: DELETE event with __deleted=true and all row data still present.</w:t>
+      </w:r>
+    </w:p>
+    <w:p>
+      <w:pPr>
+        <w:pStyle w:val="Heading3"/>
+      </w:pPr>
+      <w:r>
+        <w:rPr>
+          <w:color w:val="002B6C"/>
+        </w:rPr>
+        <w:t>Mini Exercise</w:t>
+      </w:r>
+    </w:p>
+    <w:p>
+      <w:r>
+        <w:rPr>
+          <w:b w:val="0"/>
+          <w:i w:val="0"/>
+        </w:rPr>
+        <w:t>For each scenario, which format would you choose?</w:t>
       </w:r>
     </w:p>
     <w:tbl>
       <w:tblPr>
-        <w:tblW w:w="9072" w:type="dxa"/>
-        <w:jc w:val="start"/>
-        <w:tblInd w:w="108" w:type="dxa"/>
-        <w:tblLayout w:type="fixed"/>
-        <w:tblCellMar>
-          <w:top w:w="0" w:type="dxa"/>
-          <w:start w:w="108" w:type="dxa"/>
-          <w:bottom w:w="0" w:type="dxa"/>
-          <w:end w:w="108" w:type="dxa"/>
-        </w:tblCellMar>
-        <w:tblLook w:firstRow="1" w:noVBand="1" w:lastRow="0" w:firstColumn="1" w:lastColumn="0" w:noHBand="0" w:val="04a0"/>
+        <w:tblStyle w:val="TableGrid"/>
+        <w:tblW w:type="auto" w:w="0"/>
+        <w:tblLook w:firstColumn="1" w:firstRow="1" w:lastColumn="0" w:lastRow="0" w:noHBand="0" w:noVBand="1" w:val="04A0"/>
       </w:tblPr>
       <w:tblGrid>
-        <w:gridCol w:w="9072"/>
+        <w:gridCol w:w="3312"/>
+        <w:gridCol w:w="3312"/>
+        <w:gridCol w:w="3312"/>
       </w:tblGrid>
       <w:tr>
-        <w:trPr/>
         <w:tc>
           <w:tcPr>
-            <w:tcW w:w="9072" w:type="dxa"/>
-            <w:tcBorders/>
-            <w:shd w:fill="F2F2F2" w:val="clear"/>
-            <w:vAlign w:val="center"/>
+            <w:tcW w:type="dxa" w:w="3312"/>
           </w:tcPr>
           <w:p>
-            <w:pPr>
-              <w:pStyle w:val="Normal"/>
-              <w:widowControl/>
-              <w:bidi w:val="0"/>
-              <w:spacing w:lineRule="auto" w:line="276" w:before="0" w:after="200"/>
-              <w:jc w:val="start"/>
-              <w:rPr/>
-            </w:pPr>
             <w:r>
               <w:rPr>
-                <w:rFonts w:ascii="Consolas" w:hAnsi="Consolas"/>
-                <w:b w:val="false"/>
-                <w:color w:val="333333"/>
-                <w:sz w:val="18"/>
+                <w:b/>
+                <w:sz w:val="20"/>
               </w:rPr>
-              <w:t>curl -s -X POST http://localhost:18083/connectors \</w:t>
-              <w:br/>
-              <w:t xml:space="preserve">  -H "Content-Type: application/json" \</w:t>
-              <w:br/>
-              <w:t xml:space="preserve">  --data-binary @postgres-envelope-connector.json</w:t>
-              <w:br/>
-              <w:t>curl -s http://localhost:18083/connectors/inventory-envelope-connector/status</w:t>
+              <w:t>Scenario</w:t>
+            </w:r>
+          </w:p>
+        </w:tc>
+        <w:tc>
+          <w:tcPr>
+            <w:tcW w:type="dxa" w:w="3312"/>
+          </w:tcPr>
+          <w:p>
+            <w:r>
+              <w:rPr>
+                <w:b/>
+                <w:sz w:val="20"/>
+              </w:rPr>
+              <w:t>Your Answer</w:t>
+            </w:r>
+          </w:p>
+        </w:tc>
+        <w:tc>
+          <w:tcPr>
+            <w:tcW w:type="dxa" w:w="3312"/>
+          </w:tcPr>
+          <w:p>
+            <w:r>
+              <w:rPr>
+                <w:b/>
+                <w:sz w:val="20"/>
+              </w:rPr>
+              <w:t>Why?</w:t>
+            </w:r>
+          </w:p>
+        </w:tc>
+      </w:tr>
+      <w:tr>
+        <w:tc>
+          <w:tcPr>
+            <w:tcW w:type="dxa" w:w="3312"/>
+          </w:tcPr>
+          <w:p>
+            <w:r>
+              <w:rPr>
+                <w:sz w:val="20"/>
+              </w:rPr>
+              <w:t>Audit log requiring before/after comparison</w:t>
+            </w:r>
+          </w:p>
+        </w:tc>
+        <w:tc>
+          <w:tcPr>
+            <w:tcW w:type="dxa" w:w="3312"/>
+          </w:tcPr>
+          <w:p>
+            <w:r>
+              <w:rPr>
+                <w:sz w:val="20"/>
+              </w:rPr>
+            </w:r>
+          </w:p>
+        </w:tc>
+        <w:tc>
+          <w:tcPr>
+            <w:tcW w:type="dxa" w:w="3312"/>
+          </w:tcPr>
+          <w:p>
+            <w:r>
+              <w:rPr>
+                <w:sz w:val="20"/>
+              </w:rPr>
+            </w:r>
+          </w:p>
+        </w:tc>
+      </w:tr>
+      <w:tr>
+        <w:tc>
+          <w:tcPr>
+            <w:tcW w:type="dxa" w:w="3312"/>
+          </w:tcPr>
+          <w:p>
+            <w:r>
+              <w:rPr>
+                <w:sz w:val="20"/>
+              </w:rPr>
+              <w:t>Elasticsearch sink connector</w:t>
+            </w:r>
+          </w:p>
+        </w:tc>
+        <w:tc>
+          <w:tcPr>
+            <w:tcW w:type="dxa" w:w="3312"/>
+          </w:tcPr>
+          <w:p>
+            <w:r>
+              <w:rPr>
+                <w:sz w:val="20"/>
+              </w:rPr>
+            </w:r>
+          </w:p>
+        </w:tc>
+        <w:tc>
+          <w:tcPr>
+            <w:tcW w:type="dxa" w:w="3312"/>
+          </w:tcPr>
+          <w:p>
+            <w:r>
+              <w:rPr>
+                <w:sz w:val="20"/>
+              </w:rPr>
+            </w:r>
+          </w:p>
+        </w:tc>
+      </w:tr>
+      <w:tr>
+        <w:tc>
+          <w:tcPr>
+            <w:tcW w:type="dxa" w:w="3312"/>
+          </w:tcPr>
+          <w:p>
+            <w:r>
+              <w:rPr>
+                <w:sz w:val="20"/>
+              </w:rPr>
+              <w:t>Real-time fraud detection</w:t>
+            </w:r>
+          </w:p>
+        </w:tc>
+        <w:tc>
+          <w:tcPr>
+            <w:tcW w:type="dxa" w:w="3312"/>
+          </w:tcPr>
+          <w:p>
+            <w:r>
+              <w:rPr>
+                <w:sz w:val="20"/>
+              </w:rPr>
+            </w:r>
+          </w:p>
+        </w:tc>
+        <w:tc>
+          <w:tcPr>
+            <w:tcW w:type="dxa" w:w="3312"/>
+          </w:tcPr>
+          <w:p>
+            <w:r>
+              <w:rPr>
+                <w:sz w:val="20"/>
+              </w:rPr>
+            </w:r>
+          </w:p>
+        </w:tc>
+      </w:tr>
+      <w:tr>
+        <w:tc>
+          <w:tcPr>
+            <w:tcW w:type="dxa" w:w="3312"/>
+          </w:tcPr>
+          <w:p>
+            <w:r>
+              <w:rPr>
+                <w:sz w:val="20"/>
+              </w:rPr>
+              <w:t>Data warehouse incremental load</w:t>
+            </w:r>
+          </w:p>
+        </w:tc>
+        <w:tc>
+          <w:tcPr>
+            <w:tcW w:type="dxa" w:w="3312"/>
+          </w:tcPr>
+          <w:p>
+            <w:r>
+              <w:rPr>
+                <w:sz w:val="20"/>
+              </w:rPr>
+            </w:r>
+          </w:p>
+        </w:tc>
+        <w:tc>
+          <w:tcPr>
+            <w:tcW w:type="dxa" w:w="3312"/>
+          </w:tcPr>
+          <w:p>
+            <w:r>
+              <w:rPr>
+                <w:sz w:val="20"/>
+              </w:rPr>
+            </w:r>
+          </w:p>
+        </w:tc>
+      </w:tr>
+      <w:tr>
+        <w:tc>
+          <w:tcPr>
+            <w:tcW w:type="dxa" w:w="3312"/>
+          </w:tcPr>
+          <w:p>
+            <w:r>
+              <w:rPr>
+                <w:sz w:val="20"/>
+              </w:rPr>
+              <w:t>Event replay for debugging</w:t>
+            </w:r>
+          </w:p>
+        </w:tc>
+        <w:tc>
+          <w:tcPr>
+            <w:tcW w:type="dxa" w:w="3312"/>
+          </w:tcPr>
+          <w:p>
+            <w:r>
+              <w:rPr>
+                <w:sz w:val="20"/>
+              </w:rPr>
+            </w:r>
+          </w:p>
+        </w:tc>
+        <w:tc>
+          <w:tcPr>
+            <w:tcW w:type="dxa" w:w="3312"/>
+          </w:tcPr>
+          <w:p>
+            <w:r>
+              <w:rPr>
+                <w:sz w:val="20"/>
+              </w:rPr>
             </w:r>
           </w:p>
         </w:tc>
@@ -754,202 +3324,271 @@
     </w:tbl>
     <w:p>
       <w:pPr>
-        <w:pStyle w:val="Normal"/>
-        <w:rPr/>
-      </w:pPr>
-      <w:r>
-        <w:rPr/>
-      </w:r>
-    </w:p>
-    <w:p>
-      <w:pPr>
         <w:pStyle w:val="Heading3"/>
-        <w:rPr/>
       </w:pPr>
       <w:r>
         <w:rPr>
           <w:color w:val="002B6C"/>
         </w:rPr>
-        <w:t>Expected output / observation</w:t>
-      </w:r>
-    </w:p>
-    <w:p>
-      <w:pPr>
-        <w:pStyle w:val="ListBullet"/>
-        <w:numPr>
-          <w:ilvl w:val="0"/>
-          <w:numId w:val="1"/>
-        </w:numPr>
-        <w:rPr/>
-      </w:pPr>
-      <w:r>
-        <w:rPr/>
-        <w:t>Connector name is inventory-envelope-connector.</w:t>
-      </w:r>
-    </w:p>
-    <w:p>
-      <w:pPr>
-        <w:pStyle w:val="ListBullet"/>
-        <w:numPr>
-          <w:ilvl w:val="0"/>
-          <w:numId w:val="1"/>
-        </w:numPr>
-        <w:rPr/>
-      </w:pPr>
-      <w:r>
-        <w:rPr/>
-        <w:t>Connector state is RUNNING.</w:t>
-      </w:r>
-    </w:p>
-    <w:p>
-      <w:pPr>
-        <w:pStyle w:val="ListBullet"/>
-        <w:numPr>
-          <w:ilvl w:val="0"/>
-          <w:numId w:val="1"/>
-        </w:numPr>
-        <w:rPr/>
-      </w:pPr>
-      <w:r>
-        <w:rPr/>
-        <w:t>Task state is RUNNING.</w:t>
-      </w:r>
-    </w:p>
-    <w:p>
-      <w:pPr>
-        <w:pStyle w:val="Heading3"/>
-        <w:rPr/>
-      </w:pPr>
-      <w:r>
-        <w:rPr>
-          <w:color w:val="002B6C"/>
-        </w:rPr>
-        <w:t>Mini Exercise</w:t>
-      </w:r>
-    </w:p>
-    <w:p>
-      <w:pPr>
-        <w:pStyle w:val="Normal"/>
-        <w:rPr/>
-      </w:pPr>
-      <w:r>
-        <w:rPr/>
-        <w:t>In one sentence, explain Kafka Connect vs Debezium.</w:t>
-      </w:r>
-    </w:p>
-    <w:p>
-      <w:pPr>
-        <w:pStyle w:val="Heading3"/>
-        <w:rPr/>
-      </w:pPr>
-      <w:r>
-        <w:rPr>
-          <w:color w:val="002B6C"/>
-        </w:rPr>
         <w:t>Solution</w:t>
-      </w:r>
-    </w:p>
-    <w:p>
-      <w:pPr>
-        <w:pStyle w:val="ListBullet"/>
-        <w:numPr>
-          <w:ilvl w:val="0"/>
-          <w:numId w:val="1"/>
-        </w:numPr>
-        <w:rPr/>
-      </w:pPr>
-      <w:r>
-        <w:rPr/>
-        <w:t>Kafka Connect is the framework/runtime that runs connector workers and tasks.</w:t>
-      </w:r>
-    </w:p>
-    <w:p>
-      <w:pPr>
-        <w:pStyle w:val="ListBullet"/>
-        <w:numPr>
-          <w:ilvl w:val="0"/>
-          <w:numId w:val="1"/>
-        </w:numPr>
-        <w:rPr/>
-      </w:pPr>
-      <w:r>
-        <w:rPr/>
-        <w:t>Debezium is the CDC connector family that understands database logs and emits change events.</w:t>
-      </w:r>
-    </w:p>
-    <w:p>
-      <w:pPr>
-        <w:pStyle w:val="Heading2"/>
-        <w:rPr/>
-      </w:pPr>
-      <w:r>
-        <w:rPr/>
-        <w:t>Exercise 4 - Consume The Initial Snapshot</w:t>
-      </w:r>
-    </w:p>
-    <w:p>
-      <w:pPr>
-        <w:pStyle w:val="Normal"/>
-        <w:rPr/>
-      </w:pPr>
-      <w:r>
-        <w:rPr/>
-        <w:t>The first connector run creates baseline read events. Students should identify snapshot records before streaming changes.</w:t>
-      </w:r>
-    </w:p>
-    <w:p>
-      <w:pPr>
-        <w:pStyle w:val="Heading3"/>
-        <w:rPr/>
-      </w:pPr>
-      <w:r>
-        <w:rPr/>
-        <w:t>Commands</w:t>
       </w:r>
     </w:p>
     <w:tbl>
       <w:tblPr>
-        <w:tblW w:w="9072" w:type="dxa"/>
-        <w:jc w:val="start"/>
-        <w:tblInd w:w="108" w:type="dxa"/>
-        <w:tblLayout w:type="fixed"/>
-        <w:tblCellMar>
-          <w:top w:w="0" w:type="dxa"/>
-          <w:start w:w="108" w:type="dxa"/>
-          <w:bottom w:w="0" w:type="dxa"/>
-          <w:end w:w="108" w:type="dxa"/>
-        </w:tblCellMar>
-        <w:tblLook w:firstRow="1" w:noVBand="1" w:lastRow="0" w:firstColumn="1" w:lastColumn="0" w:noHBand="0" w:val="04a0"/>
+        <w:tblStyle w:val="TableGrid"/>
+        <w:tblW w:type="auto" w:w="0"/>
+        <w:tblLook w:firstColumn="1" w:firstRow="1" w:lastColumn="0" w:lastRow="0" w:noHBand="0" w:noVBand="1" w:val="04A0"/>
       </w:tblPr>
       <w:tblGrid>
-        <w:gridCol w:w="9072"/>
+        <w:gridCol w:w="3312"/>
+        <w:gridCol w:w="3312"/>
+        <w:gridCol w:w="3312"/>
       </w:tblGrid>
       <w:tr>
-        <w:trPr/>
         <w:tc>
           <w:tcPr>
-            <w:tcW w:w="9072" w:type="dxa"/>
-            <w:tcBorders/>
-            <w:shd w:fill="F2F2F2" w:val="clear"/>
-            <w:vAlign w:val="center"/>
+            <w:tcW w:type="dxa" w:w="3312"/>
           </w:tcPr>
           <w:p>
-            <w:pPr>
-              <w:pStyle w:val="Normal"/>
-              <w:widowControl/>
-              <w:bidi w:val="0"/>
-              <w:spacing w:lineRule="auto" w:line="276" w:before="0" w:after="200"/>
-              <w:jc w:val="start"/>
-              <w:rPr/>
-            </w:pPr>
             <w:r>
               <w:rPr>
-                <w:rFonts w:ascii="Consolas" w:hAnsi="Consolas"/>
-                <w:b w:val="false"/>
-                <w:color w:val="333333"/>
-                <w:sz w:val="18"/>
+                <w:b/>
+                <w:sz w:val="20"/>
               </w:rPr>
-              <w:t>docker compose exec -T kafka kafka-console-consumer --bootstrap-server kafka:9092 --topic inventory.public.customers --from-beginning --max-messages 3 --timeout-ms 20000</w:t>
+              <w:t>Scenario</w:t>
+            </w:r>
+          </w:p>
+        </w:tc>
+        <w:tc>
+          <w:tcPr>
+            <w:tcW w:type="dxa" w:w="3312"/>
+          </w:tcPr>
+          <w:p>
+            <w:r>
+              <w:rPr>
+                <w:b/>
+                <w:sz w:val="20"/>
+              </w:rPr>
+              <w:t>Answer</w:t>
+            </w:r>
+          </w:p>
+        </w:tc>
+        <w:tc>
+          <w:tcPr>
+            <w:tcW w:type="dxa" w:w="3312"/>
+          </w:tcPr>
+          <w:p>
+            <w:r>
+              <w:rPr>
+                <w:b/>
+                <w:sz w:val="20"/>
+              </w:rPr>
+              <w:t>Reasoning</w:t>
+            </w:r>
+          </w:p>
+        </w:tc>
+      </w:tr>
+      <w:tr>
+        <w:tc>
+          <w:tcPr>
+            <w:tcW w:type="dxa" w:w="3312"/>
+          </w:tcPr>
+          <w:p>
+            <w:r>
+              <w:rPr>
+                <w:sz w:val="20"/>
+              </w:rPr>
+              <w:t>Audit log</w:t>
+            </w:r>
+          </w:p>
+        </w:tc>
+        <w:tc>
+          <w:tcPr>
+            <w:tcW w:type="dxa" w:w="3312"/>
+          </w:tcPr>
+          <w:p>
+            <w:r>
+              <w:rPr>
+                <w:sz w:val="20"/>
+              </w:rPr>
+              <w:t>Envelope</w:t>
+            </w:r>
+          </w:p>
+        </w:tc>
+        <w:tc>
+          <w:tcPr>
+            <w:tcW w:type="dxa" w:w="3312"/>
+          </w:tcPr>
+          <w:p>
+            <w:r>
+              <w:rPr>
+                <w:sz w:val="20"/>
+              </w:rPr>
+              <w:t>Need before/after values for compliance</w:t>
+            </w:r>
+          </w:p>
+        </w:tc>
+      </w:tr>
+      <w:tr>
+        <w:tc>
+          <w:tcPr>
+            <w:tcW w:type="dxa" w:w="3312"/>
+          </w:tcPr>
+          <w:p>
+            <w:r>
+              <w:rPr>
+                <w:sz w:val="20"/>
+              </w:rPr>
+              <w:t>Elasticsearch sink</w:t>
+            </w:r>
+          </w:p>
+        </w:tc>
+        <w:tc>
+          <w:tcPr>
+            <w:tcW w:type="dxa" w:w="3312"/>
+          </w:tcPr>
+          <w:p>
+            <w:r>
+              <w:rPr>
+                <w:sz w:val="20"/>
+              </w:rPr>
+              <w:t>Flat</w:t>
+            </w:r>
+          </w:p>
+        </w:tc>
+        <w:tc>
+          <w:tcPr>
+            <w:tcW w:type="dxa" w:w="3312"/>
+          </w:tcPr>
+          <w:p>
+            <w:r>
+              <w:rPr>
+                <w:sz w:val="20"/>
+              </w:rPr>
+              <w:t>ES expects flat documents</w:t>
+            </w:r>
+          </w:p>
+        </w:tc>
+      </w:tr>
+      <w:tr>
+        <w:tc>
+          <w:tcPr>
+            <w:tcW w:type="dxa" w:w="3312"/>
+          </w:tcPr>
+          <w:p>
+            <w:r>
+              <w:rPr>
+                <w:sz w:val="20"/>
+              </w:rPr>
+              <w:t>Fraud detection</w:t>
+            </w:r>
+          </w:p>
+        </w:tc>
+        <w:tc>
+          <w:tcPr>
+            <w:tcW w:type="dxa" w:w="3312"/>
+          </w:tcPr>
+          <w:p>
+            <w:r>
+              <w:rPr>
+                <w:sz w:val="20"/>
+              </w:rPr>
+              <w:t>Envelope</w:t>
+            </w:r>
+          </w:p>
+        </w:tc>
+        <w:tc>
+          <w:tcPr>
+            <w:tcW w:type="dxa" w:w="3312"/>
+          </w:tcPr>
+          <w:p>
+            <w:r>
+              <w:rPr>
+                <w:sz w:val="20"/>
+              </w:rPr>
+              <w:t>Need before values to detect suspicious changes</w:t>
+            </w:r>
+          </w:p>
+        </w:tc>
+      </w:tr>
+      <w:tr>
+        <w:tc>
+          <w:tcPr>
+            <w:tcW w:type="dxa" w:w="3312"/>
+          </w:tcPr>
+          <w:p>
+            <w:r>
+              <w:rPr>
+                <w:sz w:val="20"/>
+              </w:rPr>
+              <w:t>Data warehouse</w:t>
+            </w:r>
+          </w:p>
+        </w:tc>
+        <w:tc>
+          <w:tcPr>
+            <w:tcW w:type="dxa" w:w="3312"/>
+          </w:tcPr>
+          <w:p>
+            <w:r>
+              <w:rPr>
+                <w:sz w:val="20"/>
+              </w:rPr>
+              <w:t>Flat</w:t>
+            </w:r>
+          </w:p>
+        </w:tc>
+        <w:tc>
+          <w:tcPr>
+            <w:tcW w:type="dxa" w:w="3312"/>
+          </w:tcPr>
+          <w:p>
+            <w:r>
+              <w:rPr>
+                <w:sz w:val="20"/>
+              </w:rPr>
+              <w:t>Simpler mapping to warehouse tables</w:t>
+            </w:r>
+          </w:p>
+        </w:tc>
+      </w:tr>
+      <w:tr>
+        <w:tc>
+          <w:tcPr>
+            <w:tcW w:type="dxa" w:w="3312"/>
+          </w:tcPr>
+          <w:p>
+            <w:r>
+              <w:rPr>
+                <w:sz w:val="20"/>
+              </w:rPr>
+              <w:t>Event replay</w:t>
+            </w:r>
+          </w:p>
+        </w:tc>
+        <w:tc>
+          <w:tcPr>
+            <w:tcW w:type="dxa" w:w="3312"/>
+          </w:tcPr>
+          <w:p>
+            <w:r>
+              <w:rPr>
+                <w:sz w:val="20"/>
+              </w:rPr>
+              <w:t>Envelope</w:t>
+            </w:r>
+          </w:p>
+        </w:tc>
+        <w:tc>
+          <w:tcPr>
+            <w:tcW w:type="dxa" w:w="3312"/>
+          </w:tcPr>
+          <w:p>
+            <w:r>
+              <w:rPr>
+                <w:sz w:val="20"/>
+              </w:rPr>
+              <w:t>Full metadata (LSN, timestamps) needed</w:t>
             </w:r>
           </w:p>
         </w:tc>
@@ -957,17 +3596,103 @@
     </w:tbl>
     <w:p>
       <w:pPr>
-        <w:pStyle w:val="Normal"/>
-        <w:rPr/>
-      </w:pPr>
-      <w:r>
-        <w:rPr/>
+        <w:pStyle w:val="Heading1"/>
+      </w:pPr>
+      <w:r>
+        <w:t>Lab 3: Schema Evolution &amp; Snapshot Modes (45 min)</w:t>
+      </w:r>
+    </w:p>
+    <w:p>
+      <w:pPr>
+        <w:pStyle w:val="Heading2"/>
+      </w:pPr>
+      <w:r>
+        <w:t>Objective</w:t>
+      </w:r>
+    </w:p>
+    <w:p>
+      <w:r>
+        <w:rPr>
+          <w:b w:val="0"/>
+          <w:i w:val="0"/>
+        </w:rPr>
+        <w:t>Explore how Debezium handles database schema changes and different snapshot modes. Learn to trigger incremental snapshots using the signal table.</w:t>
+      </w:r>
+    </w:p>
+    <w:p>
+      <w:pPr>
+        <w:pStyle w:val="Heading2"/>
+      </w:pPr>
+      <w:r>
+        <w:t>Exercise 3.1 — Schema Evolution Demo</w:t>
+      </w:r>
+    </w:p>
+    <w:p>
+      <w:r>
+        <w:rPr>
+          <w:b w:val="0"/>
+          <w:i w:val="0"/>
+        </w:rPr>
+        <w:t>Run the interactive schema evolution script:</w:t>
+      </w:r>
+    </w:p>
+    <w:p>
+      <w:pPr>
+        <w:spacing w:before="0" w:after="0"/>
+      </w:pPr>
+      <w:r>
+        <w:rPr>
+          <w:rFonts w:ascii="Consolas" w:hAnsi="Consolas"/>
+          <w:color w:val="333333"/>
+          <w:sz w:val="18"/>
+        </w:rPr>
+        <w:t>python3 schema_evolution_demo.py</w:t>
+      </w:r>
+    </w:p>
+    <w:p>
+      <w:r>
+        <w:rPr>
+          <w:b w:val="0"/>
+          <w:i w:val="0"/>
+        </w:rPr>
+        <w:t>The script walks through:</w:t>
+      </w:r>
+    </w:p>
+    <w:p>
+      <w:pPr>
+        <w:pStyle w:val="ListBullet"/>
+      </w:pPr>
+      <w:r>
+        <w:t>ADD COLUMN — Adding a 'phone' column to customers</w:t>
+      </w:r>
+    </w:p>
+    <w:p>
+      <w:pPr>
+        <w:pStyle w:val="ListBullet"/>
+      </w:pPr>
+      <w:r>
+        <w:t>UPDATE with new column — Setting phone on existing rows</w:t>
+      </w:r>
+    </w:p>
+    <w:p>
+      <w:pPr>
+        <w:pStyle w:val="ListBullet"/>
+      </w:pPr>
+      <w:r>
+        <w:t>ADD COLUMN with DEFAULT — Adding 'loyalty_tier' with default value</w:t>
+      </w:r>
+    </w:p>
+    <w:p>
+      <w:pPr>
+        <w:pStyle w:val="ListBullet"/>
+      </w:pPr>
+      <w:r>
+        <w:t>DROP COLUMN — Removing the phone column</w:t>
       </w:r>
     </w:p>
     <w:p>
       <w:pPr>
         <w:pStyle w:val="Heading3"/>
-        <w:rPr/>
       </w:pPr>
       <w:r>
         <w:rPr>
@@ -979,49 +3704,30 @@
     <w:p>
       <w:pPr>
         <w:pStyle w:val="ListBullet"/>
-        <w:numPr>
-          <w:ilvl w:val="0"/>
-          <w:numId w:val="1"/>
-        </w:numPr>
-        <w:rPr/>
-      </w:pPr>
-      <w:r>
-        <w:rPr/>
-        <w:t>Three customer records appear.</w:t>
+      </w:pPr>
+      <w:r>
+        <w:t>New columns appear in CDC events for future changes.</w:t>
       </w:r>
     </w:p>
     <w:p>
       <w:pPr>
         <w:pStyle w:val="ListBullet"/>
-        <w:numPr>
-          <w:ilvl w:val="0"/>
-          <w:numId w:val="1"/>
-        </w:numPr>
-        <w:rPr/>
-      </w:pPr>
-      <w:r>
-        <w:rPr/>
-        <w:t>Each event contains a Debezium envelope.</w:t>
+      </w:pPr>
+      <w:r>
+        <w:t>ADD COLUMN with DEFAULT does NOT generate CDC events for existing rows.</w:t>
       </w:r>
     </w:p>
     <w:p>
       <w:pPr>
         <w:pStyle w:val="ListBullet"/>
-        <w:numPr>
-          <w:ilvl w:val="0"/>
-          <w:numId w:val="1"/>
-        </w:numPr>
-        <w:rPr/>
-      </w:pPr>
-      <w:r>
-        <w:rPr/>
-        <w:t>Snapshot records use `op` value `r`.</w:t>
+      </w:pPr>
+      <w:r>
+        <w:t>Dropped columns disappear from future CDC events.</w:t>
       </w:r>
     </w:p>
     <w:p>
       <w:pPr>
         <w:pStyle w:val="Heading3"/>
-        <w:rPr/>
       </w:pPr>
       <w:r>
         <w:rPr>
@@ -1031,19 +3737,17 @@
       </w:r>
     </w:p>
     <w:p>
-      <w:pPr>
-        <w:pStyle w:val="Normal"/>
-        <w:rPr/>
-      </w:pPr>
-      <w:r>
-        <w:rPr/>
-        <w:t>Which envelope field tells you this is a snapshot/read event?</w:t>
+      <w:r>
+        <w:rPr>
+          <w:b w:val="0"/>
+          <w:i w:val="0"/>
+        </w:rPr>
+        <w:t>Why doesn't ADD COLUMN ... DEFAULT 'value' generate CDC events for existing rows?</w:t>
       </w:r>
     </w:p>
     <w:p>
       <w:pPr>
         <w:pStyle w:val="Heading3"/>
-        <w:rPr/>
       </w:pPr>
       <w:r>
         <w:rPr>
@@ -1055,124 +3759,439 @@
     <w:p>
       <w:pPr>
         <w:pStyle w:val="ListBullet"/>
-        <w:numPr>
-          <w:ilvl w:val="0"/>
-          <w:numId w:val="1"/>
-        </w:numPr>
-        <w:rPr/>
-      </w:pPr>
-      <w:r>
-        <w:rPr/>
-        <w:t>Use `op=r` to identify snapshot read records.</w:t>
+      </w:pPr>
+      <w:r>
+        <w:t>PostgreSQL doesn't write to the WAL for metadata-only changes.</w:t>
       </w:r>
     </w:p>
     <w:p>
       <w:pPr>
         <w:pStyle w:val="ListBullet"/>
-        <w:numPr>
-          <w:ilvl w:val="0"/>
-          <w:numId w:val="1"/>
-        </w:numPr>
-        <w:rPr/>
-      </w:pPr>
-      <w:r>
-        <w:rPr/>
-        <w:t>Source metadata also includes snapshot-related details.</w:t>
+      </w:pPr>
+      <w:r>
+        <w:t>Adding a column with a default is a metadata operation — existing rows are not physically updated.</w:t>
+      </w:r>
+    </w:p>
+    <w:p>
+      <w:pPr>
+        <w:pStyle w:val="ListBullet"/>
+      </w:pPr>
+      <w:r>
+        <w:t>Only the next actual change to a row will include the new column in the CDC event.</w:t>
       </w:r>
     </w:p>
     <w:p>
       <w:pPr>
         <w:pStyle w:val="Heading2"/>
-        <w:rPr/>
-      </w:pPr>
-      <w:r>
-        <w:rPr/>
-        <w:t>Exercise 5 - Generate Insert, Update, And Delete Events</w:t>
-      </w:r>
-    </w:p>
-    <w:p>
-      <w:pPr>
-        <w:pStyle w:val="Normal"/>
-        <w:rPr/>
-      </w:pPr>
-      <w:r>
-        <w:rPr/>
-        <w:t>Students now make real source changes and inspect the event shape instead of only reading documentation.</w:t>
+      </w:pPr>
+      <w:r>
+        <w:t>Exercise 3.2 — Explore Snapshot Modes</w:t>
+      </w:r>
+    </w:p>
+    <w:p>
+      <w:r>
+        <w:rPr>
+          <w:b w:val="0"/>
+          <w:i w:val="0"/>
+        </w:rPr>
+        <w:t>Deploy a connector with snapshot.mode: no_data:</w:t>
+      </w:r>
+    </w:p>
+    <w:p>
+      <w:pPr>
+        <w:spacing w:before="0" w:after="0"/>
+      </w:pPr>
+      <w:r>
+        <w:rPr>
+          <w:rFonts w:ascii="Consolas" w:hAnsi="Consolas"/>
+          <w:color w:val="333333"/>
+          <w:sz w:val="18"/>
+        </w:rPr>
+        <w:t>curl -X POST http://localhost:8083/connectors \</w:t>
+      </w:r>
+    </w:p>
+    <w:p>
+      <w:pPr>
+        <w:spacing w:before="0" w:after="0"/>
+      </w:pPr>
+      <w:r>
+        <w:rPr>
+          <w:rFonts w:ascii="Consolas" w:hAnsi="Consolas"/>
+          <w:color w:val="333333"/>
+          <w:sz w:val="18"/>
+        </w:rPr>
+        <w:t xml:space="preserve">  -H "Content-Type: application/json" \</w:t>
+      </w:r>
+    </w:p>
+    <w:p>
+      <w:pPr>
+        <w:spacing w:before="0" w:after="0"/>
+      </w:pPr>
+      <w:r>
+        <w:rPr>
+          <w:rFonts w:ascii="Consolas" w:hAnsi="Consolas"/>
+          <w:color w:val="333333"/>
+          <w:sz w:val="18"/>
+        </w:rPr>
+        <w:t xml:space="preserve">  -d @postgres-snapshot-connector.json</w:t>
+      </w:r>
+    </w:p>
+    <w:p>
+      <w:r>
+        <w:rPr>
+          <w:b w:val="0"/>
+          <w:i w:val="0"/>
+        </w:rPr>
+        <w:t>Check for snapshot events (should be empty):</w:t>
+      </w:r>
+    </w:p>
+    <w:p>
+      <w:pPr>
+        <w:spacing w:before="0" w:after="0"/>
+      </w:pPr>
+      <w:r>
+        <w:rPr>
+          <w:rFonts w:ascii="Consolas" w:hAnsi="Consolas"/>
+          <w:color w:val="333333"/>
+          <w:sz w:val="18"/>
+        </w:rPr>
+        <w:t>python3 cdc_inspector.py \</w:t>
+      </w:r>
+    </w:p>
+    <w:p>
+      <w:pPr>
+        <w:spacing w:before="0" w:after="0"/>
+      </w:pPr>
+      <w:r>
+        <w:rPr>
+          <w:rFonts w:ascii="Consolas" w:hAnsi="Consolas"/>
+          <w:color w:val="333333"/>
+          <w:sz w:val="18"/>
+        </w:rPr>
+        <w:t xml:space="preserve">  --topic inventory_snap.public.customers \</w:t>
+      </w:r>
+    </w:p>
+    <w:p>
+      <w:pPr>
+        <w:spacing w:before="0" w:after="0"/>
+      </w:pPr>
+      <w:r>
+        <w:rPr>
+          <w:rFonts w:ascii="Consolas" w:hAnsi="Consolas"/>
+          <w:color w:val="333333"/>
+          <w:sz w:val="18"/>
+        </w:rPr>
+        <w:t xml:space="preserve">  --group "snap-check" \</w:t>
+      </w:r>
+    </w:p>
+    <w:p>
+      <w:pPr>
+        <w:spacing w:before="0" w:after="0"/>
+      </w:pPr>
+      <w:r>
+        <w:rPr>
+          <w:rFonts w:ascii="Consolas" w:hAnsi="Consolas"/>
+          <w:color w:val="333333"/>
+          <w:sz w:val="18"/>
+        </w:rPr>
+        <w:t xml:space="preserve">  --max-messages 5 \</w:t>
+      </w:r>
+    </w:p>
+    <w:p>
+      <w:pPr>
+        <w:spacing w:before="0" w:after="0"/>
+      </w:pPr>
+      <w:r>
+        <w:rPr>
+          <w:rFonts w:ascii="Consolas" w:hAnsi="Consolas"/>
+          <w:color w:val="333333"/>
+          <w:sz w:val="18"/>
+        </w:rPr>
+        <w:t xml:space="preserve">  --timeout 10</w:t>
+      </w:r>
+    </w:p>
+    <w:p>
+      <w:r>
+        <w:rPr>
+          <w:b w:val="0"/>
+          <w:i w:val="0"/>
+        </w:rPr>
+        <w:t>Make a change to verify streaming works:</w:t>
+      </w:r>
+    </w:p>
+    <w:p>
+      <w:pPr>
+        <w:spacing w:before="0" w:after="0"/>
+      </w:pPr>
+      <w:r>
+        <w:rPr>
+          <w:rFonts w:ascii="Consolas" w:hAnsi="Consolas"/>
+          <w:color w:val="333333"/>
+          <w:sz w:val="18"/>
+        </w:rPr>
+        <w:t>docker exec -it day4_postgres psql -U postgres -d inventory \</w:t>
+      </w:r>
+    </w:p>
+    <w:p>
+      <w:pPr>
+        <w:spacing w:before="0" w:after="0"/>
+      </w:pPr>
+      <w:r>
+        <w:rPr>
+          <w:rFonts w:ascii="Consolas" w:hAnsi="Consolas"/>
+          <w:color w:val="333333"/>
+          <w:sz w:val="18"/>
+        </w:rPr>
+        <w:t xml:space="preserve">  -c "UPDATE customers SET balance = balance + 1 WHERE name = 'Alice';"</w:t>
+      </w:r>
+    </w:p>
+    <w:p>
+      <w:pPr>
+        <w:spacing w:before="0" w:after="0"/>
+      </w:pPr>
+      <w:r>
+        <w:rPr>
+          <w:rFonts w:ascii="Consolas" w:hAnsi="Consolas"/>
+          <w:color w:val="333333"/>
+          <w:sz w:val="18"/>
+        </w:rPr>
+        <w:t>python3 cdc_inspector.py \</w:t>
+      </w:r>
+    </w:p>
+    <w:p>
+      <w:pPr>
+        <w:spacing w:before="0" w:after="0"/>
+      </w:pPr>
+      <w:r>
+        <w:rPr>
+          <w:rFonts w:ascii="Consolas" w:hAnsi="Consolas"/>
+          <w:color w:val="333333"/>
+          <w:sz w:val="18"/>
+        </w:rPr>
+        <w:t xml:space="preserve">  --topic inventory_snap.public.customers \</w:t>
+      </w:r>
+    </w:p>
+    <w:p>
+      <w:pPr>
+        <w:spacing w:before="0" w:after="0"/>
+      </w:pPr>
+      <w:r>
+        <w:rPr>
+          <w:rFonts w:ascii="Consolas" w:hAnsi="Consolas"/>
+          <w:color w:val="333333"/>
+          <w:sz w:val="18"/>
+        </w:rPr>
+        <w:t xml:space="preserve">  --group "snap-stream" \</w:t>
+      </w:r>
+    </w:p>
+    <w:p>
+      <w:pPr>
+        <w:spacing w:before="0" w:after="0"/>
+      </w:pPr>
+      <w:r>
+        <w:rPr>
+          <w:rFonts w:ascii="Consolas" w:hAnsi="Consolas"/>
+          <w:color w:val="333333"/>
+          <w:sz w:val="18"/>
+        </w:rPr>
+        <w:t xml:space="preserve">  --max-messages 5</w:t>
       </w:r>
     </w:p>
     <w:p>
       <w:pPr>
         <w:pStyle w:val="Heading3"/>
-        <w:rPr/>
-      </w:pPr>
-      <w:r>
-        <w:rPr/>
-        <w:t>Commands</w:t>
-      </w:r>
-    </w:p>
-    <w:tbl>
-      <w:tblPr>
-        <w:tblW w:w="9072" w:type="dxa"/>
-        <w:jc w:val="start"/>
-        <w:tblInd w:w="108" w:type="dxa"/>
-        <w:tblLayout w:type="fixed"/>
-        <w:tblCellMar>
-          <w:top w:w="0" w:type="dxa"/>
-          <w:start w:w="108" w:type="dxa"/>
-          <w:bottom w:w="0" w:type="dxa"/>
-          <w:end w:w="108" w:type="dxa"/>
-        </w:tblCellMar>
-        <w:tblLook w:firstRow="1" w:noVBand="1" w:lastRow="0" w:firstColumn="1" w:lastColumn="0" w:noHBand="0" w:val="04a0"/>
-      </w:tblPr>
-      <w:tblGrid>
-        <w:gridCol w:w="9072"/>
-      </w:tblGrid>
-      <w:tr>
-        <w:trPr/>
-        <w:tc>
-          <w:tcPr>
-            <w:tcW w:w="9072" w:type="dxa"/>
-            <w:tcBorders/>
-            <w:shd w:fill="F2F2F2" w:val="clear"/>
-            <w:vAlign w:val="center"/>
-          </w:tcPr>
-          <w:p>
-            <w:pPr>
-              <w:pStyle w:val="Normal"/>
-              <w:widowControl/>
-              <w:bidi w:val="0"/>
-              <w:spacing w:lineRule="auto" w:line="276" w:before="0" w:after="200"/>
-              <w:jc w:val="start"/>
-              <w:rPr/>
-            </w:pPr>
-            <w:r>
-              <w:rPr>
-                <w:rFonts w:ascii="Consolas" w:hAnsi="Consolas"/>
-                <w:b w:val="false"/>
-                <w:color w:val="333333"/>
-                <w:sz w:val="18"/>
-              </w:rPr>
-              <w:t>docker compose exec -T postgres psql -U postgres -d inventory -c "INSERT INTO customers(name,email,balance,status) VALUES ('Dina','dina@example.com',325.00,'active'); INSERT INTO customers(name,email,balance,status) VALUES ('Evan','evan-delete@example.com',50.00,'active'); UPDATE customers SET balance=balance+25, updated_at=now() WHERE email='alice@example.com'; DELETE FROM customers WHERE email='evan-delete@example.com';"</w:t>
-              <w:br/>
-              <w:t>docker compose exec -T kafka kafka-console-consumer --bootstrap-server kafka:9092 --topic inventory.public.customers --from-beginning --max-messages 8 --timeout-ms 25000</w:t>
-            </w:r>
-          </w:p>
-        </w:tc>
-      </w:tr>
-    </w:tbl>
-    <w:p>
-      <w:pPr>
-        <w:pStyle w:val="Normal"/>
-        <w:rPr/>
-      </w:pPr>
-      <w:r>
-        <w:rPr/>
+      </w:pPr>
+      <w:r>
+        <w:rPr>
+          <w:color w:val="002B6C"/>
+        </w:rPr>
+        <w:t>Expected output / observation</w:t>
+      </w:r>
+    </w:p>
+    <w:p>
+      <w:pPr>
+        <w:pStyle w:val="ListBullet"/>
+      </w:pPr>
+      <w:r>
+        <w:t>First check: consumed=0 (no snapshot events).</w:t>
+      </w:r>
+    </w:p>
+    <w:p>
+      <w:pPr>
+        <w:pStyle w:val="ListBullet"/>
+      </w:pPr>
+      <w:r>
+        <w:t>After UPDATE: the change event appears (streaming works).</w:t>
+      </w:r>
+    </w:p>
+    <w:p>
+      <w:pPr>
+        <w:pStyle w:val="Heading2"/>
+      </w:pPr>
+      <w:r>
+        <w:t>Exercise 3.3 — Trigger an Incremental Snapshot</w:t>
+      </w:r>
+    </w:p>
+    <w:p>
+      <w:r>
+        <w:rPr>
+          <w:b w:val="0"/>
+          <w:i w:val="0"/>
+        </w:rPr>
+        <w:t>Connect to PostgreSQL:</w:t>
+      </w:r>
+    </w:p>
+    <w:p>
+      <w:pPr>
+        <w:spacing w:before="0" w:after="0"/>
+      </w:pPr>
+      <w:r>
+        <w:rPr>
+          <w:rFonts w:ascii="Consolas" w:hAnsi="Consolas"/>
+          <w:color w:val="333333"/>
+          <w:sz w:val="18"/>
+        </w:rPr>
+        <w:t>docker exec -it day4_postgres psql -U postgres -d inventory</w:t>
+      </w:r>
+    </w:p>
+    <w:p>
+      <w:r>
+        <w:rPr>
+          <w:b w:val="0"/>
+          <w:i w:val="0"/>
+        </w:rPr>
+        <w:t>Insert a signal to trigger incremental snapshot:</w:t>
+      </w:r>
+    </w:p>
+    <w:p>
+      <w:pPr>
+        <w:spacing w:before="0" w:after="0"/>
+      </w:pPr>
+      <w:r>
+        <w:rPr>
+          <w:rFonts w:ascii="Consolas" w:hAnsi="Consolas"/>
+          <w:color w:val="333333"/>
+          <w:sz w:val="18"/>
+        </w:rPr>
+        <w:t>INSERT INTO debezium_signal (id, type, data) VALUES (</w:t>
+      </w:r>
+    </w:p>
+    <w:p>
+      <w:pPr>
+        <w:spacing w:before="0" w:after="0"/>
+      </w:pPr>
+      <w:r>
+        <w:rPr>
+          <w:rFonts w:ascii="Consolas" w:hAnsi="Consolas"/>
+          <w:color w:val="333333"/>
+          <w:sz w:val="18"/>
+        </w:rPr>
+        <w:t xml:space="preserve">  'snap-1', 'execute-snapshot',</w:t>
+      </w:r>
+    </w:p>
+    <w:p>
+      <w:pPr>
+        <w:spacing w:before="0" w:after="0"/>
+      </w:pPr>
+      <w:r>
+        <w:rPr>
+          <w:rFonts w:ascii="Consolas" w:hAnsi="Consolas"/>
+          <w:color w:val="333333"/>
+          <w:sz w:val="18"/>
+        </w:rPr>
+        <w:t xml:space="preserve">  '{"data-collections": ["public.customers"], "type": "incremental"}'</w:t>
+      </w:r>
+    </w:p>
+    <w:p>
+      <w:pPr>
+        <w:spacing w:before="0" w:after="0"/>
+      </w:pPr>
+      <w:r>
+        <w:rPr>
+          <w:rFonts w:ascii="Consolas" w:hAnsi="Consolas"/>
+          <w:color w:val="333333"/>
+          <w:sz w:val="18"/>
+        </w:rPr>
+        <w:t>);</w:t>
+      </w:r>
+    </w:p>
+    <w:p>
+      <w:r>
+        <w:rPr>
+          <w:b w:val="0"/>
+          <w:i w:val="0"/>
+        </w:rPr>
+        <w:t>Watch for snapshot events in another terminal:</w:t>
+      </w:r>
+    </w:p>
+    <w:p>
+      <w:pPr>
+        <w:spacing w:before="0" w:after="0"/>
+      </w:pPr>
+      <w:r>
+        <w:rPr>
+          <w:rFonts w:ascii="Consolas" w:hAnsi="Consolas"/>
+          <w:color w:val="333333"/>
+          <w:sz w:val="18"/>
+        </w:rPr>
+        <w:t>python3 cdc_inspector.py \</w:t>
+      </w:r>
+    </w:p>
+    <w:p>
+      <w:pPr>
+        <w:spacing w:before="0" w:after="0"/>
+      </w:pPr>
+      <w:r>
+        <w:rPr>
+          <w:rFonts w:ascii="Consolas" w:hAnsi="Consolas"/>
+          <w:color w:val="333333"/>
+          <w:sz w:val="18"/>
+        </w:rPr>
+        <w:t xml:space="preserve">  --topic inventory_snap.public.customers \</w:t>
+      </w:r>
+    </w:p>
+    <w:p>
+      <w:pPr>
+        <w:spacing w:before="0" w:after="0"/>
+      </w:pPr>
+      <w:r>
+        <w:rPr>
+          <w:rFonts w:ascii="Consolas" w:hAnsi="Consolas"/>
+          <w:color w:val="333333"/>
+          <w:sz w:val="18"/>
+        </w:rPr>
+        <w:t xml:space="preserve">  --group "incr-snap" \</w:t>
+      </w:r>
+    </w:p>
+    <w:p>
+      <w:pPr>
+        <w:spacing w:before="0" w:after="0"/>
+      </w:pPr>
+      <w:r>
+        <w:rPr>
+          <w:rFonts w:ascii="Consolas" w:hAnsi="Consolas"/>
+          <w:color w:val="333333"/>
+          <w:sz w:val="18"/>
+        </w:rPr>
+        <w:t xml:space="preserve">  --max-messages 10 \</w:t>
+      </w:r>
+    </w:p>
+    <w:p>
+      <w:pPr>
+        <w:spacing w:before="0" w:after="0"/>
+      </w:pPr>
+      <w:r>
+        <w:rPr>
+          <w:rFonts w:ascii="Consolas" w:hAnsi="Consolas"/>
+          <w:color w:val="333333"/>
+          <w:sz w:val="18"/>
+        </w:rPr>
+        <w:t xml:space="preserve">  --timeout 30</w:t>
       </w:r>
     </w:p>
     <w:p>
       <w:pPr>
         <w:pStyle w:val="Heading3"/>
-        <w:rPr/>
       </w:pPr>
       <w:r>
         <w:rPr>
@@ -1184,71 +4203,314 @@
     <w:p>
       <w:pPr>
         <w:pStyle w:val="ListBullet"/>
-        <w:numPr>
-          <w:ilvl w:val="0"/>
-          <w:numId w:val="1"/>
-        </w:numPr>
-        <w:rPr/>
-      </w:pPr>
-      <w:r>
-        <w:rPr/>
-        <w:t>Create events appear for Dina and Evan.</w:t>
+      </w:pPr>
+      <w:r>
+        <w:t>Events appear for each existing customer row.</w:t>
       </w:r>
     </w:p>
     <w:p>
       <w:pPr>
         <w:pStyle w:val="ListBullet"/>
-        <w:numPr>
-          <w:ilvl w:val="0"/>
-          <w:numId w:val="1"/>
-        </w:numPr>
-        <w:rPr/>
-      </w:pPr>
-      <w:r>
-        <w:rPr/>
-        <w:t>An update event appears for Alice.</w:t>
+      </w:pPr>
+      <w:r>
+        <w:t>The connector continues to stream real-time changes afterward.</w:t>
+      </w:r>
+    </w:p>
+    <w:p>
+      <w:pPr>
+        <w:pStyle w:val="Heading3"/>
+      </w:pPr>
+      <w:r>
+        <w:rPr>
+          <w:color w:val="002B6C"/>
+        </w:rPr>
+        <w:t>Mini Exercise</w:t>
+      </w:r>
+    </w:p>
+    <w:p>
+      <w:r>
+        <w:rPr>
+          <w:b w:val="0"/>
+          <w:i w:val="0"/>
+        </w:rPr>
+        <w:t>When would you use an incremental snapshot instead of restarting the connector with snapshot.mode: initial?</w:t>
+      </w:r>
+    </w:p>
+    <w:p>
+      <w:pPr>
+        <w:pStyle w:val="Heading3"/>
+      </w:pPr>
+      <w:r>
+        <w:rPr>
+          <w:color w:val="002B6C"/>
+        </w:rPr>
+        <w:t>Solution</w:t>
       </w:r>
     </w:p>
     <w:p>
       <w:pPr>
         <w:pStyle w:val="ListBullet"/>
-        <w:numPr>
-          <w:ilvl w:val="0"/>
-          <w:numId w:val="1"/>
-        </w:numPr>
-        <w:rPr/>
-      </w:pPr>
-      <w:r>
-        <w:rPr/>
-        <w:t>A delete event and tombstone appear for Evan.</w:t>
+      </w:pPr>
+      <w:r>
+        <w:t>Incremental snapshots don't require stopping the connector — zero downtime.</w:t>
+      </w:r>
+    </w:p>
+    <w:p>
+      <w:pPr>
+        <w:pStyle w:val="ListBullet"/>
+      </w:pPr>
+      <w:r>
+        <w:t>You can snapshot specific tables, not all tables.</w:t>
+      </w:r>
+    </w:p>
+    <w:p>
+      <w:pPr>
+        <w:pStyle w:val="ListBullet"/>
+      </w:pPr>
+      <w:r>
+        <w:t>Use cases: new table added to config, data loaded via COPY (bypasses WAL), data re-sync after inconsistency.</w:t>
+      </w:r>
+    </w:p>
+    <w:p>
+      <w:pPr>
+        <w:pStyle w:val="Heading1"/>
+      </w:pPr>
+      <w:r>
+        <w:t>Lab 4: CDC Monitoring &amp; Troubleshooting (60 min)</w:t>
+      </w:r>
+    </w:p>
+    <w:p>
+      <w:pPr>
+        <w:pStyle w:val="Heading2"/>
+      </w:pPr>
+      <w:r>
+        <w:t>Objective</w:t>
+      </w:r>
+    </w:p>
+    <w:p>
+      <w:r>
+        <w:rPr>
+          <w:b w:val="0"/>
+          <w:i w:val="0"/>
+        </w:rPr>
+        <w:t>Learn to monitor and troubleshoot a CDC pipeline using the monitoring tool, Connect REST API, and PostgreSQL system views.</w:t>
+      </w:r>
+    </w:p>
+    <w:p>
+      <w:pPr>
+        <w:pStyle w:val="Heading2"/>
+      </w:pPr>
+      <w:r>
+        <w:t>Exercise 4.1 — Run the Full Diagnostic</w:t>
+      </w:r>
+    </w:p>
+    <w:p>
+      <w:pPr>
+        <w:spacing w:before="0" w:after="0"/>
+      </w:pPr>
+      <w:r>
+        <w:rPr>
+          <w:rFonts w:ascii="Consolas" w:hAnsi="Consolas"/>
+          <w:color w:val="333333"/>
+          <w:sz w:val="18"/>
+        </w:rPr>
+        <w:t>python3 cdc_monitor.py full</w:t>
+      </w:r>
+    </w:p>
+    <w:p>
+      <w:r>
+        <w:rPr>
+          <w:b w:val="0"/>
+          <w:i w:val="0"/>
+        </w:rPr>
+        <w:t>This checks:</w:t>
+      </w:r>
+    </w:p>
+    <w:p>
+      <w:pPr>
+        <w:pStyle w:val="ListBullet"/>
+      </w:pPr>
+      <w:r>
+        <w:t>PostgreSQL WAL configuration and status</w:t>
+      </w:r>
+    </w:p>
+    <w:p>
+      <w:pPr>
+        <w:pStyle w:val="ListBullet"/>
+      </w:pPr>
+      <w:r>
+        <w:t>Table REPLICA IDENTITY settings</w:t>
+      </w:r>
+    </w:p>
+    <w:p>
+      <w:pPr>
+        <w:pStyle w:val="ListBullet"/>
+      </w:pPr>
+      <w:r>
+        <w:t>Replication slot health and lag</w:t>
+      </w:r>
+    </w:p>
+    <w:p>
+      <w:pPr>
+        <w:pStyle w:val="ListBullet"/>
+      </w:pPr>
+      <w:r>
+        <w:t>Kafka Connect health and connector status</w:t>
+      </w:r>
+    </w:p>
+    <w:p>
+      <w:pPr>
+        <w:pStyle w:val="ListBullet"/>
+      </w:pPr>
+      <w:r>
+        <w:t>Kafka topic inventory</w:t>
       </w:r>
     </w:p>
     <w:p>
       <w:pPr>
         <w:pStyle w:val="Heading3"/>
-        <w:rPr/>
       </w:pPr>
       <w:r>
         <w:rPr>
           <w:color w:val="002B6C"/>
         </w:rPr>
+        <w:t>Expected output / observation</w:t>
+      </w:r>
+    </w:p>
+    <w:p>
+      <w:pPr>
+        <w:pStyle w:val="ListBullet"/>
+      </w:pPr>
+      <w:r>
+        <w:t>All checks should show green checkmarks for a healthy pipeline.</w:t>
+      </w:r>
+    </w:p>
+    <w:p>
+      <w:pPr>
+        <w:pStyle w:val="ListBullet"/>
+      </w:pPr>
+      <w:r>
+        <w:t>Any warnings or failures include troubleshooting hints.</w:t>
+      </w:r>
+    </w:p>
+    <w:p>
+      <w:pPr>
+        <w:pStyle w:val="Heading2"/>
+      </w:pPr>
+      <w:r>
+        <w:t>Exercise 4.2 — Individual Monitoring Commands</w:t>
+      </w:r>
+    </w:p>
+    <w:p>
+      <w:r>
+        <w:rPr>
+          <w:b w:val="0"/>
+          <w:i w:val="0"/>
+        </w:rPr>
+        <w:t>Try each monitoring command:</w:t>
+      </w:r>
+    </w:p>
+    <w:p>
+      <w:pPr>
+        <w:spacing w:before="0" w:after="0"/>
+      </w:pPr>
+      <w:r>
+        <w:rPr>
+          <w:rFonts w:ascii="Consolas" w:hAnsi="Consolas"/>
+          <w:color w:val="333333"/>
+          <w:sz w:val="18"/>
+        </w:rPr>
+        <w:t>python3 cdc_monitor.py wal        # PostgreSQL WAL settings</w:t>
+      </w:r>
+    </w:p>
+    <w:p>
+      <w:pPr>
+        <w:spacing w:before="0" w:after="0"/>
+      </w:pPr>
+      <w:r>
+        <w:rPr>
+          <w:rFonts w:ascii="Consolas" w:hAnsi="Consolas"/>
+          <w:color w:val="333333"/>
+          <w:sz w:val="18"/>
+        </w:rPr>
+        <w:t>python3 cdc_monitor.py tables     # REPLICA IDENTITY check</w:t>
+      </w:r>
+    </w:p>
+    <w:p>
+      <w:pPr>
+        <w:spacing w:before="0" w:after="0"/>
+      </w:pPr>
+      <w:r>
+        <w:rPr>
+          <w:rFonts w:ascii="Consolas" w:hAnsi="Consolas"/>
+          <w:color w:val="333333"/>
+          <w:sz w:val="18"/>
+        </w:rPr>
+        <w:t>python3 cdc_monitor.py slots      # Replication slot status</w:t>
+      </w:r>
+    </w:p>
+    <w:p>
+      <w:pPr>
+        <w:spacing w:before="0" w:after="0"/>
+      </w:pPr>
+      <w:r>
+        <w:rPr>
+          <w:rFonts w:ascii="Consolas" w:hAnsi="Consolas"/>
+          <w:color w:val="333333"/>
+          <w:sz w:val="18"/>
+        </w:rPr>
+        <w:t>python3 cdc_monitor.py connectors # All connectors with status</w:t>
+      </w:r>
+    </w:p>
+    <w:p>
+      <w:pPr>
+        <w:spacing w:before="0" w:after="0"/>
+      </w:pPr>
+      <w:r>
+        <w:rPr>
+          <w:rFonts w:ascii="Consolas" w:hAnsi="Consolas"/>
+          <w:color w:val="333333"/>
+          <w:sz w:val="18"/>
+        </w:rPr>
+        <w:t>python3 cdc_monitor.py config inventory-envelope-connector  # Show config</w:t>
+      </w:r>
+    </w:p>
+    <w:p>
+      <w:pPr>
+        <w:spacing w:before="0" w:after="0"/>
+      </w:pPr>
+      <w:r>
+        <w:rPr>
+          <w:rFonts w:ascii="Consolas" w:hAnsi="Consolas"/>
+          <w:color w:val="333333"/>
+          <w:sz w:val="18"/>
+        </w:rPr>
+        <w:t>python3 cdc_monitor.py sample inventory.public.customers -n 3  # Sample messages</w:t>
+      </w:r>
+    </w:p>
+    <w:p>
+      <w:pPr>
+        <w:pStyle w:val="Heading3"/>
+      </w:pPr>
+      <w:r>
+        <w:rPr>
+          <w:color w:val="002B6C"/>
+        </w:rPr>
         <w:t>Mini Exercise</w:t>
       </w:r>
     </w:p>
     <w:p>
-      <w:pPr>
-        <w:pStyle w:val="Normal"/>
-        <w:rPr/>
-      </w:pPr>
-      <w:r>
-        <w:rPr/>
-        <w:t>Why does a delete usually produce two records?</w:t>
+      <w:r>
+        <w:rPr>
+          <w:b w:val="0"/>
+          <w:i w:val="0"/>
+        </w:rPr>
+        <w:t>What is the current WAL lag for each replication slot? Is any slot inactive?</w:t>
       </w:r>
     </w:p>
     <w:p>
       <w:pPr>
         <w:pStyle w:val="Heading3"/>
-        <w:rPr/>
       </w:pPr>
       <w:r>
         <w:rPr>
@@ -1260,178 +4522,996 @@
     <w:p>
       <w:pPr>
         <w:pStyle w:val="ListBullet"/>
-        <w:numPr>
-          <w:ilvl w:val="0"/>
-          <w:numId w:val="1"/>
-        </w:numPr>
-        <w:rPr/>
-      </w:pPr>
-      <w:r>
-        <w:rPr/>
-        <w:t>The delete event explains the database operation.</w:t>
+      </w:pPr>
+      <w:r>
+        <w:t>Run: python3 cdc_monitor.py slots</w:t>
       </w:r>
     </w:p>
     <w:p>
       <w:pPr>
         <w:pStyle w:val="ListBullet"/>
-        <w:numPr>
-          <w:ilvl w:val="0"/>
-          <w:numId w:val="1"/>
-        </w:numPr>
-        <w:rPr/>
-      </w:pPr>
-      <w:r>
-        <w:rPr/>
-        <w:t>The tombstone record has a null value and supports Kafka log compaction for that key.</w:t>
+      </w:pPr>
+      <w:r>
+        <w:t>Active slots with low lag (bytes) are healthy.</w:t>
+      </w:r>
+    </w:p>
+    <w:p>
+      <w:pPr>
+        <w:pStyle w:val="ListBullet"/>
+      </w:pPr>
+      <w:r>
+        <w:t>Inactive slots or high lag (&gt;10 MB) need attention.</w:t>
       </w:r>
     </w:p>
     <w:p>
       <w:pPr>
         <w:pStyle w:val="Heading2"/>
-        <w:rPr/>
-      </w:pPr>
-      <w:r>
-        <w:rPr/>
-        <w:t>Exercise 6 - Inspect Topics, Status, And Offsets</w:t>
-      </w:r>
-    </w:p>
-    <w:p>
-      <w:pPr>
-        <w:pStyle w:val="Normal"/>
-        <w:rPr/>
-      </w:pPr>
-      <w:r>
-        <w:rPr/>
-        <w:t>CDC pipelines are operational systems. The class should verify status and offsets, not only message payloads.</w:t>
+      </w:pPr>
+      <w:r>
+        <w:t>Exercise 4.3 — Monitor Replication Slot Lag</w:t>
+      </w:r>
+    </w:p>
+    <w:p>
+      <w:r>
+        <w:rPr>
+          <w:b w:val="0"/>
+          <w:i w:val="0"/>
+        </w:rPr>
+        <w:t>Pause a connector to simulate lag:</w:t>
+      </w:r>
+    </w:p>
+    <w:p>
+      <w:pPr>
+        <w:spacing w:before="0" w:after="0"/>
+      </w:pPr>
+      <w:r>
+        <w:rPr>
+          <w:rFonts w:ascii="Consolas" w:hAnsi="Consolas"/>
+          <w:color w:val="333333"/>
+          <w:sz w:val="18"/>
+        </w:rPr>
+        <w:t>curl -X PUT http://localhost:8083/connectors/inventory-envelope-connector/pause</w:t>
+      </w:r>
+    </w:p>
+    <w:p>
+      <w:pPr>
+        <w:spacing w:before="0" w:after="0"/>
+      </w:pPr>
+      <w:r>
+        <w:rPr>
+          <w:rFonts w:ascii="Consolas" w:hAnsi="Consolas"/>
+          <w:color w:val="333333"/>
+          <w:sz w:val="18"/>
+        </w:rPr>
+      </w:r>
+    </w:p>
+    <w:p>
+      <w:pPr>
+        <w:spacing w:before="0" w:after="0"/>
+      </w:pPr>
+      <w:r>
+        <w:rPr>
+          <w:rFonts w:ascii="Consolas" w:hAnsi="Consolas"/>
+          <w:color w:val="333333"/>
+          <w:sz w:val="18"/>
+        </w:rPr>
+        <w:t># Verify it's paused</w:t>
+      </w:r>
+    </w:p>
+    <w:p>
+      <w:pPr>
+        <w:spacing w:before="0" w:after="0"/>
+      </w:pPr>
+      <w:r>
+        <w:rPr>
+          <w:rFonts w:ascii="Consolas" w:hAnsi="Consolas"/>
+          <w:color w:val="333333"/>
+          <w:sz w:val="18"/>
+        </w:rPr>
+        <w:t>curl -s http://localhost:8083/connectors/inventory-envelope-connector/status | python3 -m json.tool</w:t>
+      </w:r>
+    </w:p>
+    <w:p>
+      <w:r>
+        <w:rPr>
+          <w:b w:val="0"/>
+          <w:i w:val="0"/>
+        </w:rPr>
+        <w:t>Generate database activity:</w:t>
+      </w:r>
+    </w:p>
+    <w:p>
+      <w:pPr>
+        <w:spacing w:before="0" w:after="0"/>
+      </w:pPr>
+      <w:r>
+        <w:rPr>
+          <w:rFonts w:ascii="Consolas" w:hAnsi="Consolas"/>
+          <w:color w:val="333333"/>
+          <w:sz w:val="18"/>
+        </w:rPr>
+        <w:t>docker exec -it day4_postgres psql -U postgres -d inventory -c "</w:t>
+      </w:r>
+    </w:p>
+    <w:p>
+      <w:pPr>
+        <w:spacing w:before="0" w:after="0"/>
+      </w:pPr>
+      <w:r>
+        <w:rPr>
+          <w:rFonts w:ascii="Consolas" w:hAnsi="Consolas"/>
+          <w:color w:val="333333"/>
+          <w:sz w:val="18"/>
+        </w:rPr>
+        <w:t>DO \$\$</w:t>
+      </w:r>
+    </w:p>
+    <w:p>
+      <w:pPr>
+        <w:spacing w:before="0" w:after="0"/>
+      </w:pPr>
+      <w:r>
+        <w:rPr>
+          <w:rFonts w:ascii="Consolas" w:hAnsi="Consolas"/>
+          <w:color w:val="333333"/>
+          <w:sz w:val="18"/>
+        </w:rPr>
+        <w:t>BEGIN</w:t>
+      </w:r>
+    </w:p>
+    <w:p>
+      <w:pPr>
+        <w:spacing w:before="0" w:after="0"/>
+      </w:pPr>
+      <w:r>
+        <w:rPr>
+          <w:rFonts w:ascii="Consolas" w:hAnsi="Consolas"/>
+          <w:color w:val="333333"/>
+          <w:sz w:val="18"/>
+        </w:rPr>
+        <w:t xml:space="preserve">  FOR i IN 1..100 LOOP</w:t>
+      </w:r>
+    </w:p>
+    <w:p>
+      <w:pPr>
+        <w:spacing w:before="0" w:after="0"/>
+      </w:pPr>
+      <w:r>
+        <w:rPr>
+          <w:rFonts w:ascii="Consolas" w:hAnsi="Consolas"/>
+          <w:color w:val="333333"/>
+          <w:sz w:val="18"/>
+        </w:rPr>
+        <w:t xml:space="preserve">    UPDATE customers SET balance = balance + 0.01 WHERE id = 1;</w:t>
+      </w:r>
+    </w:p>
+    <w:p>
+      <w:pPr>
+        <w:spacing w:before="0" w:after="0"/>
+      </w:pPr>
+      <w:r>
+        <w:rPr>
+          <w:rFonts w:ascii="Consolas" w:hAnsi="Consolas"/>
+          <w:color w:val="333333"/>
+          <w:sz w:val="18"/>
+        </w:rPr>
+        <w:t xml:space="preserve">  END LOOP;</w:t>
+      </w:r>
+    </w:p>
+    <w:p>
+      <w:pPr>
+        <w:spacing w:before="0" w:after="0"/>
+      </w:pPr>
+      <w:r>
+        <w:rPr>
+          <w:rFonts w:ascii="Consolas" w:hAnsi="Consolas"/>
+          <w:color w:val="333333"/>
+          <w:sz w:val="18"/>
+        </w:rPr>
+        <w:t>END \$\$;</w:t>
+      </w:r>
+    </w:p>
+    <w:p>
+      <w:pPr>
+        <w:spacing w:before="0" w:after="0"/>
+      </w:pPr>
+      <w:r>
+        <w:rPr>
+          <w:rFonts w:ascii="Consolas" w:hAnsi="Consolas"/>
+          <w:color w:val="333333"/>
+          <w:sz w:val="18"/>
+        </w:rPr>
+        <w:t>"</w:t>
+      </w:r>
+    </w:p>
+    <w:p>
+      <w:r>
+        <w:rPr>
+          <w:b w:val="0"/>
+          <w:i w:val="0"/>
+        </w:rPr>
+        <w:t>Check lag:</w:t>
+      </w:r>
+    </w:p>
+    <w:p>
+      <w:pPr>
+        <w:spacing w:before="0" w:after="0"/>
+      </w:pPr>
+      <w:r>
+        <w:rPr>
+          <w:rFonts w:ascii="Consolas" w:hAnsi="Consolas"/>
+          <w:color w:val="333333"/>
+          <w:sz w:val="18"/>
+        </w:rPr>
+        <w:t>python3 cdc_monitor.py slots</w:t>
+      </w:r>
+    </w:p>
+    <w:p>
+      <w:r>
+        <w:rPr>
+          <w:b w:val="0"/>
+          <w:i w:val="0"/>
+        </w:rPr>
+        <w:t>Resume the connector and watch lag decrease:</w:t>
+      </w:r>
+    </w:p>
+    <w:p>
+      <w:pPr>
+        <w:spacing w:before="0" w:after="0"/>
+      </w:pPr>
+      <w:r>
+        <w:rPr>
+          <w:rFonts w:ascii="Consolas" w:hAnsi="Consolas"/>
+          <w:color w:val="333333"/>
+          <w:sz w:val="18"/>
+        </w:rPr>
+        <w:t>curl -X PUT http://localhost:8083/connectors/inventory-envelope-connector/resume</w:t>
+      </w:r>
+    </w:p>
+    <w:p>
+      <w:pPr>
+        <w:spacing w:before="0" w:after="0"/>
+      </w:pPr>
+      <w:r>
+        <w:rPr>
+          <w:rFonts w:ascii="Consolas" w:hAnsi="Consolas"/>
+          <w:color w:val="333333"/>
+          <w:sz w:val="18"/>
+        </w:rPr>
+        <w:t># Wait a few seconds...</w:t>
+      </w:r>
+    </w:p>
+    <w:p>
+      <w:pPr>
+        <w:spacing w:before="0" w:after="0"/>
+      </w:pPr>
+      <w:r>
+        <w:rPr>
+          <w:rFonts w:ascii="Consolas" w:hAnsi="Consolas"/>
+          <w:color w:val="333333"/>
+          <w:sz w:val="18"/>
+        </w:rPr>
+        <w:t>python3 cdc_monitor.py slots</w:t>
       </w:r>
     </w:p>
     <w:p>
       <w:pPr>
         <w:pStyle w:val="Heading3"/>
-        <w:rPr/>
-      </w:pPr>
-      <w:r>
-        <w:rPr/>
-        <w:t>Commands</w:t>
-      </w:r>
-    </w:p>
-    <w:tbl>
-      <w:tblPr>
-        <w:tblW w:w="9072" w:type="dxa"/>
-        <w:jc w:val="start"/>
-        <w:tblInd w:w="108" w:type="dxa"/>
-        <w:tblLayout w:type="fixed"/>
-        <w:tblCellMar>
-          <w:top w:w="0" w:type="dxa"/>
-          <w:start w:w="108" w:type="dxa"/>
-          <w:bottom w:w="0" w:type="dxa"/>
-          <w:end w:w="108" w:type="dxa"/>
-        </w:tblCellMar>
-        <w:tblLook w:firstRow="1" w:noVBand="1" w:lastRow="0" w:firstColumn="1" w:lastColumn="0" w:noHBand="0" w:val="04a0"/>
-      </w:tblPr>
-      <w:tblGrid>
-        <w:gridCol w:w="9072"/>
-      </w:tblGrid>
-      <w:tr>
-        <w:trPr/>
-        <w:tc>
-          <w:tcPr>
-            <w:tcW w:w="9072" w:type="dxa"/>
-            <w:tcBorders/>
-            <w:shd w:fill="F2F2F2" w:val="clear"/>
-            <w:vAlign w:val="center"/>
-          </w:tcPr>
-          <w:p>
-            <w:pPr>
-              <w:pStyle w:val="Normal"/>
-              <w:widowControl/>
-              <w:bidi w:val="0"/>
-              <w:spacing w:lineRule="auto" w:line="276" w:before="0" w:after="200"/>
-              <w:jc w:val="start"/>
-              <w:rPr/>
-            </w:pPr>
-            <w:r>
-              <w:rPr>
-                <w:rFonts w:ascii="Consolas" w:hAnsi="Consolas"/>
-                <w:b w:val="false"/>
-                <w:color w:val="333333"/>
-                <w:sz w:val="18"/>
-              </w:rPr>
-              <w:t>docker compose exec -T kafka kafka-topics --bootstrap-server kafka:9092 --list</w:t>
-              <w:br/>
-              <w:t>curl -s http://localhost:18083/connectors/inventory-envelope-connector/status</w:t>
-            </w:r>
-          </w:p>
-        </w:tc>
-      </w:tr>
-    </w:tbl>
-    <w:p>
-      <w:pPr>
-        <w:pStyle w:val="Normal"/>
-        <w:rPr/>
-      </w:pPr>
-      <w:r>
-        <w:rPr/>
+      </w:pPr>
+      <w:r>
+        <w:rPr>
+          <w:color w:val="002B6C"/>
+        </w:rPr>
+        <w:t>Expected output / observation</w:t>
+      </w:r>
+    </w:p>
+    <w:p>
+      <w:pPr>
+        <w:pStyle w:val="ListBullet"/>
+      </w:pPr>
+      <w:r>
+        <w:t>Lag increases while connector is paused.</w:t>
+      </w:r>
+    </w:p>
+    <w:p>
+      <w:pPr>
+        <w:pStyle w:val="ListBullet"/>
+      </w:pPr>
+      <w:r>
+        <w:t>Lag decreases after resume as the connector catches up.</w:t>
+      </w:r>
+    </w:p>
+    <w:p>
+      <w:pPr>
+        <w:pStyle w:val="Heading2"/>
+      </w:pPr>
+      <w:r>
+        <w:t>Exercise 4.4 — Troubleshooting Scenarios</w:t>
       </w:r>
     </w:p>
     <w:p>
       <w:pPr>
         <w:pStyle w:val="Heading3"/>
-        <w:rPr/>
       </w:pPr>
       <w:r>
         <w:rPr>
           <w:color w:val="002B6C"/>
         </w:rPr>
-        <w:t>Expected output / observation</w:t>
+        <w:t>Scenario A: Connector Fails to Start</w:t>
+      </w:r>
+    </w:p>
+    <w:p>
+      <w:r>
+        <w:rPr>
+          <w:b w:val="0"/>
+          <w:i w:val="0"/>
+        </w:rPr>
+        <w:t>Create a connector with wrong credentials:</w:t>
+      </w:r>
+    </w:p>
+    <w:p>
+      <w:pPr>
+        <w:spacing w:before="0" w:after="0"/>
+      </w:pPr>
+      <w:r>
+        <w:rPr>
+          <w:rFonts w:ascii="Consolas" w:hAnsi="Consolas"/>
+          <w:color w:val="333333"/>
+          <w:sz w:val="18"/>
+        </w:rPr>
+        <w:t>curl -X POST http://localhost:8083/connectors \</w:t>
+      </w:r>
+    </w:p>
+    <w:p>
+      <w:pPr>
+        <w:spacing w:before="0" w:after="0"/>
+      </w:pPr>
+      <w:r>
+        <w:rPr>
+          <w:rFonts w:ascii="Consolas" w:hAnsi="Consolas"/>
+          <w:color w:val="333333"/>
+          <w:sz w:val="18"/>
+        </w:rPr>
+        <w:t xml:space="preserve">  -H "Content-Type: application/json" \</w:t>
+      </w:r>
+    </w:p>
+    <w:p>
+      <w:pPr>
+        <w:spacing w:before="0" w:after="0"/>
+      </w:pPr>
+      <w:r>
+        <w:rPr>
+          <w:rFonts w:ascii="Consolas" w:hAnsi="Consolas"/>
+          <w:color w:val="333333"/>
+          <w:sz w:val="18"/>
+        </w:rPr>
+        <w:t xml:space="preserve">  -d '{</w:t>
+      </w:r>
+    </w:p>
+    <w:p>
+      <w:pPr>
+        <w:spacing w:before="0" w:after="0"/>
+      </w:pPr>
+      <w:r>
+        <w:rPr>
+          <w:rFonts w:ascii="Consolas" w:hAnsi="Consolas"/>
+          <w:color w:val="333333"/>
+          <w:sz w:val="18"/>
+        </w:rPr>
+        <w:t xml:space="preserve">    "name": "broken-connector",</w:t>
+      </w:r>
+    </w:p>
+    <w:p>
+      <w:pPr>
+        <w:spacing w:before="0" w:after="0"/>
+      </w:pPr>
+      <w:r>
+        <w:rPr>
+          <w:rFonts w:ascii="Consolas" w:hAnsi="Consolas"/>
+          <w:color w:val="333333"/>
+          <w:sz w:val="18"/>
+        </w:rPr>
+        <w:t xml:space="preserve">    "config": {</w:t>
+      </w:r>
+    </w:p>
+    <w:p>
+      <w:pPr>
+        <w:spacing w:before="0" w:after="0"/>
+      </w:pPr>
+      <w:r>
+        <w:rPr>
+          <w:rFonts w:ascii="Consolas" w:hAnsi="Consolas"/>
+          <w:color w:val="333333"/>
+          <w:sz w:val="18"/>
+        </w:rPr>
+        <w:t xml:space="preserve">      "connector.class": "io.debezium.connector.postgresql.PostgresConnector",</w:t>
+      </w:r>
+    </w:p>
+    <w:p>
+      <w:pPr>
+        <w:spacing w:before="0" w:after="0"/>
+      </w:pPr>
+      <w:r>
+        <w:rPr>
+          <w:rFonts w:ascii="Consolas" w:hAnsi="Consolas"/>
+          <w:color w:val="333333"/>
+          <w:sz w:val="18"/>
+        </w:rPr>
+        <w:t xml:space="preserve">      "tasks.max": "1",</w:t>
+      </w:r>
+    </w:p>
+    <w:p>
+      <w:pPr>
+        <w:spacing w:before="0" w:after="0"/>
+      </w:pPr>
+      <w:r>
+        <w:rPr>
+          <w:rFonts w:ascii="Consolas" w:hAnsi="Consolas"/>
+          <w:color w:val="333333"/>
+          <w:sz w:val="18"/>
+        </w:rPr>
+        <w:t xml:space="preserve">      "plugin.name": "pgoutput",</w:t>
+      </w:r>
+    </w:p>
+    <w:p>
+      <w:pPr>
+        <w:spacing w:before="0" w:after="0"/>
+      </w:pPr>
+      <w:r>
+        <w:rPr>
+          <w:rFonts w:ascii="Consolas" w:hAnsi="Consolas"/>
+          <w:color w:val="333333"/>
+          <w:sz w:val="18"/>
+        </w:rPr>
+        <w:t xml:space="preserve">      "database.hostname": "postgres",</w:t>
+      </w:r>
+    </w:p>
+    <w:p>
+      <w:pPr>
+        <w:spacing w:before="0" w:after="0"/>
+      </w:pPr>
+      <w:r>
+        <w:rPr>
+          <w:rFonts w:ascii="Consolas" w:hAnsi="Consolas"/>
+          <w:color w:val="333333"/>
+          <w:sz w:val="18"/>
+        </w:rPr>
+        <w:t xml:space="preserve">      "database.port": "5432",</w:t>
+      </w:r>
+    </w:p>
+    <w:p>
+      <w:pPr>
+        <w:spacing w:before="0" w:after="0"/>
+      </w:pPr>
+      <w:r>
+        <w:rPr>
+          <w:rFonts w:ascii="Consolas" w:hAnsi="Consolas"/>
+          <w:color w:val="333333"/>
+          <w:sz w:val="18"/>
+        </w:rPr>
+        <w:t xml:space="preserve">      "database.user": "wrong_user",</w:t>
+      </w:r>
+    </w:p>
+    <w:p>
+      <w:pPr>
+        <w:spacing w:before="0" w:after="0"/>
+      </w:pPr>
+      <w:r>
+        <w:rPr>
+          <w:rFonts w:ascii="Consolas" w:hAnsi="Consolas"/>
+          <w:color w:val="333333"/>
+          <w:sz w:val="18"/>
+        </w:rPr>
+        <w:t xml:space="preserve">      "database.password": "wrong_pass",</w:t>
+      </w:r>
+    </w:p>
+    <w:p>
+      <w:pPr>
+        <w:spacing w:before="0" w:after="0"/>
+      </w:pPr>
+      <w:r>
+        <w:rPr>
+          <w:rFonts w:ascii="Consolas" w:hAnsi="Consolas"/>
+          <w:color w:val="333333"/>
+          <w:sz w:val="18"/>
+        </w:rPr>
+        <w:t xml:space="preserve">      "database.dbname": "inventory",</w:t>
+      </w:r>
+    </w:p>
+    <w:p>
+      <w:pPr>
+        <w:spacing w:before="0" w:after="0"/>
+      </w:pPr>
+      <w:r>
+        <w:rPr>
+          <w:rFonts w:ascii="Consolas" w:hAnsi="Consolas"/>
+          <w:color w:val="333333"/>
+          <w:sz w:val="18"/>
+        </w:rPr>
+        <w:t xml:space="preserve">      "topic.prefix": "broken",</w:t>
+      </w:r>
+    </w:p>
+    <w:p>
+      <w:pPr>
+        <w:spacing w:before="0" w:after="0"/>
+      </w:pPr>
+      <w:r>
+        <w:rPr>
+          <w:rFonts w:ascii="Consolas" w:hAnsi="Consolas"/>
+          <w:color w:val="333333"/>
+          <w:sz w:val="18"/>
+        </w:rPr>
+        <w:t xml:space="preserve">      "slot.name": "broken_slot"</w:t>
+      </w:r>
+    </w:p>
+    <w:p>
+      <w:pPr>
+        <w:spacing w:before="0" w:after="0"/>
+      </w:pPr>
+      <w:r>
+        <w:rPr>
+          <w:rFonts w:ascii="Consolas" w:hAnsi="Consolas"/>
+          <w:color w:val="333333"/>
+          <w:sz w:val="18"/>
+        </w:rPr>
+        <w:t xml:space="preserve">    }</w:t>
+      </w:r>
+    </w:p>
+    <w:p>
+      <w:pPr>
+        <w:spacing w:before="0" w:after="0"/>
+      </w:pPr>
+      <w:r>
+        <w:rPr>
+          <w:rFonts w:ascii="Consolas" w:hAnsi="Consolas"/>
+          <w:color w:val="333333"/>
+          <w:sz w:val="18"/>
+        </w:rPr>
+        <w:t xml:space="preserve">  }'</w:t>
+      </w:r>
+    </w:p>
+    <w:p>
+      <w:r>
+        <w:rPr>
+          <w:b w:val="0"/>
+          <w:i w:val="0"/>
+        </w:rPr>
+        <w:t>Check status and diagnose:</w:t>
+      </w:r>
+    </w:p>
+    <w:p>
+      <w:pPr>
+        <w:spacing w:before="0" w:after="0"/>
+      </w:pPr>
+      <w:r>
+        <w:rPr>
+          <w:rFonts w:ascii="Consolas" w:hAnsi="Consolas"/>
+          <w:color w:val="333333"/>
+          <w:sz w:val="18"/>
+        </w:rPr>
+        <w:t>curl -s http://localhost:8083/connectors/broken-connector/status | python3 -m json.tool</w:t>
+      </w:r>
+    </w:p>
+    <w:p>
+      <w:pPr>
+        <w:spacing w:before="0" w:after="0"/>
+      </w:pPr>
+      <w:r>
+        <w:rPr>
+          <w:rFonts w:ascii="Consolas" w:hAnsi="Consolas"/>
+          <w:color w:val="333333"/>
+          <w:sz w:val="18"/>
+        </w:rPr>
+        <w:t>docker logs day4_connect --tail 20 | grep -i "broken\|error\|fail"</w:t>
+      </w:r>
+    </w:p>
+    <w:p>
+      <w:r>
+        <w:rPr>
+          <w:b w:val="0"/>
+          <w:i w:val="0"/>
+        </w:rPr>
+        <w:t>Clean up:</w:t>
+      </w:r>
+    </w:p>
+    <w:p>
+      <w:pPr>
+        <w:spacing w:before="0" w:after="0"/>
+      </w:pPr>
+      <w:r>
+        <w:rPr>
+          <w:rFonts w:ascii="Consolas" w:hAnsi="Consolas"/>
+          <w:color w:val="333333"/>
+          <w:sz w:val="18"/>
+        </w:rPr>
+        <w:t>curl -X DELETE http://localhost:8083/connectors/broken-connector</w:t>
+      </w:r>
+    </w:p>
+    <w:p>
+      <w:pPr>
+        <w:pStyle w:val="Heading3"/>
+      </w:pPr>
+      <w:r>
+        <w:rPr>
+          <w:color w:val="002B6C"/>
+        </w:rPr>
+        <w:t>Scenario B: Missing REPLICA IDENTITY</w:t>
+      </w:r>
+    </w:p>
+    <w:p>
+      <w:pPr>
+        <w:spacing w:before="0" w:after="0"/>
+      </w:pPr>
+      <w:r>
+        <w:rPr>
+          <w:rFonts w:ascii="Consolas" w:hAnsi="Consolas"/>
+          <w:color w:val="333333"/>
+          <w:sz w:val="18"/>
+        </w:rPr>
+        <w:t>docker exec -it day4_postgres psql -U postgres -d inventory -c "</w:t>
+      </w:r>
+    </w:p>
+    <w:p>
+      <w:pPr>
+        <w:spacing w:before="0" w:after="0"/>
+      </w:pPr>
+      <w:r>
+        <w:rPr>
+          <w:rFonts w:ascii="Consolas" w:hAnsi="Consolas"/>
+          <w:color w:val="333333"/>
+          <w:sz w:val="18"/>
+        </w:rPr>
+        <w:t>CREATE TABLE test_identity (id SERIAL PRIMARY KEY, name VARCHAR(50), value NUMERIC(10,2));</w:t>
+      </w:r>
+    </w:p>
+    <w:p>
+      <w:pPr>
+        <w:spacing w:before="0" w:after="0"/>
+      </w:pPr>
+      <w:r>
+        <w:rPr>
+          <w:rFonts w:ascii="Consolas" w:hAnsi="Consolas"/>
+          <w:color w:val="333333"/>
+          <w:sz w:val="18"/>
+        </w:rPr>
+        <w:t>INSERT INTO test_identity (name, value) VALUES ('test', 100.00);"</w:t>
+      </w:r>
+    </w:p>
+    <w:p>
+      <w:r>
+        <w:rPr>
+          <w:b w:val="0"/>
+          <w:i w:val="0"/>
+        </w:rPr>
+        <w:t>Check:</w:t>
+      </w:r>
+    </w:p>
+    <w:p>
+      <w:pPr>
+        <w:spacing w:before="0" w:after="0"/>
+      </w:pPr>
+      <w:r>
+        <w:rPr>
+          <w:rFonts w:ascii="Consolas" w:hAnsi="Consolas"/>
+          <w:color w:val="333333"/>
+          <w:sz w:val="18"/>
+        </w:rPr>
+        <w:t>python3 cdc_monitor.py tables</w:t>
+      </w:r>
+    </w:p>
+    <w:p>
+      <w:r>
+        <w:rPr>
+          <w:b w:val="0"/>
+          <w:i w:val="0"/>
+        </w:rPr>
+        <w:t>Fix:</w:t>
+      </w:r>
+    </w:p>
+    <w:p>
+      <w:pPr>
+        <w:spacing w:before="0" w:after="0"/>
+      </w:pPr>
+      <w:r>
+        <w:rPr>
+          <w:rFonts w:ascii="Consolas" w:hAnsi="Consolas"/>
+          <w:color w:val="333333"/>
+          <w:sz w:val="18"/>
+        </w:rPr>
+        <w:t>docker exec -it day4_postgres psql -U postgres -d inventory -c "</w:t>
+      </w:r>
+    </w:p>
+    <w:p>
+      <w:pPr>
+        <w:spacing w:before="0" w:after="0"/>
+      </w:pPr>
+      <w:r>
+        <w:rPr>
+          <w:rFonts w:ascii="Consolas" w:hAnsi="Consolas"/>
+          <w:color w:val="333333"/>
+          <w:sz w:val="18"/>
+        </w:rPr>
+        <w:t>ALTER TABLE test_identity REPLICA IDENTITY FULL;"</w:t>
+      </w:r>
+    </w:p>
+    <w:p>
+      <w:pPr>
+        <w:spacing w:before="0" w:after="0"/>
+      </w:pPr>
+      <w:r>
+        <w:rPr>
+          <w:rFonts w:ascii="Consolas" w:hAnsi="Consolas"/>
+          <w:color w:val="333333"/>
+          <w:sz w:val="18"/>
+        </w:rPr>
+        <w:t>python3 cdc_monitor.py tables</w:t>
+      </w:r>
+    </w:p>
+    <w:p>
+      <w:pPr>
+        <w:pStyle w:val="Heading3"/>
+      </w:pPr>
+      <w:r>
+        <w:rPr>
+          <w:color w:val="002B6C"/>
+        </w:rPr>
+        <w:t>Scenario C: Orphaned Replication Slot</w:t>
+      </w:r>
+    </w:p>
+    <w:p>
+      <w:pPr>
+        <w:spacing w:before="0" w:after="0"/>
+      </w:pPr>
+      <w:r>
+        <w:rPr>
+          <w:rFonts w:ascii="Consolas" w:hAnsi="Consolas"/>
+          <w:color w:val="333333"/>
+          <w:sz w:val="18"/>
+        </w:rPr>
+        <w:t>docker exec -it day4_postgres psql -U postgres -d inventory -c "</w:t>
+      </w:r>
+    </w:p>
+    <w:p>
+      <w:pPr>
+        <w:spacing w:before="0" w:after="0"/>
+      </w:pPr>
+      <w:r>
+        <w:rPr>
+          <w:rFonts w:ascii="Consolas" w:hAnsi="Consolas"/>
+          <w:color w:val="333333"/>
+          <w:sz w:val="18"/>
+        </w:rPr>
+        <w:t>SELECT slot_name, active FROM pg_replication_slots WHERE NOT active;"</w:t>
+      </w:r>
+    </w:p>
+    <w:p>
+      <w:r>
+        <w:rPr>
+          <w:b w:val="0"/>
+          <w:i w:val="0"/>
+        </w:rPr>
+        <w:t>Drop orphaned slots:</w:t>
+      </w:r>
+    </w:p>
+    <w:p>
+      <w:pPr>
+        <w:spacing w:before="0" w:after="0"/>
+      </w:pPr>
+      <w:r>
+        <w:rPr>
+          <w:rFonts w:ascii="Consolas" w:hAnsi="Consolas"/>
+          <w:color w:val="333333"/>
+          <w:sz w:val="18"/>
+        </w:rPr>
+        <w:t>docker exec -it day4_postgres psql -U postgres -d inventory -c "</w:t>
+      </w:r>
+    </w:p>
+    <w:p>
+      <w:pPr>
+        <w:spacing w:before="0" w:after="0"/>
+      </w:pPr>
+      <w:r>
+        <w:rPr>
+          <w:rFonts w:ascii="Consolas" w:hAnsi="Consolas"/>
+          <w:color w:val="333333"/>
+          <w:sz w:val="18"/>
+        </w:rPr>
+        <w:t>SELECT pg_drop_replication_slot('broken_slot');"</w:t>
+      </w:r>
+    </w:p>
+    <w:p>
+      <w:pPr>
+        <w:pStyle w:val="Heading3"/>
+      </w:pPr>
+      <w:r>
+        <w:rPr>
+          <w:color w:val="002B6C"/>
+        </w:rPr>
+        <w:t>Mini Exercise</w:t>
+      </w:r>
+    </w:p>
+    <w:p>
+      <w:r>
+        <w:rPr>
+          <w:b w:val="0"/>
+          <w:i w:val="0"/>
+        </w:rPr>
+        <w:t>In production, what monitoring alerts would you set up for a CDC pipeline?</w:t>
+      </w:r>
+    </w:p>
+    <w:p>
+      <w:pPr>
+        <w:pStyle w:val="Heading3"/>
+      </w:pPr>
+      <w:r>
+        <w:rPr>
+          <w:color w:val="002B6C"/>
+        </w:rPr>
+        <w:t>Solution</w:t>
       </w:r>
     </w:p>
     <w:p>
       <w:pPr>
         <w:pStyle w:val="ListBullet"/>
-        <w:numPr>
-          <w:ilvl w:val="0"/>
-          <w:numId w:val="1"/>
-        </w:numPr>
-        <w:rPr/>
-      </w:pPr>
-      <w:r>
-        <w:rPr/>
-        <w:t>The customer and order topics are listed.</w:t>
+      </w:pPr>
+      <w:r>
+        <w:t>Replication slot lag &gt; threshold (e.g., 100 MB) — WAL accumulation risk</w:t>
       </w:r>
     </w:p>
     <w:p>
       <w:pPr>
         <w:pStyle w:val="ListBullet"/>
-        <w:numPr>
-          <w:ilvl w:val="0"/>
-          <w:numId w:val="1"/>
-        </w:numPr>
-        <w:rPr/>
-      </w:pPr>
-      <w:r>
-        <w:rPr/>
-        <w:t>Internal Connect topics are present.</w:t>
+      </w:pPr>
+      <w:r>
+        <w:t>Connector state != RUNNING — pipeline is broken</w:t>
       </w:r>
     </w:p>
     <w:p>
       <w:pPr>
         <w:pStyle w:val="ListBullet"/>
-        <w:numPr>
-          <w:ilvl w:val="0"/>
-          <w:numId w:val="1"/>
-        </w:numPr>
-        <w:rPr/>
-      </w:pPr>
-      <w:r>
-        <w:rPr/>
-        <w:t>Connector and task status remain RUNNING.</w:t>
+      </w:pPr>
+      <w:r>
+        <w:t>Inactive replication slots &gt; 1 hour — orphaned slots wasting disk</w:t>
+      </w:r>
+    </w:p>
+    <w:p>
+      <w:pPr>
+        <w:pStyle w:val="ListBullet"/>
+      </w:pPr>
+      <w:r>
+        <w:t>Consumer group lag on CDC topics — downstream consumers falling behind</w:t>
+      </w:r>
+    </w:p>
+    <w:p>
+      <w:pPr>
+        <w:pStyle w:val="ListBullet"/>
+      </w:pPr>
+      <w:r>
+        <w:t>PostgreSQL disk usage &gt; threshold — WAL files filling disk</w:t>
+      </w:r>
+    </w:p>
+    <w:p>
+      <w:pPr>
+        <w:pStyle w:val="Heading2"/>
+      </w:pPr>
+      <w:r>
+        <w:t>Exercise 4.5 — REST API Operations Practice</w:t>
+      </w:r>
+    </w:p>
+    <w:p>
+      <w:r>
+        <w:rPr>
+          <w:b w:val="0"/>
+          <w:i w:val="0"/>
+        </w:rPr>
+        <w:t>Practice common operational tasks:</w:t>
+      </w:r>
+    </w:p>
+    <w:p>
+      <w:pPr>
+        <w:spacing w:before="0" w:after="0"/>
+      </w:pPr>
+      <w:r>
+        <w:rPr>
+          <w:rFonts w:ascii="Consolas" w:hAnsi="Consolas"/>
+          <w:color w:val="333333"/>
+          <w:sz w:val="18"/>
+        </w:rPr>
+        <w:t># List all connectors</w:t>
+      </w:r>
+    </w:p>
+    <w:p>
+      <w:pPr>
+        <w:spacing w:before="0" w:after="0"/>
+      </w:pPr>
+      <w:r>
+        <w:rPr>
+          <w:rFonts w:ascii="Consolas" w:hAnsi="Consolas"/>
+          <w:color w:val="333333"/>
+          <w:sz w:val="18"/>
+        </w:rPr>
+        <w:t>curl -s http://localhost:8083/connectors | python3 -m json.tool</w:t>
+      </w:r>
+    </w:p>
+    <w:p>
+      <w:pPr>
+        <w:spacing w:before="0" w:after="0"/>
+      </w:pPr>
+      <w:r>
+        <w:rPr>
+          <w:rFonts w:ascii="Consolas" w:hAnsi="Consolas"/>
+          <w:color w:val="333333"/>
+          <w:sz w:val="18"/>
+        </w:rPr>
+      </w:r>
+    </w:p>
+    <w:p>
+      <w:pPr>
+        <w:spacing w:before="0" w:after="0"/>
+      </w:pPr>
+      <w:r>
+        <w:rPr>
+          <w:rFonts w:ascii="Consolas" w:hAnsi="Consolas"/>
+          <w:color w:val="333333"/>
+          <w:sz w:val="18"/>
+        </w:rPr>
+        <w:t># Get expanded status</w:t>
+      </w:r>
+    </w:p>
+    <w:p>
+      <w:pPr>
+        <w:spacing w:before="0" w:after="0"/>
+      </w:pPr>
+      <w:r>
+        <w:rPr>
+          <w:rFonts w:ascii="Consolas" w:hAnsi="Consolas"/>
+          <w:color w:val="333333"/>
+          <w:sz w:val="18"/>
+        </w:rPr>
+        <w:t>curl -s "http://localhost:8083/connectors?expand=status&amp;expand=info" | python3 -m json.tool</w:t>
+      </w:r>
+    </w:p>
+    <w:p>
+      <w:pPr>
+        <w:spacing w:before="0" w:after="0"/>
+      </w:pPr>
+      <w:r>
+        <w:rPr>
+          <w:rFonts w:ascii="Consolas" w:hAnsi="Consolas"/>
+          <w:color w:val="333333"/>
+          <w:sz w:val="18"/>
+        </w:rPr>
+      </w:r>
+    </w:p>
+    <w:p>
+      <w:pPr>
+        <w:spacing w:before="0" w:after="0"/>
+      </w:pPr>
+      <w:r>
+        <w:rPr>
+          <w:rFonts w:ascii="Consolas" w:hAnsi="Consolas"/>
+          <w:color w:val="333333"/>
+          <w:sz w:val="18"/>
+        </w:rPr>
+        <w:t># Restart a specific task</w:t>
+      </w:r>
+    </w:p>
+    <w:p>
+      <w:pPr>
+        <w:spacing w:before="0" w:after="0"/>
+      </w:pPr>
+      <w:r>
+        <w:rPr>
+          <w:rFonts w:ascii="Consolas" w:hAnsi="Consolas"/>
+          <w:color w:val="333333"/>
+          <w:sz w:val="18"/>
+        </w:rPr>
+        <w:t>curl -X POST http://localhost:8083/connectors/inventory-envelope-connector/tasks/0/restart</w:t>
       </w:r>
     </w:p>
     <w:p>
       <w:pPr>
         <w:pStyle w:val="Heading3"/>
-        <w:rPr/>
       </w:pPr>
       <w:r>
         <w:rPr>
@@ -1441,19 +5521,17 @@
       </w:r>
     </w:p>
     <w:p>
-      <w:pPr>
-        <w:pStyle w:val="Normal"/>
-        <w:rPr/>
-      </w:pPr>
-      <w:r>
-        <w:rPr/>
-        <w:t>Where does Connect persist connector progress?</w:t>
+      <w:r>
+        <w:rPr>
+          <w:b w:val="0"/>
+          <w:i w:val="0"/>
+        </w:rPr>
+        <w:t>How do you update a connector's heartbeat interval from 10000ms to 5000ms without deleting it?</w:t>
       </w:r>
     </w:p>
     <w:p>
       <w:pPr>
         <w:pStyle w:val="Heading3"/>
-        <w:rPr/>
       </w:pPr>
       <w:r>
         <w:rPr>
@@ -1465,1050 +5543,64 @@
     <w:p>
       <w:pPr>
         <w:pStyle w:val="ListBullet"/>
-        <w:numPr>
-          <w:ilvl w:val="0"/>
-          <w:numId w:val="1"/>
-        </w:numPr>
-        <w:rPr/>
-      </w:pPr>
-      <w:r>
-        <w:rPr/>
-        <w:t>Kafka Connect stores offsets in an internal Kafka topic.</w:t>
+      </w:pPr>
+      <w:r>
+        <w:t>Use PUT /connectors/{name}/config with the complete updated configuration.</w:t>
       </w:r>
     </w:p>
     <w:p>
       <w:pPr>
         <w:pStyle w:val="ListBullet"/>
-        <w:numPr>
-          <w:ilvl w:val="0"/>
-          <w:numId w:val="1"/>
-        </w:numPr>
-        <w:rPr/>
-      </w:pPr>
-      <w:r>
-        <w:rPr/>
-        <w:t>For PostgreSQL, the source position maps to WAL/LSN progress.</w:t>
-      </w:r>
-    </w:p>
-    <w:p>
-      <w:pPr>
-        <w:pStyle w:val="Heading2"/>
-        <w:rPr/>
-      </w:pPr>
-      <w:r>
-        <w:rPr/>
-        <w:t>Exercise 7 - Trigger An Incremental Snapshot</w:t>
-      </w:r>
-    </w:p>
-    <w:p>
-      <w:pPr>
-        <w:pStyle w:val="Normal"/>
-        <w:rPr/>
-      </w:pPr>
-      <w:r>
-        <w:rPr/>
-        <w:t>An incremental snapshot rereads selected data without deleting and recreating the connector.</w:t>
-      </w:r>
-    </w:p>
-    <w:p>
-      <w:pPr>
-        <w:pStyle w:val="Heading3"/>
-        <w:rPr/>
-      </w:pPr>
-      <w:r>
-        <w:rPr/>
-        <w:t>Commands</w:t>
-      </w:r>
-    </w:p>
-    <w:tbl>
-      <w:tblPr>
-        <w:tblW w:w="9072" w:type="dxa"/>
-        <w:jc w:val="start"/>
-        <w:tblInd w:w="108" w:type="dxa"/>
-        <w:tblLayout w:type="fixed"/>
-        <w:tblCellMar>
-          <w:top w:w="0" w:type="dxa"/>
-          <w:start w:w="108" w:type="dxa"/>
-          <w:bottom w:w="0" w:type="dxa"/>
-          <w:end w:w="108" w:type="dxa"/>
-        </w:tblCellMar>
-        <w:tblLook w:firstRow="1" w:noVBand="1" w:lastRow="0" w:firstColumn="1" w:lastColumn="0" w:noHBand="0" w:val="04a0"/>
-      </w:tblPr>
-      <w:tblGrid>
-        <w:gridCol w:w="9072"/>
-      </w:tblGrid>
-      <w:tr>
-        <w:trPr/>
-        <w:tc>
-          <w:tcPr>
-            <w:tcW w:w="9072" w:type="dxa"/>
-            <w:tcBorders/>
-            <w:shd w:fill="F2F2F2" w:val="clear"/>
-            <w:vAlign w:val="center"/>
-          </w:tcPr>
-          <w:p>
-            <w:pPr>
-              <w:pStyle w:val="Normal"/>
-              <w:widowControl/>
-              <w:bidi w:val="0"/>
-              <w:spacing w:lineRule="auto" w:line="276" w:before="0" w:after="200"/>
-              <w:jc w:val="start"/>
-              <w:rPr/>
-            </w:pPr>
-            <w:r>
-              <w:rPr>
-                <w:rFonts w:ascii="Consolas" w:hAnsi="Consolas"/>
-                <w:b w:val="false"/>
-                <w:color w:val="333333"/>
-                <w:sz w:val="18"/>
-              </w:rPr>
-              <w:t>docker compose exec -T postgres psql -U postgres -d inventory -c "INSERT INTO debezium_signal(id,type,data) VALUES ('snap-01','execute-snapshot','{\"data-collections\":[\"public.customers\"],\"type\":\"incremental\"}');"</w:t>
-              <w:br/>
-              <w:t>docker compose exec -T kafka kafka-console-consumer --bootstrap-server kafka:9092 --topic inventory.public.customers --from-beginning --max-messages 10 --timeout-ms 25000</w:t>
-            </w:r>
-          </w:p>
-        </w:tc>
-      </w:tr>
-    </w:tbl>
-    <w:p>
-      <w:pPr>
-        <w:pStyle w:val="Normal"/>
-        <w:rPr/>
-      </w:pPr>
-      <w:r>
-        <w:rPr/>
-      </w:r>
-    </w:p>
-    <w:p>
-      <w:pPr>
-        <w:pStyle w:val="Heading3"/>
-        <w:rPr/>
-      </w:pPr>
-      <w:r>
-        <w:rPr>
-          <w:color w:val="002B6C"/>
-        </w:rPr>
-        <w:t>Expected output / observation</w:t>
+      </w:pPr>
+      <w:r>
+        <w:t>You must send ALL config properties, not just the changed one.</w:t>
       </w:r>
     </w:p>
     <w:p>
       <w:pPr>
         <w:pStyle w:val="ListBullet"/>
-        <w:numPr>
-          <w:ilvl w:val="0"/>
-          <w:numId w:val="1"/>
-        </w:numPr>
-        <w:rPr/>
-      </w:pPr>
-      <w:r>
-        <w:rPr/>
-        <w:t>A signal row is inserted.</w:t>
-      </w:r>
-    </w:p>
-    <w:p>
-      <w:pPr>
-        <w:pStyle w:val="ListBullet"/>
-        <w:numPr>
-          <w:ilvl w:val="0"/>
-          <w:numId w:val="1"/>
-        </w:numPr>
-        <w:rPr/>
-      </w:pPr>
-      <w:r>
-        <w:rPr/>
-        <w:t>Additional read-style records can appear for selected rows.</w:t>
-      </w:r>
-    </w:p>
-    <w:p>
-      <w:pPr>
-        <w:pStyle w:val="ListBullet"/>
-        <w:numPr>
-          <w:ilvl w:val="0"/>
-          <w:numId w:val="1"/>
-        </w:numPr>
-        <w:rPr/>
-      </w:pPr>
-      <w:r>
-        <w:rPr/>
-        <w:t>The connector keeps streaming after the snapshot action.</w:t>
-      </w:r>
-    </w:p>
-    <w:p>
-      <w:pPr>
-        <w:pStyle w:val="Heading3"/>
-        <w:rPr/>
-      </w:pPr>
-      <w:r>
-        <w:rPr>
-          <w:color w:val="002B6C"/>
-        </w:rPr>
-        <w:t>Mini Exercise</w:t>
-      </w:r>
-    </w:p>
-    <w:p>
-      <w:pPr>
-        <w:pStyle w:val="Normal"/>
-        <w:rPr/>
-      </w:pPr>
-      <w:r>
-        <w:rPr/>
-        <w:t>Why is an incremental snapshot better than deleting the connector for a targeted reread?</w:t>
-      </w:r>
-    </w:p>
-    <w:p>
-      <w:pPr>
-        <w:pStyle w:val="Heading3"/>
-        <w:rPr/>
-      </w:pPr>
-      <w:r>
-        <w:rPr>
-          <w:color w:val="002B6C"/>
-        </w:rPr>
-        <w:t>Solution</w:t>
-      </w:r>
-    </w:p>
-    <w:p>
-      <w:pPr>
-        <w:pStyle w:val="ListBullet"/>
-        <w:numPr>
-          <w:ilvl w:val="0"/>
-          <w:numId w:val="1"/>
-        </w:numPr>
-        <w:rPr/>
-      </w:pPr>
-      <w:r>
-        <w:rPr/>
-        <w:t>It is scoped to the selected data collection.</w:t>
-      </w:r>
-    </w:p>
-    <w:p>
-      <w:pPr>
-        <w:pStyle w:val="ListBullet"/>
-        <w:numPr>
-          <w:ilvl w:val="0"/>
-          <w:numId w:val="1"/>
-        </w:numPr>
-        <w:rPr/>
-      </w:pPr>
-      <w:r>
-        <w:rPr/>
-        <w:t>It avoids unnecessary connector recreation.</w:t>
-      </w:r>
-    </w:p>
-    <w:p>
-      <w:pPr>
-        <w:pStyle w:val="ListBullet"/>
-        <w:numPr>
-          <w:ilvl w:val="0"/>
-          <w:numId w:val="1"/>
-        </w:numPr>
-        <w:rPr/>
-      </w:pPr>
-      <w:r>
-        <w:rPr/>
-        <w:t>It keeps the operational story clear for running pipelines.</w:t>
-      </w:r>
-    </w:p>
-    <w:p>
-      <w:pPr>
-        <w:pStyle w:val="Heading2"/>
-        <w:rPr/>
-      </w:pPr>
-      <w:r>
-        <w:rPr/>
-        <w:t>Exercise 8 - Register The Flattened Connector</w:t>
-      </w:r>
-    </w:p>
-    <w:p>
-      <w:pPr>
-        <w:pStyle w:val="Normal"/>
-        <w:rPr/>
-      </w:pPr>
-      <w:r>
-        <w:rPr/>
-        <w:t>This exercise compares Debezium's rich envelope with a downstream-friendly flattened record shape.</w:t>
-      </w:r>
-    </w:p>
-    <w:p>
-      <w:pPr>
-        <w:pStyle w:val="Heading3"/>
-        <w:rPr/>
-      </w:pPr>
-      <w:r>
-        <w:rPr/>
-        <w:t>Commands</w:t>
-      </w:r>
-    </w:p>
-    <w:tbl>
-      <w:tblPr>
-        <w:tblW w:w="9072" w:type="dxa"/>
-        <w:jc w:val="start"/>
-        <w:tblInd w:w="108" w:type="dxa"/>
-        <w:tblLayout w:type="fixed"/>
-        <w:tblCellMar>
-          <w:top w:w="0" w:type="dxa"/>
-          <w:start w:w="108" w:type="dxa"/>
-          <w:bottom w:w="0" w:type="dxa"/>
-          <w:end w:w="108" w:type="dxa"/>
-        </w:tblCellMar>
-        <w:tblLook w:firstRow="1" w:noVBand="1" w:lastRow="0" w:firstColumn="1" w:lastColumn="0" w:noHBand="0" w:val="04a0"/>
-      </w:tblPr>
-      <w:tblGrid>
-        <w:gridCol w:w="9072"/>
-      </w:tblGrid>
-      <w:tr>
-        <w:trPr/>
-        <w:tc>
-          <w:tcPr>
-            <w:tcW w:w="9072" w:type="dxa"/>
-            <w:tcBorders/>
-            <w:shd w:fill="F2F2F2" w:val="clear"/>
-            <w:vAlign w:val="center"/>
-          </w:tcPr>
-          <w:p>
-            <w:pPr>
-              <w:pStyle w:val="Normal"/>
-              <w:widowControl/>
-              <w:bidi w:val="0"/>
-              <w:spacing w:lineRule="auto" w:line="276" w:before="0" w:after="200"/>
-              <w:jc w:val="start"/>
-              <w:rPr/>
-            </w:pPr>
-            <w:r>
-              <w:rPr>
-                <w:rFonts w:ascii="Consolas" w:hAnsi="Consolas"/>
-                <w:b w:val="false"/>
-                <w:color w:val="333333"/>
-                <w:sz w:val="18"/>
-              </w:rPr>
-              <w:t>curl -s -X POST http://localhost:18083/connectors \</w:t>
-              <w:br/>
-              <w:t xml:space="preserve">  -H "Content-Type: application/json" \</w:t>
-              <w:br/>
-              <w:t xml:space="preserve">  --data-binary @postgres-flat-connector.json</w:t>
-              <w:br/>
-              <w:t>curl -s http://localhost:18083/connectors/inventory-flat-connector/status</w:t>
-              <w:br/>
-              <w:t>docker compose exec -T kafka kafka-console-consumer --bootstrap-server kafka:9092 --topic inventory_flat.public.customers-flat --from-beginning --max-messages 3 --timeout-ms 20000</w:t>
-            </w:r>
-          </w:p>
-        </w:tc>
-      </w:tr>
-    </w:tbl>
-    <w:p>
-      <w:pPr>
-        <w:pStyle w:val="Normal"/>
-        <w:rPr/>
-      </w:pPr>
-      <w:r>
-        <w:rPr/>
-      </w:r>
-    </w:p>
-    <w:p>
-      <w:pPr>
-        <w:pStyle w:val="Heading3"/>
-        <w:rPr/>
-      </w:pPr>
-      <w:r>
-        <w:rPr>
-          <w:color w:val="002B6C"/>
-        </w:rPr>
-        <w:t>Expected output / observation</w:t>
-      </w:r>
-    </w:p>
-    <w:p>
-      <w:pPr>
-        <w:pStyle w:val="ListBullet"/>
-        <w:numPr>
-          <w:ilvl w:val="0"/>
-          <w:numId w:val="1"/>
-        </w:numPr>
-        <w:rPr/>
-      </w:pPr>
-      <w:r>
-        <w:rPr/>
-        <w:t>The flat connector is RUNNING.</w:t>
-      </w:r>
-    </w:p>
-    <w:p>
-      <w:pPr>
-        <w:pStyle w:val="ListBullet"/>
-        <w:numPr>
-          <w:ilvl w:val="0"/>
-          <w:numId w:val="1"/>
-        </w:numPr>
-        <w:rPr/>
-      </w:pPr>
-      <w:r>
-        <w:rPr/>
-        <w:t>Flattened records contain row-like fields.</w:t>
-      </w:r>
-    </w:p>
-    <w:p>
-      <w:pPr>
-        <w:pStyle w:val="ListBullet"/>
-        <w:numPr>
-          <w:ilvl w:val="0"/>
-          <w:numId w:val="1"/>
-        </w:numPr>
-        <w:rPr/>
-      </w:pPr>
-      <w:r>
-        <w:rPr/>
-        <w:t>Selected metadata fields are added for traceability.</w:t>
-      </w:r>
-    </w:p>
-    <w:p>
-      <w:pPr>
-        <w:pStyle w:val="Heading3"/>
-        <w:rPr/>
-      </w:pPr>
-      <w:r>
-        <w:rPr>
-          <w:color w:val="002B6C"/>
-        </w:rPr>
-        <w:t>Mini Exercise</w:t>
-      </w:r>
-    </w:p>
-    <w:p>
-      <w:pPr>
-        <w:pStyle w:val="Normal"/>
-        <w:rPr/>
-      </w:pPr>
-      <w:r>
-        <w:rPr/>
-        <w:t>When should a team keep the Debezium envelope instead of flattening?</w:t>
-      </w:r>
-    </w:p>
-    <w:p>
-      <w:pPr>
-        <w:pStyle w:val="Heading3"/>
-        <w:rPr/>
-      </w:pPr>
-      <w:r>
-        <w:rPr>
-          <w:color w:val="002B6C"/>
-        </w:rPr>
-        <w:t>Solution</w:t>
-      </w:r>
-    </w:p>
-    <w:p>
-      <w:pPr>
-        <w:pStyle w:val="ListBullet"/>
-        <w:numPr>
-          <w:ilvl w:val="0"/>
-          <w:numId w:val="1"/>
-        </w:numPr>
-        <w:rPr/>
-      </w:pPr>
-      <w:r>
-        <w:rPr/>
-        <w:t>Keep the envelope when before-state, source metadata, deletes, or audit/replay behavior matters.</w:t>
-      </w:r>
-    </w:p>
-    <w:p>
-      <w:pPr>
-        <w:pStyle w:val="ListBullet"/>
-        <w:numPr>
-          <w:ilvl w:val="0"/>
-          <w:numId w:val="1"/>
-        </w:numPr>
-        <w:rPr/>
-      </w:pPr>
-      <w:r>
-        <w:rPr/>
-        <w:t>Flatten when a sink or application needs simpler row-like records and delete behavior is already designed.</w:t>
-      </w:r>
-    </w:p>
-    <w:p>
-      <w:pPr>
-        <w:pStyle w:val="Heading2"/>
-        <w:rPr/>
-      </w:pPr>
-      <w:r>
-        <w:rPr/>
-        <w:t>Exercise 9 - Run The Python CDC Inspector</w:t>
-      </w:r>
-    </w:p>
-    <w:p>
-      <w:pPr>
-        <w:pStyle w:val="Normal"/>
-        <w:rPr/>
-      </w:pPr>
-      <w:r>
-        <w:rPr/>
-        <w:t>The Python inspector shows how an application reads CDC events and summarizes operation, table, and key details.</w:t>
-      </w:r>
-    </w:p>
-    <w:p>
-      <w:pPr>
-        <w:pStyle w:val="Heading3"/>
-        <w:rPr/>
-      </w:pPr>
-      <w:r>
-        <w:rPr/>
-        <w:t>Commands</w:t>
-      </w:r>
-    </w:p>
-    <w:tbl>
-      <w:tblPr>
-        <w:tblW w:w="9072" w:type="dxa"/>
-        <w:jc w:val="start"/>
-        <w:tblInd w:w="108" w:type="dxa"/>
-        <w:tblLayout w:type="fixed"/>
-        <w:tblCellMar>
-          <w:top w:w="0" w:type="dxa"/>
-          <w:start w:w="108" w:type="dxa"/>
-          <w:bottom w:w="0" w:type="dxa"/>
-          <w:end w:w="108" w:type="dxa"/>
-        </w:tblCellMar>
-        <w:tblLook w:firstRow="1" w:noVBand="1" w:lastRow="0" w:firstColumn="1" w:lastColumn="0" w:noHBand="0" w:val="04a0"/>
-      </w:tblPr>
-      <w:tblGrid>
-        <w:gridCol w:w="9072"/>
-      </w:tblGrid>
-      <w:tr>
-        <w:trPr/>
-        <w:tc>
-          <w:tcPr>
-            <w:tcW w:w="9072" w:type="dxa"/>
-            <w:tcBorders/>
-            <w:shd w:fill="F2F2F2" w:val="clear"/>
-            <w:vAlign w:val="center"/>
-          </w:tcPr>
-          <w:p>
-            <w:pPr>
-              <w:pStyle w:val="Normal"/>
-              <w:widowControl/>
-              <w:bidi w:val="0"/>
-              <w:spacing w:lineRule="auto" w:line="276" w:before="0" w:after="200"/>
-              <w:jc w:val="start"/>
-              <w:rPr/>
-            </w:pPr>
-            <w:r>
-              <w:rPr>
-                <w:rFonts w:ascii="Consolas" w:hAnsi="Consolas"/>
-                <w:b w:val="false"/>
-                <w:color w:val="333333"/>
-                <w:sz w:val="18"/>
-              </w:rPr>
-              <w:t>python -m pip install -r requirements.txt</w:t>
-              <w:br/>
-              <w:t>python cdc_inspector.py --topic inventory.public.customers --group day4-python-envelope --max-messages 5</w:t>
-            </w:r>
-          </w:p>
-        </w:tc>
-      </w:tr>
-    </w:tbl>
-    <w:p>
-      <w:pPr>
-        <w:pStyle w:val="Normal"/>
-        <w:rPr/>
-      </w:pPr>
-      <w:r>
-        <w:rPr/>
-      </w:r>
-    </w:p>
-    <w:p>
-      <w:pPr>
-        <w:pStyle w:val="Heading3"/>
-        <w:rPr/>
-      </w:pPr>
-      <w:r>
-        <w:rPr>
-          <w:color w:val="002B6C"/>
-        </w:rPr>
-        <w:t>Expected output / observation</w:t>
-      </w:r>
-    </w:p>
-    <w:p>
-      <w:pPr>
-        <w:pStyle w:val="ListBullet"/>
-        <w:numPr>
-          <w:ilvl w:val="0"/>
-          <w:numId w:val="1"/>
-        </w:numPr>
-        <w:rPr/>
-      </w:pPr>
-      <w:r>
-        <w:rPr/>
-        <w:t>The script reads Kafka records.</w:t>
-      </w:r>
-    </w:p>
-    <w:p>
-      <w:pPr>
-        <w:pStyle w:val="ListBullet"/>
-        <w:numPr>
-          <w:ilvl w:val="0"/>
-          <w:numId w:val="1"/>
-        </w:numPr>
-        <w:rPr/>
-      </w:pPr>
-      <w:r>
-        <w:rPr/>
-        <w:t>It prints envelope summaries including operation code and key.</w:t>
-      </w:r>
-    </w:p>
-    <w:p>
-      <w:pPr>
-        <w:pStyle w:val="ListBullet"/>
-        <w:numPr>
-          <w:ilvl w:val="0"/>
-          <w:numId w:val="1"/>
-        </w:numPr>
-        <w:rPr/>
-      </w:pPr>
-      <w:r>
-        <w:rPr/>
-        <w:t>The consumer group appears in Kafka UI.</w:t>
-      </w:r>
-    </w:p>
-    <w:p>
-      <w:pPr>
-        <w:pStyle w:val="Heading3"/>
-        <w:rPr/>
-      </w:pPr>
-      <w:r>
-        <w:rPr>
-          <w:color w:val="002B6C"/>
-        </w:rPr>
-        <w:t>Mini Exercise</w:t>
-      </w:r>
-    </w:p>
-    <w:p>
-      <w:pPr>
-        <w:pStyle w:val="Normal"/>
-        <w:rPr/>
-      </w:pPr>
-      <w:r>
-        <w:rPr/>
-        <w:t>Why use a consumer group name for the inspector?</w:t>
-      </w:r>
-    </w:p>
-    <w:p>
-      <w:pPr>
-        <w:pStyle w:val="Heading3"/>
-        <w:rPr/>
-      </w:pPr>
-      <w:r>
-        <w:rPr>
-          <w:color w:val="002B6C"/>
-        </w:rPr>
-        <w:t>Solution</w:t>
-      </w:r>
-    </w:p>
-    <w:p>
-      <w:pPr>
-        <w:pStyle w:val="ListBullet"/>
-        <w:numPr>
-          <w:ilvl w:val="0"/>
-          <w:numId w:val="1"/>
-        </w:numPr>
-        <w:rPr/>
-      </w:pPr>
-      <w:r>
-        <w:rPr/>
-        <w:t>The group name gives the consumer a committed identity in Kafka.</w:t>
-      </w:r>
-    </w:p>
-    <w:p>
-      <w:pPr>
-        <w:pStyle w:val="ListBullet"/>
-        <w:numPr>
-          <w:ilvl w:val="0"/>
-          <w:numId w:val="1"/>
-        </w:numPr>
-        <w:rPr/>
-      </w:pPr>
-      <w:r>
-        <w:rPr/>
-        <w:t>It makes the run visible in Kafka UI and separates it from other student consumers.</w:t>
-      </w:r>
-    </w:p>
-    <w:p>
-      <w:pPr>
-        <w:pStyle w:val="Heading2"/>
-        <w:rPr/>
-      </w:pPr>
-      <w:r>
-        <w:rPr/>
-        <w:t>Exercise 10 - Restart Connect And Prove Recovery</w:t>
-      </w:r>
-    </w:p>
-    <w:p>
-      <w:pPr>
-        <w:pStyle w:val="Normal"/>
-        <w:rPr/>
-      </w:pPr>
-      <w:r>
-        <w:rPr/>
-        <w:t>A production CDC session should prove restart behavior. This is the difference between a demo and a pipeline habit.</w:t>
-      </w:r>
-    </w:p>
-    <w:p>
-      <w:pPr>
-        <w:pStyle w:val="Heading3"/>
-        <w:rPr/>
-      </w:pPr>
-      <w:r>
-        <w:rPr/>
-        <w:t>Commands</w:t>
-      </w:r>
-    </w:p>
-    <w:tbl>
-      <w:tblPr>
-        <w:tblW w:w="9072" w:type="dxa"/>
-        <w:jc w:val="start"/>
-        <w:tblInd w:w="108" w:type="dxa"/>
-        <w:tblLayout w:type="fixed"/>
-        <w:tblCellMar>
-          <w:top w:w="0" w:type="dxa"/>
-          <w:start w:w="108" w:type="dxa"/>
-          <w:bottom w:w="0" w:type="dxa"/>
-          <w:end w:w="108" w:type="dxa"/>
-        </w:tblCellMar>
-        <w:tblLook w:firstRow="1" w:noVBand="1" w:lastRow="0" w:firstColumn="1" w:lastColumn="0" w:noHBand="0" w:val="04a0"/>
-      </w:tblPr>
-      <w:tblGrid>
-        <w:gridCol w:w="9072"/>
-      </w:tblGrid>
-      <w:tr>
-        <w:trPr/>
-        <w:tc>
-          <w:tcPr>
-            <w:tcW w:w="9072" w:type="dxa"/>
-            <w:tcBorders/>
-            <w:shd w:fill="F2F2F2" w:val="clear"/>
-            <w:vAlign w:val="center"/>
-          </w:tcPr>
-          <w:p>
-            <w:pPr>
-              <w:pStyle w:val="Normal"/>
-              <w:widowControl/>
-              <w:bidi w:val="0"/>
-              <w:spacing w:lineRule="auto" w:line="276" w:before="0" w:after="200"/>
-              <w:jc w:val="start"/>
-              <w:rPr/>
-            </w:pPr>
-            <w:r>
-              <w:rPr>
-                <w:rFonts w:ascii="Consolas" w:hAnsi="Consolas"/>
-                <w:b w:val="false"/>
-                <w:color w:val="333333"/>
-                <w:sz w:val="18"/>
-              </w:rPr>
-              <w:t>docker compose restart connect</w:t>
-              <w:br/>
-              <w:t># Wait about 25 seconds for the Connect worker to return.</w:t>
-              <w:br/>
-              <w:t>curl -s http://localhost:18083/connectors/inventory-envelope-connector/status</w:t>
-              <w:br/>
-              <w:t>docker compose exec -T postgres psql -U postgres -d inventory -c "UPDATE customers SET balance=balance+10, updated_at=now() WHERE email='dina@example.com';"</w:t>
-              <w:br/>
-              <w:t>docker compose exec -T kafka kafka-console-consumer --bootstrap-server kafka:9092 --topic inventory.public.customers --from-beginning --max-messages 11 --timeout-ms 25000</w:t>
-            </w:r>
-          </w:p>
-        </w:tc>
-      </w:tr>
-    </w:tbl>
-    <w:p>
-      <w:pPr>
-        <w:pStyle w:val="Normal"/>
-        <w:rPr/>
-      </w:pPr>
-      <w:r>
-        <w:rPr/>
-      </w:r>
-    </w:p>
-    <w:p>
-      <w:pPr>
-        <w:pStyle w:val="Heading3"/>
-        <w:rPr/>
-      </w:pPr>
-      <w:r>
-        <w:rPr>
-          <w:color w:val="002B6C"/>
-        </w:rPr>
-        <w:t>Expected output / observation</w:t>
-      </w:r>
-    </w:p>
-    <w:p>
-      <w:pPr>
-        <w:pStyle w:val="ListBullet"/>
-        <w:numPr>
-          <w:ilvl w:val="0"/>
-          <w:numId w:val="1"/>
-        </w:numPr>
-        <w:rPr/>
-      </w:pPr>
-      <w:r>
-        <w:rPr/>
-        <w:t>Connect restarts.</w:t>
-      </w:r>
-    </w:p>
-    <w:p>
-      <w:pPr>
-        <w:pStyle w:val="ListBullet"/>
-        <w:numPr>
-          <w:ilvl w:val="0"/>
-          <w:numId w:val="1"/>
-        </w:numPr>
-        <w:rPr/>
-      </w:pPr>
-      <w:r>
-        <w:rPr/>
-        <w:t>Connector status returns to RUNNING.</w:t>
-      </w:r>
-    </w:p>
-    <w:p>
-      <w:pPr>
-        <w:pStyle w:val="ListBullet"/>
-        <w:numPr>
-          <w:ilvl w:val="0"/>
-          <w:numId w:val="1"/>
-        </w:numPr>
-        <w:rPr/>
-      </w:pPr>
-      <w:r>
-        <w:rPr/>
-        <w:t>A new update event appears after restart.</w:t>
-      </w:r>
-    </w:p>
-    <w:p>
-      <w:pPr>
-        <w:pStyle w:val="Heading3"/>
-        <w:rPr/>
-      </w:pPr>
-      <w:r>
-        <w:rPr>
-          <w:color w:val="002B6C"/>
-        </w:rPr>
-        <w:t>Mini Exercise</w:t>
-      </w:r>
-    </w:p>
-    <w:p>
-      <w:pPr>
-        <w:pStyle w:val="Normal"/>
-        <w:rPr/>
-      </w:pPr>
-      <w:r>
-        <w:rPr/>
-        <w:t>What proves recovery in this exercise?</w:t>
-      </w:r>
-    </w:p>
-    <w:p>
-      <w:pPr>
-        <w:pStyle w:val="Heading3"/>
-        <w:rPr/>
-      </w:pPr>
-      <w:r>
-        <w:rPr>
-          <w:color w:val="002B6C"/>
-        </w:rPr>
-        <w:t>Solution</w:t>
-      </w:r>
-    </w:p>
-    <w:p>
-      <w:pPr>
-        <w:pStyle w:val="ListBullet"/>
-        <w:numPr>
-          <w:ilvl w:val="0"/>
-          <w:numId w:val="1"/>
-        </w:numPr>
-        <w:rPr/>
-      </w:pPr>
-      <w:r>
-        <w:rPr/>
-        <w:t>The connector returns to RUNNING.</w:t>
-      </w:r>
-    </w:p>
-    <w:p>
-      <w:pPr>
-        <w:pStyle w:val="ListBullet"/>
-        <w:numPr>
-          <w:ilvl w:val="0"/>
-          <w:numId w:val="1"/>
-        </w:numPr>
-        <w:rPr/>
-      </w:pPr>
-      <w:r>
-        <w:rPr/>
-        <w:t>A new database update after restart appears in Kafka.</w:t>
-      </w:r>
-    </w:p>
-    <w:p>
-      <w:pPr>
-        <w:pStyle w:val="ListBullet"/>
-        <w:numPr>
-          <w:ilvl w:val="0"/>
-          <w:numId w:val="1"/>
-        </w:numPr>
-        <w:rPr/>
-      </w:pPr>
-      <w:r>
-        <w:rPr/>
-        <w:t>The event proves Debezium resumed from stored source offsets.</w:t>
+      </w:pPr>
+      <w:r>
+        <w:t>The connector will be automatically restarted with the new configuration.</w:t>
       </w:r>
     </w:p>
     <w:p>
       <w:pPr>
         <w:pStyle w:val="Heading1"/>
-        <w:rPr/>
-      </w:pPr>
-      <w:r>
-        <w:rPr/>
-        <w:t>Kafka UI Demonstration Checklist</w:t>
-      </w:r>
-    </w:p>
-    <w:p>
-      <w:pPr>
-        <w:pStyle w:val="ListBullet"/>
-        <w:numPr>
-          <w:ilvl w:val="0"/>
-          <w:numId w:val="1"/>
-        </w:numPr>
-        <w:rPr/>
-      </w:pPr>
-      <w:r>
-        <w:rPr/>
-        <w:t>Open http://localhost:18080.</w:t>
-      </w:r>
-    </w:p>
-    <w:p>
-      <w:pPr>
-        <w:pStyle w:val="ListBullet"/>
-        <w:numPr>
-          <w:ilvl w:val="0"/>
-          <w:numId w:val="1"/>
-        </w:numPr>
-        <w:rPr/>
-      </w:pPr>
-      <w:r>
-        <w:rPr/>
-        <w:t>Open Topics and inspect `inventory.public.customers` messages.</w:t>
-      </w:r>
-    </w:p>
-    <w:p>
-      <w:pPr>
-        <w:pStyle w:val="ListBullet"/>
-        <w:numPr>
-          <w:ilvl w:val="0"/>
-          <w:numId w:val="1"/>
-        </w:numPr>
-        <w:rPr/>
-      </w:pPr>
-      <w:r>
-        <w:rPr/>
-        <w:t>Open Consumers and look for groups created by console and Python runs.</w:t>
-      </w:r>
-    </w:p>
-    <w:p>
-      <w:pPr>
-        <w:pStyle w:val="ListBullet"/>
-        <w:numPr>
-          <w:ilvl w:val="0"/>
-          <w:numId w:val="1"/>
-        </w:numPr>
-        <w:rPr/>
-      </w:pPr>
-      <w:r>
-        <w:rPr/>
-        <w:t>Open Kafka Connect and verify connector/task status.</w:t>
-      </w:r>
-    </w:p>
-    <w:p>
-      <w:pPr>
-        <w:pStyle w:val="ListBullet"/>
-        <w:numPr>
-          <w:ilvl w:val="0"/>
-          <w:numId w:val="1"/>
-        </w:numPr>
-        <w:rPr/>
-      </w:pPr>
-      <w:r>
-        <w:rPr/>
-        <w:t>Return to Messages after insert/update/delete and ask students to identify `op` values.</w:t>
-      </w:r>
-    </w:p>
-    <w:p>
-      <w:pPr>
-        <w:pStyle w:val="Heading1"/>
-        <w:rPr/>
-      </w:pPr>
-      <w:r>
-        <w:rPr/>
+      </w:pPr>
+      <w:r>
         <w:t>Cleanup</w:t>
       </w:r>
     </w:p>
-    <w:tbl>
-      <w:tblPr>
-        <w:tblW w:w="9072" w:type="dxa"/>
-        <w:jc w:val="start"/>
-        <w:tblInd w:w="108" w:type="dxa"/>
-        <w:tblLayout w:type="fixed"/>
-        <w:tblCellMar>
-          <w:top w:w="0" w:type="dxa"/>
-          <w:start w:w="108" w:type="dxa"/>
-          <w:bottom w:w="0" w:type="dxa"/>
-          <w:end w:w="108" w:type="dxa"/>
-        </w:tblCellMar>
-        <w:tblLook w:firstRow="1" w:noVBand="1" w:lastRow="0" w:firstColumn="1" w:lastColumn="0" w:noHBand="0" w:val="04a0"/>
-      </w:tblPr>
-      <w:tblGrid>
-        <w:gridCol w:w="9072"/>
-      </w:tblGrid>
-      <w:tr>
-        <w:trPr/>
-        <w:tc>
-          <w:tcPr>
-            <w:tcW w:w="9072" w:type="dxa"/>
-            <w:tcBorders/>
-            <w:shd w:fill="F2F2F2" w:val="clear"/>
-            <w:vAlign w:val="center"/>
-          </w:tcPr>
-          <w:p>
-            <w:pPr>
-              <w:pStyle w:val="Normal"/>
-              <w:widowControl/>
-              <w:bidi w:val="0"/>
-              <w:spacing w:lineRule="auto" w:line="276" w:before="0" w:after="200"/>
-              <w:jc w:val="start"/>
-              <w:rPr/>
-            </w:pPr>
-            <w:r>
-              <w:rPr>
-                <w:rFonts w:ascii="Consolas" w:hAnsi="Consolas"/>
-                <w:b w:val="false"/>
-                <w:color w:val="333333"/>
-                <w:sz w:val="18"/>
-              </w:rPr>
-              <w:t>docker compose down -v</w:t>
-            </w:r>
-          </w:p>
-        </w:tc>
-      </w:tr>
-    </w:tbl>
-    <w:p>
-      <w:pPr>
-        <w:pStyle w:val="Normal"/>
-        <w:rPr/>
-      </w:pPr>
-      <w:r>
-        <w:rPr/>
-      </w:r>
-    </w:p>
-    <w:p>
-      <w:pPr>
-        <w:pStyle w:val="Normal"/>
-        <w:widowControl/>
-        <w:bidi w:val="0"/>
-        <w:spacing w:lineRule="auto" w:line="276" w:before="0" w:after="200"/>
-        <w:jc w:val="start"/>
-        <w:rPr/>
-      </w:pPr>
-      <w:r>
-        <w:rPr/>
-        <w:t>Cleanup removes containers and lab volumes so the next run starts from a clean snapshot.</w:t>
+    <w:p>
+      <w:r>
+        <w:rPr>
+          <w:b w:val="0"/>
+          <w:i w:val="0"/>
+        </w:rPr>
+        <w:t>When done with all labs, stop and remove all containers:</w:t>
+      </w:r>
+    </w:p>
+    <w:p>
+      <w:pPr>
+        <w:spacing w:before="0" w:after="0"/>
+      </w:pPr>
+      <w:r>
+        <w:rPr>
+          <w:rFonts w:ascii="Consolas" w:hAnsi="Consolas"/>
+          <w:color w:val="333333"/>
+          <w:sz w:val="18"/>
+        </w:rPr>
+        <w:t>docker compose down -v</w:t>
+      </w:r>
+    </w:p>
+    <w:p>
+      <w:r>
+        <w:rPr>
+          <w:b w:val="0"/>
+          <w:i w:val="0"/>
+        </w:rPr>
+        <w:t>The -v flag removes named volumes (kafka_data, postgres_data) to free disk space.</w:t>
       </w:r>
     </w:p>
     <w:sectPr>
